--- a/docs/pseudo_readthedocs_velocity.docx
+++ b/docs/pseudo_readthedocs_velocity.docx
@@ -253,7 +253,6 @@
                 <w:lang w:val="en"/>
               </w:rPr>
             </w:pPr>
-            <w:proofErr w:type="spellStart"/>
             <w:r>
               <w:rPr>
                 <w:bCs/>
@@ -272,47 +271,32 @@
                 <w:color w:val="2E74B5" w:themeColor="accent5" w:themeShade="BF"/>
                 <w:lang w:val="en"/>
               </w:rPr>
-              <w:t>class</w:t>
-            </w:r>
-            <w:proofErr w:type="spellEnd"/>
-            <w:r>
-              <w:rPr>
-                <w:bCs/>
-                <w:i/>
+              <w:t xml:space="preserve">class </w:t>
+            </w:r>
+            <w:r>
+              <w:rPr>
+                <w:bCs/>
                 <w:iCs/>
+                <w:lang w:val="en"/>
+              </w:rPr>
+              <w:t>velocity.mps_to_fps</w:t>
+            </w:r>
+            <w:r>
+              <w:rPr>
+                <w:bCs/>
                 <w:color w:val="2E74B5" w:themeColor="accent5" w:themeShade="BF"/>
                 <w:lang w:val="en"/>
               </w:rPr>
-              <w:t xml:space="preserve"> </w:t>
-            </w:r>
-            <w:proofErr w:type="spellStart"/>
-            <w:r>
-              <w:rPr>
-                <w:bCs/>
-                <w:iCs/>
-                <w:lang w:val="en"/>
-              </w:rPr>
-              <w:t>velocity.mps_to_fps</w:t>
-            </w:r>
-            <w:proofErr w:type="spellEnd"/>
+              <w:t>(</w:t>
+            </w:r>
             <w:r>
               <w:rPr>
                 <w:bCs/>
                 <w:color w:val="2E74B5" w:themeColor="accent5" w:themeShade="BF"/>
                 <w:lang w:val="en"/>
               </w:rPr>
-              <w:t>(</w:t>
-            </w:r>
-            <w:proofErr w:type="spellStart"/>
-            <w:r>
-              <w:rPr>
-                <w:bCs/>
-                <w:color w:val="2E74B5" w:themeColor="accent5" w:themeShade="BF"/>
-                <w:lang w:val="en"/>
-              </w:rPr>
               <w:t>velocity_mps</w:t>
             </w:r>
-            <w:proofErr w:type="spellEnd"/>
             <w:r>
               <w:rPr>
                 <w:bCs/>
@@ -406,7 +390,6 @@
                 <w:numId w:val="4"/>
               </w:numPr>
             </w:pPr>
-            <w:proofErr w:type="spellStart"/>
             <w:r>
               <w:rPr>
                 <w:b/>
@@ -414,7 +397,6 @@
               </w:rPr>
               <w:t>velocity_mps</w:t>
             </w:r>
-            <w:proofErr w:type="spellEnd"/>
             <w:r>
               <w:t xml:space="preserve"> – </w:t>
             </w:r>
@@ -485,7 +467,6 @@
                 <w:lang w:val="en"/>
               </w:rPr>
             </w:pPr>
-            <w:proofErr w:type="spellStart"/>
             <w:r>
               <w:rPr>
                 <w:bCs/>
@@ -504,102 +485,31 @@
                 <w:color w:val="2E74B5" w:themeColor="accent5" w:themeShade="BF"/>
                 <w:lang w:val="en"/>
               </w:rPr>
-              <w:t>class</w:t>
-            </w:r>
-            <w:proofErr w:type="spellEnd"/>
-            <w:r>
-              <w:rPr>
-                <w:bCs/>
-                <w:i/>
+              <w:t xml:space="preserve">class </w:t>
+            </w:r>
+            <w:r>
+              <w:rPr>
+                <w:bCs/>
                 <w:iCs/>
+                <w:lang w:val="en"/>
+              </w:rPr>
+              <w:t>velocity.fps_to_mps</w:t>
+            </w:r>
+            <w:r>
+              <w:rPr>
+                <w:bCs/>
                 <w:color w:val="2E74B5" w:themeColor="accent5" w:themeShade="BF"/>
                 <w:lang w:val="en"/>
               </w:rPr>
-              <w:t xml:space="preserve"> </w:t>
-            </w:r>
-            <w:proofErr w:type="spellStart"/>
-            <w:r>
-              <w:rPr>
-                <w:bCs/>
-                <w:iCs/>
-                <w:lang w:val="en"/>
-              </w:rPr>
-              <w:t>velocity.</w:t>
-            </w:r>
-            <w:r>
-              <w:rPr>
-                <w:bCs/>
-                <w:iCs/>
-                <w:lang w:val="en"/>
-              </w:rPr>
-              <w:t>f</w:t>
-            </w:r>
-            <w:r>
-              <w:rPr>
-                <w:bCs/>
-                <w:iCs/>
-                <w:lang w:val="en"/>
-              </w:rPr>
-              <w:t>ps_to_</w:t>
-            </w:r>
-            <w:r>
-              <w:rPr>
-                <w:bCs/>
-                <w:iCs/>
-                <w:lang w:val="en"/>
-              </w:rPr>
-              <w:t>m</w:t>
-            </w:r>
-            <w:r>
-              <w:rPr>
-                <w:bCs/>
-                <w:iCs/>
-                <w:lang w:val="en"/>
-              </w:rPr>
-              <w:t>ps</w:t>
-            </w:r>
-            <w:proofErr w:type="spellEnd"/>
+              <w:t>(</w:t>
+            </w:r>
             <w:r>
               <w:rPr>
                 <w:bCs/>
                 <w:color w:val="2E74B5" w:themeColor="accent5" w:themeShade="BF"/>
                 <w:lang w:val="en"/>
               </w:rPr>
-              <w:t>(</w:t>
-            </w:r>
-            <w:proofErr w:type="spellStart"/>
-            <w:r>
-              <w:rPr>
-                <w:bCs/>
-                <w:color w:val="2E74B5" w:themeColor="accent5" w:themeShade="BF"/>
-                <w:lang w:val="en"/>
-              </w:rPr>
-              <w:t>velocity_</w:t>
-            </w:r>
-            <w:r>
-              <w:rPr>
-                <w:bCs/>
-                <w:color w:val="2E74B5" w:themeColor="accent5" w:themeShade="BF"/>
-                <w:lang w:val="en"/>
-              </w:rPr>
-              <w:t>f</w:t>
-            </w:r>
-            <w:r>
-              <w:rPr>
-                <w:bCs/>
-                <w:color w:val="2E74B5" w:themeColor="accent5" w:themeShade="BF"/>
-                <w:lang w:val="en"/>
-              </w:rPr>
-              <w:t>ps</w:t>
-            </w:r>
-            <w:proofErr w:type="spellEnd"/>
-            <w:r>
-              <w:rPr>
-                <w:bCs/>
-                <w:color w:val="2E74B5" w:themeColor="accent5" w:themeShade="BF"/>
-                <w:lang w:val="en"/>
-              </w:rPr>
-              <w:t>)</w:t>
+              <w:t>velocity_fps)</w:t>
             </w:r>
             <w:r>
               <w:rPr>
@@ -623,31 +533,7 @@
         <w:rPr>
           <w:lang w:val="en"/>
         </w:rPr>
-        <w:t xml:space="preserve">Conversion of </w:t>
-      </w:r>
-      <w:r>
-        <w:rPr>
-          <w:lang w:val="en"/>
-        </w:rPr>
-        <w:t>feet</w:t>
-      </w:r>
-      <w:r>
-        <w:rPr>
-          <w:lang w:val="en"/>
-        </w:rPr>
-        <w:t xml:space="preserve">-per-second velocity to a </w:t>
-      </w:r>
-      <w:r>
-        <w:rPr>
-          <w:lang w:val="en"/>
-        </w:rPr>
-        <w:t>meters</w:t>
-      </w:r>
-      <w:r>
-        <w:rPr>
-          <w:lang w:val="en"/>
-        </w:rPr>
-        <w:t xml:space="preserve">-per-second velocity value. </w:t>
+        <w:t xml:space="preserve">Conversion of feet-per-second velocity to a meters-per-second velocity value. </w:t>
       </w:r>
     </w:p>
     <w:tbl>
@@ -710,40 +596,18 @@
                 <w:numId w:val="4"/>
               </w:numPr>
             </w:pPr>
-            <w:proofErr w:type="spellStart"/>
             <w:r>
               <w:rPr>
                 <w:b/>
                 <w:bCs/>
               </w:rPr>
-              <w:t>velocity_</w:t>
-            </w:r>
-            <w:r>
-              <w:rPr>
-                <w:b/>
-                <w:bCs/>
-              </w:rPr>
-              <w:t>f</w:t>
-            </w:r>
-            <w:r>
-              <w:rPr>
-                <w:b/>
-                <w:bCs/>
-              </w:rPr>
-              <w:t>ps</w:t>
-            </w:r>
-            <w:proofErr w:type="spellEnd"/>
+              <w:t>velocity_fps</w:t>
+            </w:r>
             <w:r>
               <w:t xml:space="preserve"> – </w:t>
             </w:r>
             <w:r>
-              <w:t xml:space="preserve">The velocity in </w:t>
-            </w:r>
-            <w:r>
-              <w:t>feet-</w:t>
-            </w:r>
-            <w:r>
-              <w:t>per-second. Can be any numeric value. No default value.</w:t>
+              <w:t>The velocity in feet-per-second. Can be any numeric value. No default value.</w:t>
             </w:r>
           </w:p>
         </w:tc>
@@ -788,7 +652,6 @@
                 <w:lang w:val="en"/>
               </w:rPr>
             </w:pPr>
-            <w:proofErr w:type="spellStart"/>
             <w:r>
               <w:rPr>
                 <w:bCs/>
@@ -807,118 +670,31 @@
                 <w:color w:val="2E74B5" w:themeColor="accent5" w:themeShade="BF"/>
                 <w:lang w:val="en"/>
               </w:rPr>
-              <w:t>class</w:t>
-            </w:r>
-            <w:proofErr w:type="spellEnd"/>
-            <w:r>
-              <w:rPr>
-                <w:bCs/>
-                <w:i/>
+              <w:t xml:space="preserve">class </w:t>
+            </w:r>
+            <w:r>
+              <w:rPr>
+                <w:bCs/>
                 <w:iCs/>
+                <w:lang w:val="en"/>
+              </w:rPr>
+              <w:t>velocity.kmph_to_mph</w:t>
+            </w:r>
+            <w:r>
+              <w:rPr>
+                <w:bCs/>
                 <w:color w:val="2E74B5" w:themeColor="accent5" w:themeShade="BF"/>
                 <w:lang w:val="en"/>
               </w:rPr>
-              <w:t xml:space="preserve"> </w:t>
-            </w:r>
-            <w:proofErr w:type="spellStart"/>
-            <w:r>
-              <w:rPr>
-                <w:bCs/>
-                <w:iCs/>
-                <w:lang w:val="en"/>
-              </w:rPr>
-              <w:t>velocity.</w:t>
-            </w:r>
-            <w:r>
-              <w:rPr>
-                <w:bCs/>
-                <w:iCs/>
-                <w:lang w:val="en"/>
-              </w:rPr>
-              <w:t>k</w:t>
-            </w:r>
-            <w:r>
-              <w:rPr>
-                <w:bCs/>
-                <w:iCs/>
-                <w:lang w:val="en"/>
-              </w:rPr>
-              <w:t>mp</w:t>
-            </w:r>
-            <w:r>
-              <w:rPr>
-                <w:bCs/>
-                <w:iCs/>
-                <w:lang w:val="en"/>
-              </w:rPr>
-              <w:t>h</w:t>
-            </w:r>
-            <w:r>
-              <w:rPr>
-                <w:bCs/>
-                <w:iCs/>
-                <w:lang w:val="en"/>
-              </w:rPr>
-              <w:t>_to_</w:t>
-            </w:r>
-            <w:r>
-              <w:rPr>
-                <w:bCs/>
-                <w:iCs/>
-                <w:lang w:val="en"/>
-              </w:rPr>
-              <w:t>mph</w:t>
-            </w:r>
-            <w:proofErr w:type="spellEnd"/>
+              <w:t>(</w:t>
+            </w:r>
             <w:r>
               <w:rPr>
                 <w:bCs/>
                 <w:color w:val="2E74B5" w:themeColor="accent5" w:themeShade="BF"/>
                 <w:lang w:val="en"/>
               </w:rPr>
-              <w:t>(</w:t>
-            </w:r>
-            <w:proofErr w:type="spellStart"/>
-            <w:r>
-              <w:rPr>
-                <w:bCs/>
-                <w:color w:val="2E74B5" w:themeColor="accent5" w:themeShade="BF"/>
-                <w:lang w:val="en"/>
-              </w:rPr>
-              <w:t>velocity_</w:t>
-            </w:r>
-            <w:r>
-              <w:rPr>
-                <w:bCs/>
-                <w:color w:val="2E74B5" w:themeColor="accent5" w:themeShade="BF"/>
-                <w:lang w:val="en"/>
-              </w:rPr>
-              <w:t>k</w:t>
-            </w:r>
-            <w:r>
-              <w:rPr>
-                <w:bCs/>
-                <w:color w:val="2E74B5" w:themeColor="accent5" w:themeShade="BF"/>
-                <w:lang w:val="en"/>
-              </w:rPr>
-              <w:t>mp</w:t>
-            </w:r>
-            <w:r>
-              <w:rPr>
-                <w:bCs/>
-                <w:color w:val="2E74B5" w:themeColor="accent5" w:themeShade="BF"/>
-                <w:lang w:val="en"/>
-              </w:rPr>
-              <w:t>h</w:t>
-            </w:r>
-            <w:proofErr w:type="spellEnd"/>
-            <w:r>
-              <w:rPr>
-                <w:bCs/>
-                <w:color w:val="2E74B5" w:themeColor="accent5" w:themeShade="BF"/>
-                <w:lang w:val="en"/>
-              </w:rPr>
-              <w:t>)</w:t>
+              <w:t>velocity_kmph)</w:t>
             </w:r>
             <w:r>
               <w:rPr>
@@ -942,55 +718,7 @@
         <w:rPr>
           <w:lang w:val="en"/>
         </w:rPr>
-        <w:t xml:space="preserve">Conversion of </w:t>
-      </w:r>
-      <w:r>
-        <w:rPr>
-          <w:lang w:val="en"/>
-        </w:rPr>
-        <w:t>kilo</w:t>
-      </w:r>
-      <w:r>
-        <w:rPr>
-          <w:lang w:val="en"/>
-        </w:rPr>
-        <w:t>meters-per-</w:t>
-      </w:r>
-      <w:r>
-        <w:rPr>
-          <w:lang w:val="en"/>
-        </w:rPr>
-        <w:t>hour</w:t>
-      </w:r>
-      <w:r>
-        <w:rPr>
-          <w:lang w:val="en"/>
-        </w:rPr>
-        <w:t xml:space="preserve"> velocity to a </w:t>
-      </w:r>
-      <w:r>
-        <w:rPr>
-          <w:lang w:val="en"/>
-        </w:rPr>
-        <w:t>miles</w:t>
-      </w:r>
-      <w:r>
-        <w:rPr>
-          <w:lang w:val="en"/>
-        </w:rPr>
-        <w:t>-per-</w:t>
-      </w:r>
-      <w:r>
-        <w:rPr>
-          <w:lang w:val="en"/>
-        </w:rPr>
-        <w:t>hour</w:t>
-      </w:r>
-      <w:r>
-        <w:rPr>
-          <w:lang w:val="en"/>
-        </w:rPr>
-        <w:t xml:space="preserve"> velocity value. </w:t>
+        <w:t xml:space="preserve">Conversion of kilometers-per-hour velocity to a miles-per-hour velocity value. </w:t>
       </w:r>
     </w:p>
     <w:tbl>
@@ -1053,36 +781,13 @@
                 <w:numId w:val="4"/>
               </w:numPr>
             </w:pPr>
-            <w:proofErr w:type="spellStart"/>
             <w:r>
               <w:rPr>
                 <w:b/>
                 <w:bCs/>
               </w:rPr>
-              <w:t>velocity_</w:t>
-            </w:r>
-            <w:r>
-              <w:rPr>
-                <w:b/>
-                <w:bCs/>
-              </w:rPr>
-              <w:t>k</w:t>
-            </w:r>
-            <w:r>
-              <w:rPr>
-                <w:b/>
-                <w:bCs/>
-              </w:rPr>
-              <w:t>mp</w:t>
-            </w:r>
-            <w:r>
-              <w:rPr>
-                <w:b/>
-                <w:bCs/>
-              </w:rPr>
-              <w:t>h</w:t>
-            </w:r>
-            <w:proofErr w:type="spellEnd"/>
+              <w:t>velocity_kmph</w:t>
+            </w:r>
             <w:r>
               <w:t xml:space="preserve"> – </w:t>
             </w:r>
@@ -1144,7 +849,6 @@
                 <w:lang w:val="en"/>
               </w:rPr>
             </w:pPr>
-            <w:proofErr w:type="spellStart"/>
             <w:r>
               <w:rPr>
                 <w:bCs/>
@@ -1163,70 +867,31 @@
                 <w:color w:val="2E74B5" w:themeColor="accent5" w:themeShade="BF"/>
                 <w:lang w:val="en"/>
               </w:rPr>
-              <w:t>class</w:t>
-            </w:r>
-            <w:proofErr w:type="spellEnd"/>
-            <w:r>
-              <w:rPr>
-                <w:bCs/>
-                <w:i/>
+              <w:t xml:space="preserve">class </w:t>
+            </w:r>
+            <w:r>
+              <w:rPr>
+                <w:bCs/>
                 <w:iCs/>
+                <w:lang w:val="en"/>
+              </w:rPr>
+              <w:t>velocity.mph_to_kmph</w:t>
+            </w:r>
+            <w:r>
+              <w:rPr>
+                <w:bCs/>
                 <w:color w:val="2E74B5" w:themeColor="accent5" w:themeShade="BF"/>
                 <w:lang w:val="en"/>
               </w:rPr>
-              <w:t xml:space="preserve"> </w:t>
-            </w:r>
-            <w:proofErr w:type="spellStart"/>
-            <w:r>
-              <w:rPr>
-                <w:bCs/>
-                <w:iCs/>
-                <w:lang w:val="en"/>
-              </w:rPr>
-              <w:t>velocity.mph_to_</w:t>
-            </w:r>
-            <w:r>
-              <w:rPr>
-                <w:bCs/>
-                <w:iCs/>
-                <w:lang w:val="en"/>
-              </w:rPr>
-              <w:t>k</w:t>
-            </w:r>
-            <w:r>
-              <w:rPr>
-                <w:bCs/>
-                <w:iCs/>
-                <w:lang w:val="en"/>
-              </w:rPr>
-              <w:t>mph</w:t>
-            </w:r>
-            <w:proofErr w:type="spellEnd"/>
+              <w:t>(</w:t>
+            </w:r>
             <w:r>
               <w:rPr>
                 <w:bCs/>
                 <w:color w:val="2E74B5" w:themeColor="accent5" w:themeShade="BF"/>
                 <w:lang w:val="en"/>
               </w:rPr>
-              <w:t>(</w:t>
-            </w:r>
-            <w:proofErr w:type="spellStart"/>
-            <w:r>
-              <w:rPr>
-                <w:bCs/>
-                <w:color w:val="2E74B5" w:themeColor="accent5" w:themeShade="BF"/>
-                <w:lang w:val="en"/>
-              </w:rPr>
-              <w:t>velocity_mph</w:t>
-            </w:r>
-            <w:proofErr w:type="spellEnd"/>
-            <w:r>
-              <w:rPr>
-                <w:bCs/>
-                <w:color w:val="2E74B5" w:themeColor="accent5" w:themeShade="BF"/>
-                <w:lang w:val="en"/>
-              </w:rPr>
-              <w:t>)</w:t>
+              <w:t>velocity_mph)</w:t>
             </w:r>
             <w:r>
               <w:rPr>
@@ -1250,31 +915,7 @@
         <w:rPr>
           <w:lang w:val="en"/>
         </w:rPr>
-        <w:t xml:space="preserve">Conversion of </w:t>
-      </w:r>
-      <w:r>
-        <w:rPr>
-          <w:lang w:val="en"/>
-        </w:rPr>
-        <w:t>miles</w:t>
-      </w:r>
-      <w:r>
-        <w:rPr>
-          <w:lang w:val="en"/>
-        </w:rPr>
-        <w:t xml:space="preserve">-per-hour velocity to a </w:t>
-      </w:r>
-      <w:r>
-        <w:rPr>
-          <w:lang w:val="en"/>
-        </w:rPr>
-        <w:t>kilometers</w:t>
-      </w:r>
-      <w:r>
-        <w:rPr>
-          <w:lang w:val="en"/>
-        </w:rPr>
-        <w:t xml:space="preserve">-per-hour velocity value. </w:t>
+        <w:t xml:space="preserve">Conversion of miles-per-hour velocity to a kilometers-per-hour velocity value. </w:t>
       </w:r>
     </w:p>
     <w:tbl>
@@ -1337,7 +978,6 @@
                 <w:numId w:val="4"/>
               </w:numPr>
             </w:pPr>
-            <w:proofErr w:type="spellStart"/>
             <w:r>
               <w:rPr>
                 <w:b/>
@@ -1345,18 +985,11 @@
               </w:rPr>
               <w:t>velocity_mph</w:t>
             </w:r>
-            <w:proofErr w:type="spellEnd"/>
             <w:r>
               <w:t xml:space="preserve"> – </w:t>
             </w:r>
             <w:r>
-              <w:t xml:space="preserve">The velocity in </w:t>
-            </w:r>
-            <w:r>
-              <w:t>miles</w:t>
-            </w:r>
-            <w:r>
-              <w:t>-per-hour. Can be any numeric value. No default value.</w:t>
+              <w:t>The velocity in miles-per-hour. Can be any numeric value. No default value.</w:t>
             </w:r>
           </w:p>
         </w:tc>
@@ -1401,7 +1034,6 @@
                 <w:lang w:val="en"/>
               </w:rPr>
             </w:pPr>
-            <w:proofErr w:type="spellStart"/>
             <w:r>
               <w:rPr>
                 <w:bCs/>
@@ -1420,78 +1052,31 @@
                 <w:color w:val="2E74B5" w:themeColor="accent5" w:themeShade="BF"/>
                 <w:lang w:val="en"/>
               </w:rPr>
-              <w:t>class</w:t>
-            </w:r>
-            <w:proofErr w:type="spellEnd"/>
-            <w:r>
-              <w:rPr>
-                <w:bCs/>
-                <w:i/>
+              <w:t xml:space="preserve">class </w:t>
+            </w:r>
+            <w:r>
+              <w:rPr>
+                <w:bCs/>
                 <w:iCs/>
+                <w:lang w:val="en"/>
+              </w:rPr>
+              <w:t>velocity.knots_to_kmph</w:t>
+            </w:r>
+            <w:r>
+              <w:rPr>
+                <w:bCs/>
                 <w:color w:val="2E74B5" w:themeColor="accent5" w:themeShade="BF"/>
                 <w:lang w:val="en"/>
               </w:rPr>
-              <w:t xml:space="preserve"> </w:t>
-            </w:r>
-            <w:proofErr w:type="spellStart"/>
-            <w:r>
-              <w:rPr>
-                <w:bCs/>
-                <w:iCs/>
-                <w:lang w:val="en"/>
-              </w:rPr>
-              <w:t>velocity.</w:t>
-            </w:r>
-            <w:r>
-              <w:rPr>
-                <w:bCs/>
-                <w:iCs/>
-                <w:lang w:val="en"/>
-              </w:rPr>
-              <w:t>knots</w:t>
-            </w:r>
-            <w:r>
-              <w:rPr>
-                <w:bCs/>
-                <w:iCs/>
-                <w:lang w:val="en"/>
-              </w:rPr>
-              <w:t>_to_kmph</w:t>
-            </w:r>
-            <w:proofErr w:type="spellEnd"/>
+              <w:t>(</w:t>
+            </w:r>
             <w:r>
               <w:rPr>
                 <w:bCs/>
                 <w:color w:val="2E74B5" w:themeColor="accent5" w:themeShade="BF"/>
                 <w:lang w:val="en"/>
               </w:rPr>
-              <w:t>(</w:t>
-            </w:r>
-            <w:proofErr w:type="spellStart"/>
-            <w:r>
-              <w:rPr>
-                <w:bCs/>
-                <w:color w:val="2E74B5" w:themeColor="accent5" w:themeShade="BF"/>
-                <w:lang w:val="en"/>
-              </w:rPr>
-              <w:t>velocity_</w:t>
-            </w:r>
-            <w:r>
-              <w:rPr>
-                <w:bCs/>
-                <w:color w:val="2E74B5" w:themeColor="accent5" w:themeShade="BF"/>
-                <w:lang w:val="en"/>
-              </w:rPr>
-              <w:t>knots</w:t>
-            </w:r>
-            <w:proofErr w:type="spellEnd"/>
-            <w:r>
-              <w:rPr>
-                <w:bCs/>
-                <w:color w:val="2E74B5" w:themeColor="accent5" w:themeShade="BF"/>
-                <w:lang w:val="en"/>
-              </w:rPr>
-              <w:t>)</w:t>
+              <w:t>velocity_knots)</w:t>
             </w:r>
             <w:r>
               <w:rPr>
@@ -1515,19 +1100,7 @@
         <w:rPr>
           <w:lang w:val="en"/>
         </w:rPr>
-        <w:t xml:space="preserve">Conversion of </w:t>
-      </w:r>
-      <w:r>
-        <w:rPr>
-          <w:lang w:val="en"/>
-        </w:rPr>
-        <w:t>knots</w:t>
-      </w:r>
-      <w:r>
-        <w:rPr>
-          <w:lang w:val="en"/>
-        </w:rPr>
-        <w:t xml:space="preserve"> velocity to a kilometers-per-hour velocity value. </w:t>
+        <w:t xml:space="preserve">Conversion of knots velocity to a kilometers-per-hour velocity value. </w:t>
       </w:r>
     </w:p>
     <w:tbl>
@@ -1590,33 +1163,18 @@
                 <w:numId w:val="4"/>
               </w:numPr>
             </w:pPr>
-            <w:proofErr w:type="spellStart"/>
             <w:r>
               <w:rPr>
                 <w:b/>
                 <w:bCs/>
               </w:rPr>
-              <w:t>velocity_</w:t>
-            </w:r>
-            <w:r>
-              <w:rPr>
-                <w:b/>
-                <w:bCs/>
-              </w:rPr>
-              <w:t>knots</w:t>
-            </w:r>
-            <w:proofErr w:type="spellEnd"/>
+              <w:t>velocity_knots</w:t>
+            </w:r>
             <w:r>
               <w:t xml:space="preserve"> – </w:t>
             </w:r>
             <w:r>
-              <w:t xml:space="preserve">The velocity in </w:t>
-            </w:r>
-            <w:r>
-              <w:t>knots</w:t>
-            </w:r>
-            <w:r>
-              <w:t>. Can be any numeric value. No default value.</w:t>
+              <w:t>The velocity in knots. Can be any numeric value. No default value.</w:t>
             </w:r>
           </w:p>
         </w:tc>
@@ -1662,7 +1220,6 @@
                 <w:lang w:val="en"/>
               </w:rPr>
             </w:pPr>
-            <w:proofErr w:type="spellStart"/>
             <w:r>
               <w:rPr>
                 <w:bCs/>
@@ -1682,78 +1239,31 @@
                 <w:color w:val="2E74B5" w:themeColor="accent5" w:themeShade="BF"/>
                 <w:lang w:val="en"/>
               </w:rPr>
-              <w:t>class</w:t>
-            </w:r>
-            <w:proofErr w:type="spellEnd"/>
-            <w:r>
-              <w:rPr>
-                <w:bCs/>
-                <w:i/>
+              <w:t xml:space="preserve">class </w:t>
+            </w:r>
+            <w:r>
+              <w:rPr>
+                <w:bCs/>
                 <w:iCs/>
+                <w:lang w:val="en"/>
+              </w:rPr>
+              <w:t>velocity.kmph_to_knots</w:t>
+            </w:r>
+            <w:r>
+              <w:rPr>
+                <w:bCs/>
                 <w:color w:val="2E74B5" w:themeColor="accent5" w:themeShade="BF"/>
                 <w:lang w:val="en"/>
               </w:rPr>
-              <w:t xml:space="preserve"> </w:t>
-            </w:r>
-            <w:proofErr w:type="spellStart"/>
-            <w:r>
-              <w:rPr>
-                <w:bCs/>
-                <w:iCs/>
-                <w:lang w:val="en"/>
-              </w:rPr>
-              <w:t>velocity.</w:t>
-            </w:r>
-            <w:r>
-              <w:rPr>
-                <w:bCs/>
-                <w:iCs/>
-                <w:lang w:val="en"/>
-              </w:rPr>
-              <w:t>kmph_to_</w:t>
-            </w:r>
-            <w:r>
-              <w:rPr>
-                <w:bCs/>
-                <w:iCs/>
-                <w:lang w:val="en"/>
-              </w:rPr>
-              <w:t>knots</w:t>
-            </w:r>
-            <w:proofErr w:type="spellEnd"/>
+              <w:t>(</w:t>
+            </w:r>
             <w:r>
               <w:rPr>
                 <w:bCs/>
                 <w:color w:val="2E74B5" w:themeColor="accent5" w:themeShade="BF"/>
                 <w:lang w:val="en"/>
               </w:rPr>
-              <w:t>(</w:t>
-            </w:r>
-            <w:proofErr w:type="spellStart"/>
-            <w:r>
-              <w:rPr>
-                <w:bCs/>
-                <w:color w:val="2E74B5" w:themeColor="accent5" w:themeShade="BF"/>
-                <w:lang w:val="en"/>
-              </w:rPr>
-              <w:t>velocity_k</w:t>
-            </w:r>
-            <w:r>
-              <w:rPr>
-                <w:bCs/>
-                <w:color w:val="2E74B5" w:themeColor="accent5" w:themeShade="BF"/>
-                <w:lang w:val="en"/>
-              </w:rPr>
-              <w:t>mph</w:t>
-            </w:r>
-            <w:proofErr w:type="spellEnd"/>
-            <w:r>
-              <w:rPr>
-                <w:bCs/>
-                <w:color w:val="2E74B5" w:themeColor="accent5" w:themeShade="BF"/>
-                <w:lang w:val="en"/>
-              </w:rPr>
-              <w:t>)</w:t>
+              <w:t>velocity_kmph)</w:t>
             </w:r>
             <w:r>
               <w:rPr>
@@ -1777,31 +1287,7 @@
         <w:rPr>
           <w:lang w:val="en"/>
         </w:rPr>
-        <w:t xml:space="preserve">Conversion of </w:t>
-      </w:r>
-      <w:r>
-        <w:rPr>
-          <w:lang w:val="en"/>
-        </w:rPr>
-        <w:t xml:space="preserve">kilometers-per-hour velocity to a </w:t>
-      </w:r>
-      <w:r>
-        <w:rPr>
-          <w:lang w:val="en"/>
-        </w:rPr>
-        <w:t>knots</w:t>
-      </w:r>
-      <w:r>
-        <w:rPr>
-          <w:lang w:val="en"/>
-        </w:rPr>
-        <w:t xml:space="preserve"> v</w:t>
-      </w:r>
-      <w:r>
-        <w:rPr>
-          <w:lang w:val="en"/>
-        </w:rPr>
-        <w:t xml:space="preserve">elocity value. </w:t>
+        <w:t xml:space="preserve">Conversion of kilometers-per-hour velocity to a knots velocity value. </w:t>
       </w:r>
     </w:p>
     <w:tbl>
@@ -1864,33 +1350,18 @@
                 <w:numId w:val="4"/>
               </w:numPr>
             </w:pPr>
-            <w:proofErr w:type="spellStart"/>
             <w:r>
               <w:rPr>
                 <w:b/>
                 <w:bCs/>
               </w:rPr>
-              <w:t>velocity_k</w:t>
-            </w:r>
-            <w:r>
-              <w:rPr>
-                <w:b/>
-                <w:bCs/>
-              </w:rPr>
-              <w:t>mph</w:t>
-            </w:r>
-            <w:proofErr w:type="spellEnd"/>
+              <w:t>velocity_kmph</w:t>
+            </w:r>
             <w:r>
               <w:t xml:space="preserve"> – </w:t>
             </w:r>
             <w:r>
-              <w:t>The velocity in k</w:t>
-            </w:r>
-            <w:r>
-              <w:t>ilometers-per-hour</w:t>
-            </w:r>
-            <w:r>
-              <w:t>. Can be any numeric value. No default value.</w:t>
+              <w:t>The velocity in kilometers-per-hour. Can be any numeric value. No default value.</w:t>
             </w:r>
           </w:p>
         </w:tc>
@@ -1935,7 +1406,6 @@
                 <w:lang w:val="en"/>
               </w:rPr>
             </w:pPr>
-            <w:proofErr w:type="spellStart"/>
             <w:r>
               <w:rPr>
                 <w:bCs/>
@@ -1954,54 +1424,31 @@
                 <w:color w:val="2E74B5" w:themeColor="accent5" w:themeShade="BF"/>
                 <w:lang w:val="en"/>
               </w:rPr>
-              <w:t>class</w:t>
-            </w:r>
-            <w:proofErr w:type="spellEnd"/>
-            <w:r>
-              <w:rPr>
-                <w:bCs/>
-                <w:i/>
+              <w:t xml:space="preserve">class </w:t>
+            </w:r>
+            <w:r>
+              <w:rPr>
+                <w:bCs/>
                 <w:iCs/>
+                <w:lang w:val="en"/>
+              </w:rPr>
+              <w:t>velocity.knots_to_mph</w:t>
+            </w:r>
+            <w:r>
+              <w:rPr>
+                <w:bCs/>
                 <w:color w:val="2E74B5" w:themeColor="accent5" w:themeShade="BF"/>
                 <w:lang w:val="en"/>
               </w:rPr>
-              <w:t xml:space="preserve"> </w:t>
-            </w:r>
-            <w:proofErr w:type="spellStart"/>
-            <w:r>
-              <w:rPr>
-                <w:bCs/>
-                <w:iCs/>
-                <w:lang w:val="en"/>
-              </w:rPr>
-              <w:t>velocity.knots_to_mph</w:t>
-            </w:r>
-            <w:proofErr w:type="spellEnd"/>
+              <w:t>(</w:t>
+            </w:r>
             <w:r>
               <w:rPr>
                 <w:bCs/>
                 <w:color w:val="2E74B5" w:themeColor="accent5" w:themeShade="BF"/>
                 <w:lang w:val="en"/>
               </w:rPr>
-              <w:t>(</w:t>
-            </w:r>
-            <w:proofErr w:type="spellStart"/>
-            <w:r>
-              <w:rPr>
-                <w:bCs/>
-                <w:color w:val="2E74B5" w:themeColor="accent5" w:themeShade="BF"/>
-                <w:lang w:val="en"/>
-              </w:rPr>
-              <w:t>velocity_knots</w:t>
-            </w:r>
-            <w:proofErr w:type="spellEnd"/>
-            <w:r>
-              <w:rPr>
-                <w:bCs/>
-                <w:color w:val="2E74B5" w:themeColor="accent5" w:themeShade="BF"/>
-                <w:lang w:val="en"/>
-              </w:rPr>
-              <w:t>)</w:t>
+              <w:t>velocity_knots)</w:t>
             </w:r>
             <w:r>
               <w:rPr>
@@ -2025,19 +1472,7 @@
         <w:rPr>
           <w:lang w:val="en"/>
         </w:rPr>
-        <w:t xml:space="preserve">Conversion of knots velocity to a </w:t>
-      </w:r>
-      <w:r>
-        <w:rPr>
-          <w:lang w:val="en"/>
-        </w:rPr>
-        <w:t>miles</w:t>
-      </w:r>
-      <w:r>
-        <w:rPr>
-          <w:lang w:val="en"/>
-        </w:rPr>
-        <w:t xml:space="preserve">-per-hour velocity value. </w:t>
+        <w:t xml:space="preserve">Conversion of knots velocity to a miles-per-hour velocity value. </w:t>
       </w:r>
     </w:p>
     <w:tbl>
@@ -2100,7 +1535,6 @@
                 <w:numId w:val="4"/>
               </w:numPr>
             </w:pPr>
-            <w:proofErr w:type="spellStart"/>
             <w:r>
               <w:rPr>
                 <w:b/>
@@ -2108,7 +1542,6 @@
               </w:rPr>
               <w:t>velocity_knots</w:t>
             </w:r>
-            <w:proofErr w:type="spellEnd"/>
             <w:r>
               <w:t xml:space="preserve"> – </w:t>
             </w:r>
@@ -2159,7 +1592,6 @@
                 <w:lang w:val="en"/>
               </w:rPr>
             </w:pPr>
-            <w:proofErr w:type="spellStart"/>
             <w:r>
               <w:rPr>
                 <w:bCs/>
@@ -2178,54 +1610,31 @@
                 <w:color w:val="2E74B5" w:themeColor="accent5" w:themeShade="BF"/>
                 <w:lang w:val="en"/>
               </w:rPr>
-              <w:t>class</w:t>
-            </w:r>
-            <w:proofErr w:type="spellEnd"/>
-            <w:r>
-              <w:rPr>
-                <w:bCs/>
-                <w:i/>
+              <w:t xml:space="preserve">class </w:t>
+            </w:r>
+            <w:r>
+              <w:rPr>
+                <w:bCs/>
                 <w:iCs/>
+                <w:lang w:val="en"/>
+              </w:rPr>
+              <w:t>velocity.mph_to_knots</w:t>
+            </w:r>
+            <w:r>
+              <w:rPr>
+                <w:bCs/>
                 <w:color w:val="2E74B5" w:themeColor="accent5" w:themeShade="BF"/>
                 <w:lang w:val="en"/>
               </w:rPr>
-              <w:t xml:space="preserve"> </w:t>
-            </w:r>
-            <w:proofErr w:type="spellStart"/>
-            <w:r>
-              <w:rPr>
-                <w:bCs/>
-                <w:iCs/>
-                <w:lang w:val="en"/>
-              </w:rPr>
-              <w:t>velocity.mph_to_knots</w:t>
-            </w:r>
-            <w:proofErr w:type="spellEnd"/>
+              <w:t>(</w:t>
+            </w:r>
             <w:r>
               <w:rPr>
                 <w:bCs/>
                 <w:color w:val="2E74B5" w:themeColor="accent5" w:themeShade="BF"/>
                 <w:lang w:val="en"/>
               </w:rPr>
-              <w:t>(</w:t>
-            </w:r>
-            <w:proofErr w:type="spellStart"/>
-            <w:r>
-              <w:rPr>
-                <w:bCs/>
-                <w:color w:val="2E74B5" w:themeColor="accent5" w:themeShade="BF"/>
-                <w:lang w:val="en"/>
-              </w:rPr>
-              <w:t>velocity_mph</w:t>
-            </w:r>
-            <w:proofErr w:type="spellEnd"/>
-            <w:r>
-              <w:rPr>
-                <w:bCs/>
-                <w:color w:val="2E74B5" w:themeColor="accent5" w:themeShade="BF"/>
-                <w:lang w:val="en"/>
-              </w:rPr>
-              <w:t>)</w:t>
+              <w:t>velocity_mph)</w:t>
             </w:r>
             <w:r>
               <w:rPr>
@@ -2249,19 +1658,7 @@
         <w:rPr>
           <w:lang w:val="en"/>
         </w:rPr>
-        <w:t xml:space="preserve">Conversion of </w:t>
-      </w:r>
-      <w:r>
-        <w:rPr>
-          <w:lang w:val="en"/>
-        </w:rPr>
-        <w:t>miles</w:t>
-      </w:r>
-      <w:r>
-        <w:rPr>
-          <w:lang w:val="en"/>
-        </w:rPr>
-        <w:t>-per-hour velocity to a knots velocity value.</w:t>
+        <w:t>Conversion of miles-per-hour velocity to a knots velocity value.</w:t>
       </w:r>
     </w:p>
     <w:tbl>
@@ -2324,7 +1721,6 @@
                 <w:numId w:val="4"/>
               </w:numPr>
             </w:pPr>
-            <w:proofErr w:type="spellStart"/>
             <w:r>
               <w:rPr>
                 <w:b/>
@@ -2332,18 +1728,11 @@
               </w:rPr>
               <w:t>velocity_mph</w:t>
             </w:r>
-            <w:proofErr w:type="spellEnd"/>
             <w:r>
               <w:t xml:space="preserve"> – </w:t>
             </w:r>
             <w:r>
-              <w:t xml:space="preserve">The velocity in </w:t>
-            </w:r>
-            <w:r>
-              <w:t>miles</w:t>
-            </w:r>
-            <w:r>
-              <w:t>-per-hour. Can be any numeric value. No default value.</w:t>
+              <w:t>The velocity in miles-per-hour. Can be any numeric value. No default value.</w:t>
             </w:r>
           </w:p>
         </w:tc>
@@ -2359,6 +1748,488 @@
     </w:p>
     <w:p>
       <w:pPr>
+        <w:pStyle w:val="Heading3"/>
+        <w:rPr>
+          <w:lang w:val="en"/>
+        </w:rPr>
+      </w:pPr>
+      <w:r>
+        <w:rPr>
+          <w:lang w:val="en"/>
+        </w:rPr>
+        <w:t>Example:</w:t>
+      </w:r>
+    </w:p>
+    <w:tbl>
+      <w:tblPr>
+        <w:tblStyle w:val="TableGrid"/>
+        <w:tblW w:w="8118" w:type="dxa"/>
+        <w:jc w:val="center"/>
+        <w:tblBorders>
+          <w:top w:val="single" w:sz="24" w:space="0" w:color="9CC2E5" w:themeColor="accent5" w:themeTint="99"/>
+          <w:left w:val="none" w:sz="0" w:space="0" w:color="auto"/>
+          <w:bottom w:val="none" w:sz="0" w:space="0" w:color="auto"/>
+          <w:right w:val="none" w:sz="0" w:space="0" w:color="auto"/>
+          <w:insideH w:val="none" w:sz="0" w:space="0" w:color="auto"/>
+          <w:insideV w:val="none" w:sz="0" w:space="0" w:color="auto"/>
+        </w:tblBorders>
+        <w:shd w:val="clear" w:color="auto" w:fill="E2EFD9" w:themeFill="accent6" w:themeFillTint="33"/>
+        <w:tblLook w:val="04A0" w:firstRow="1" w:lastRow="0" w:firstColumn="1" w:lastColumn="0" w:noHBand="0" w:noVBand="1"/>
+      </w:tblPr>
+      <w:tblGrid>
+        <w:gridCol w:w="8118"/>
+      </w:tblGrid>
+      <w:tr>
+        <w:trPr>
+          <w:jc w:val="center"/>
+        </w:trPr>
+        <w:tc>
+          <w:tcPr>
+            <w:tcW w:w="8118" w:type="dxa"/>
+            <w:tcBorders>
+              <w:top w:val="double" w:sz="4" w:space="0" w:color="70AD47" w:themeColor="accent6"/>
+              <w:left w:val="double" w:sz="4" w:space="0" w:color="70AD47" w:themeColor="accent6"/>
+              <w:bottom w:val="double" w:sz="4" w:space="0" w:color="70AD47" w:themeColor="accent6"/>
+              <w:right w:val="double" w:sz="4" w:space="0" w:color="70AD47" w:themeColor="accent6"/>
+            </w:tcBorders>
+            <w:shd w:val="clear" w:color="auto" w:fill="E2EFD9" w:themeFill="accent6" w:themeFillTint="33"/>
+          </w:tcPr>
+          <w:p>
+            <w:pPr>
+              <w:autoSpaceDE w:val="0"/>
+              <w:autoSpaceDN w:val="0"/>
+              <w:adjustRightInd w:val="0"/>
+              <w:rPr>
+                <w:rFonts w:ascii="Courier New" w:hAnsi="Courier New" w:cs="Courier New"/>
+                <w:sz w:val="18"/>
+                <w:szCs w:val="18"/>
+              </w:rPr>
+            </w:pPr>
+          </w:p>
+          <w:p>
+            <w:pPr>
+              <w:rPr>
+                <w:szCs w:val="20"/>
+              </w:rPr>
+            </w:pPr>
+            <w:r>
+              <w:rPr>
+                <w:szCs w:val="20"/>
+              </w:rPr>
+              <w:t>&gt;&gt;&gt; from cedargrove_unit_converter.</w:t>
+            </w:r>
+            <w:r>
+              <w:rPr>
+                <w:szCs w:val="20"/>
+              </w:rPr>
+              <w:t>velocity</w:t>
+            </w:r>
+            <w:r>
+              <w:rPr>
+                <w:szCs w:val="20"/>
+              </w:rPr>
+              <w:t xml:space="preserve"> import </w:t>
+            </w:r>
+            <w:r>
+              <w:rPr>
+                <w:szCs w:val="20"/>
+              </w:rPr>
+              <w:t>*</w:t>
+            </w:r>
+          </w:p>
+          <w:p>
+            <w:pPr>
+              <w:rPr>
+                <w:szCs w:val="20"/>
+              </w:rPr>
+            </w:pPr>
+            <w:r>
+              <w:rPr>
+                <w:szCs w:val="20"/>
+              </w:rPr>
+              <w:t xml:space="preserve">&gt;&gt;&gt; mps_to_fps(100)       </w:t>
+            </w:r>
+            <w:r>
+              <w:rPr>
+                <w:szCs w:val="20"/>
+              </w:rPr>
+              <w:t xml:space="preserve">      </w:t>
+            </w:r>
+            <w:r>
+              <w:rPr>
+                <w:szCs w:val="20"/>
+              </w:rPr>
+              <w:t xml:space="preserve"> # Meters-Per-Second to Feet-Per-Second Converter</w:t>
+            </w:r>
+          </w:p>
+          <w:p>
+            <w:pPr>
+              <w:rPr>
+                <w:szCs w:val="20"/>
+              </w:rPr>
+            </w:pPr>
+            <w:r>
+              <w:rPr>
+                <w:szCs w:val="20"/>
+              </w:rPr>
+              <w:t>328.1</w:t>
+            </w:r>
+          </w:p>
+          <w:p>
+            <w:pPr>
+              <w:rPr>
+                <w:szCs w:val="20"/>
+              </w:rPr>
+            </w:pPr>
+          </w:p>
+          <w:p>
+            <w:pPr>
+              <w:rPr>
+                <w:szCs w:val="20"/>
+              </w:rPr>
+            </w:pPr>
+            <w:r>
+              <w:rPr>
+                <w:szCs w:val="20"/>
+              </w:rPr>
+              <w:t xml:space="preserve">&gt;&gt;&gt; fps_to_mps(328.1)    </w:t>
+            </w:r>
+            <w:r>
+              <w:rPr>
+                <w:szCs w:val="20"/>
+              </w:rPr>
+              <w:t xml:space="preserve">     </w:t>
+            </w:r>
+            <w:r>
+              <w:rPr>
+                <w:szCs w:val="20"/>
+              </w:rPr>
+              <w:t xml:space="preserve">  # Feet-Per-Second to Meters-Per-Second Converter</w:t>
+            </w:r>
+          </w:p>
+          <w:p>
+            <w:pPr>
+              <w:rPr>
+                <w:szCs w:val="20"/>
+              </w:rPr>
+            </w:pPr>
+            <w:r>
+              <w:rPr>
+                <w:szCs w:val="20"/>
+              </w:rPr>
+              <w:t>100.0</w:t>
+            </w:r>
+          </w:p>
+          <w:p>
+            <w:pPr>
+              <w:rPr>
+                <w:szCs w:val="20"/>
+              </w:rPr>
+            </w:pPr>
+          </w:p>
+          <w:p>
+            <w:pPr>
+              <w:rPr>
+                <w:szCs w:val="20"/>
+              </w:rPr>
+            </w:pPr>
+            <w:r>
+              <w:rPr>
+                <w:szCs w:val="20"/>
+              </w:rPr>
+              <w:t xml:space="preserve">&gt;&gt;&gt; kmph_to_mph(68)      </w:t>
+            </w:r>
+            <w:r>
+              <w:rPr>
+                <w:szCs w:val="20"/>
+              </w:rPr>
+              <w:t xml:space="preserve">    </w:t>
+            </w:r>
+            <w:r>
+              <w:rPr>
+                <w:szCs w:val="20"/>
+              </w:rPr>
+              <w:t xml:space="preserve">  # Kilometers-Per_Hour to Miles-Per_Hour Converter</w:t>
+            </w:r>
+          </w:p>
+          <w:p>
+            <w:pPr>
+              <w:rPr>
+                <w:szCs w:val="20"/>
+              </w:rPr>
+            </w:pPr>
+            <w:r>
+              <w:rPr>
+                <w:szCs w:val="20"/>
+              </w:rPr>
+              <w:t>42.2552</w:t>
+            </w:r>
+          </w:p>
+          <w:p>
+            <w:pPr>
+              <w:rPr>
+                <w:szCs w:val="20"/>
+              </w:rPr>
+            </w:pPr>
+          </w:p>
+          <w:p>
+            <w:pPr>
+              <w:rPr>
+                <w:szCs w:val="20"/>
+              </w:rPr>
+            </w:pPr>
+            <w:r>
+              <w:rPr>
+                <w:szCs w:val="20"/>
+              </w:rPr>
+              <w:t>&gt;&gt;&gt; mph_to_kmph(42.2552)   # Miles-Per_Hour to Kilometers-Per_Hour Converter</w:t>
+            </w:r>
+          </w:p>
+          <w:p>
+            <w:pPr>
+              <w:rPr>
+                <w:szCs w:val="20"/>
+              </w:rPr>
+            </w:pPr>
+            <w:r>
+              <w:rPr>
+                <w:szCs w:val="20"/>
+              </w:rPr>
+              <w:t>68.0</w:t>
+            </w:r>
+          </w:p>
+          <w:p>
+            <w:pPr>
+              <w:rPr>
+                <w:szCs w:val="20"/>
+              </w:rPr>
+            </w:pPr>
+          </w:p>
+          <w:p>
+            <w:pPr>
+              <w:rPr>
+                <w:szCs w:val="20"/>
+              </w:rPr>
+            </w:pPr>
+            <w:r>
+              <w:rPr>
+                <w:szCs w:val="20"/>
+              </w:rPr>
+              <w:t xml:space="preserve">&gt;&gt;&gt; knots_to_kmph(22)     </w:t>
+            </w:r>
+            <w:r>
+              <w:rPr>
+                <w:szCs w:val="20"/>
+              </w:rPr>
+              <w:t xml:space="preserve">      </w:t>
+            </w:r>
+            <w:r>
+              <w:rPr>
+                <w:szCs w:val="20"/>
+              </w:rPr>
+              <w:t xml:space="preserve"> # Knots to Kilometers-Per-Hour Converter</w:t>
+            </w:r>
+          </w:p>
+          <w:p>
+            <w:pPr>
+              <w:rPr>
+                <w:szCs w:val="20"/>
+              </w:rPr>
+            </w:pPr>
+            <w:r>
+              <w:rPr>
+                <w:szCs w:val="20"/>
+              </w:rPr>
+              <w:t>40.744</w:t>
+            </w:r>
+          </w:p>
+          <w:p>
+            <w:pPr>
+              <w:rPr>
+                <w:szCs w:val="20"/>
+              </w:rPr>
+            </w:pPr>
+          </w:p>
+          <w:p>
+            <w:pPr>
+              <w:rPr>
+                <w:szCs w:val="20"/>
+              </w:rPr>
+            </w:pPr>
+            <w:r>
+              <w:rPr>
+                <w:szCs w:val="20"/>
+              </w:rPr>
+              <w:t xml:space="preserve">&gt;&gt;&gt; kmph_to_knots(40.744) </w:t>
+            </w:r>
+            <w:r>
+              <w:rPr>
+                <w:szCs w:val="20"/>
+              </w:rPr>
+              <w:t xml:space="preserve">  </w:t>
+            </w:r>
+            <w:r>
+              <w:rPr>
+                <w:szCs w:val="20"/>
+              </w:rPr>
+              <w:t xml:space="preserve"> # Kilometers-Per-Hour to Knots Converter</w:t>
+            </w:r>
+          </w:p>
+          <w:p>
+            <w:pPr>
+              <w:rPr>
+                <w:szCs w:val="20"/>
+              </w:rPr>
+            </w:pPr>
+            <w:r>
+              <w:rPr>
+                <w:szCs w:val="20"/>
+              </w:rPr>
+              <w:t>22.0</w:t>
+            </w:r>
+          </w:p>
+          <w:p>
+            <w:pPr>
+              <w:rPr>
+                <w:szCs w:val="20"/>
+              </w:rPr>
+            </w:pPr>
+          </w:p>
+          <w:p>
+            <w:pPr>
+              <w:rPr>
+                <w:szCs w:val="20"/>
+              </w:rPr>
+            </w:pPr>
+            <w:r>
+              <w:rPr>
+                <w:szCs w:val="20"/>
+              </w:rPr>
+              <w:t xml:space="preserve">&gt;&gt;&gt; knots_to_mph(22)     </w:t>
+            </w:r>
+            <w:r>
+              <w:rPr>
+                <w:szCs w:val="20"/>
+              </w:rPr>
+              <w:t xml:space="preserve">       </w:t>
+            </w:r>
+            <w:r>
+              <w:rPr>
+                <w:szCs w:val="20"/>
+              </w:rPr>
+              <w:t xml:space="preserve">  # Knots to Miles-Per-Hour Converter</w:t>
+            </w:r>
+          </w:p>
+          <w:p>
+            <w:pPr>
+              <w:rPr>
+                <w:szCs w:val="20"/>
+              </w:rPr>
+            </w:pPr>
+            <w:r>
+              <w:rPr>
+                <w:szCs w:val="20"/>
+              </w:rPr>
+              <w:t>25.322</w:t>
+            </w:r>
+            <w:r>
+              <w:rPr>
+                <w:szCs w:val="20"/>
+              </w:rPr>
+              <w:t xml:space="preserve">  </w:t>
+            </w:r>
+          </w:p>
+          <w:p>
+            <w:pPr>
+              <w:rPr>
+                <w:szCs w:val="20"/>
+              </w:rPr>
+            </w:pPr>
+          </w:p>
+          <w:p>
+            <w:pPr>
+              <w:rPr>
+                <w:szCs w:val="20"/>
+              </w:rPr>
+            </w:pPr>
+            <w:r>
+              <w:rPr>
+                <w:szCs w:val="20"/>
+              </w:rPr>
+              <w:t xml:space="preserve">&gt;&gt;&gt; mph_to_knots(25.322)  </w:t>
+            </w:r>
+            <w:r>
+              <w:rPr>
+                <w:szCs w:val="20"/>
+              </w:rPr>
+              <w:t xml:space="preserve">   </w:t>
+            </w:r>
+            <w:r>
+              <w:rPr>
+                <w:szCs w:val="20"/>
+              </w:rPr>
+              <w:t xml:space="preserve"> # Miles-Per-Hour to Knots Converter</w:t>
+            </w:r>
+          </w:p>
+          <w:p>
+            <w:pPr>
+              <w:rPr>
+                <w:szCs w:val="20"/>
+              </w:rPr>
+            </w:pPr>
+            <w:r>
+              <w:rPr>
+                <w:szCs w:val="20"/>
+              </w:rPr>
+              <w:t>22.0</w:t>
+            </w:r>
+          </w:p>
+          <w:p>
+            <w:pPr>
+              <w:rPr>
+                <w:rFonts w:ascii="Courier New" w:hAnsi="Courier New" w:cs="Courier New"/>
+                <w:sz w:val="18"/>
+                <w:szCs w:val="18"/>
+              </w:rPr>
+            </w:pPr>
+          </w:p>
+        </w:tc>
+      </w:tr>
+    </w:tbl>
+    <w:p>
+      <w:pPr>
+        <w:rPr>
+          <w:szCs w:val="20"/>
+          <w:lang w:val="en"/>
+        </w:rPr>
+      </w:pPr>
+    </w:p>
+    <w:p>
+      <w:pPr>
+        <w:rPr>
+          <w:szCs w:val="20"/>
+          <w:lang w:val="en"/>
+        </w:rPr>
+      </w:pPr>
+    </w:p>
+    <w:p>
+      <w:pPr>
+        <w:rPr>
+          <w:szCs w:val="20"/>
+          <w:lang w:val="en"/>
+        </w:rPr>
+      </w:pPr>
+    </w:p>
+    <w:p>
+      <w:pPr>
+        <w:rPr>
+          <w:szCs w:val="20"/>
+          <w:lang w:val="en"/>
+        </w:rPr>
+      </w:pPr>
+    </w:p>
+    <w:p>
+      <w:pPr>
         <w:pStyle w:val="NoSpacing"/>
         <w:rPr>
           <w:sz w:val="20"/>
@@ -2366,8 +2237,6 @@
           <w:lang w:val="en"/>
         </w:rPr>
       </w:pPr>
-      <w:bookmarkStart w:id="0" w:name="_GoBack"/>
-      <w:bookmarkEnd w:id="0"/>
     </w:p>
     <w:tbl>
       <w:tblPr>
@@ -2401,7 +2270,6 @@
                 <w:lang w:val="en"/>
               </w:rPr>
             </w:pPr>
-            <w:proofErr w:type="spellStart"/>
             <w:r>
               <w:rPr>
                 <w:bCs/>
@@ -2420,37 +2288,16 @@
                 <w:color w:val="2E74B5" w:themeColor="accent5" w:themeShade="BF"/>
                 <w:lang w:val="en"/>
               </w:rPr>
-              <w:t>class</w:t>
-            </w:r>
-            <w:proofErr w:type="spellEnd"/>
-            <w:r>
-              <w:rPr>
-                <w:bCs/>
-                <w:i/>
+              <w:t xml:space="preserve">class </w:t>
+            </w:r>
+            <w:r>
+              <w:rPr>
+                <w:bCs/>
                 <w:iCs/>
-                <w:color w:val="2E74B5" w:themeColor="accent5" w:themeShade="BF"/>
-                <w:lang w:val="en"/>
-              </w:rPr>
-              <w:t xml:space="preserve"> </w:t>
-            </w:r>
-            <w:proofErr w:type="spellStart"/>
-            <w:r>
-              <w:rPr>
-                <w:bCs/>
-                <w:iCs/>
-                <w:lang w:val="en"/>
-              </w:rPr>
-              <w:t>velocity.</w:t>
-            </w:r>
-            <w:r>
-              <w:rPr>
-                <w:bCs/>
-                <w:iCs/>
-                <w:lang w:val="en"/>
-              </w:rPr>
-              <w:t>speed_of_light</w:t>
-            </w:r>
-            <w:proofErr w:type="spellEnd"/>
+                <w:lang w:val="en"/>
+              </w:rPr>
+              <w:t>velocity.speed_of_light</w:t>
+            </w:r>
             <w:r>
               <w:rPr>
                 <w:bCs/>
@@ -2577,6 +2424,157 @@
         </w:rPr>
       </w:pPr>
     </w:p>
+    <w:p>
+      <w:pPr>
+        <w:pStyle w:val="Heading3"/>
+        <w:rPr>
+          <w:lang w:val="en"/>
+        </w:rPr>
+      </w:pPr>
+      <w:r>
+        <w:rPr>
+          <w:lang w:val="en"/>
+        </w:rPr>
+        <w:t>Example:</w:t>
+      </w:r>
+    </w:p>
+    <w:tbl>
+      <w:tblPr>
+        <w:tblStyle w:val="TableGrid"/>
+        <w:tblW w:w="8118" w:type="dxa"/>
+        <w:jc w:val="center"/>
+        <w:tblBorders>
+          <w:top w:val="single" w:sz="24" w:space="0" w:color="9CC2E5" w:themeColor="accent5" w:themeTint="99"/>
+          <w:left w:val="none" w:sz="0" w:space="0" w:color="auto"/>
+          <w:bottom w:val="none" w:sz="0" w:space="0" w:color="auto"/>
+          <w:right w:val="none" w:sz="0" w:space="0" w:color="auto"/>
+          <w:insideH w:val="none" w:sz="0" w:space="0" w:color="auto"/>
+          <w:insideV w:val="none" w:sz="0" w:space="0" w:color="auto"/>
+        </w:tblBorders>
+        <w:shd w:val="clear" w:color="auto" w:fill="E2EFD9" w:themeFill="accent6" w:themeFillTint="33"/>
+        <w:tblLook w:val="04A0" w:firstRow="1" w:lastRow="0" w:firstColumn="1" w:lastColumn="0" w:noHBand="0" w:noVBand="1"/>
+      </w:tblPr>
+      <w:tblGrid>
+        <w:gridCol w:w="8118"/>
+      </w:tblGrid>
+      <w:tr>
+        <w:trPr>
+          <w:jc w:val="center"/>
+        </w:trPr>
+        <w:tc>
+          <w:tcPr>
+            <w:tcW w:w="8118" w:type="dxa"/>
+            <w:tcBorders>
+              <w:top w:val="double" w:sz="4" w:space="0" w:color="70AD47" w:themeColor="accent6"/>
+              <w:left w:val="double" w:sz="4" w:space="0" w:color="70AD47" w:themeColor="accent6"/>
+              <w:bottom w:val="double" w:sz="4" w:space="0" w:color="70AD47" w:themeColor="accent6"/>
+              <w:right w:val="double" w:sz="4" w:space="0" w:color="70AD47" w:themeColor="accent6"/>
+            </w:tcBorders>
+            <w:shd w:val="clear" w:color="auto" w:fill="E2EFD9" w:themeFill="accent6" w:themeFillTint="33"/>
+          </w:tcPr>
+          <w:p>
+            <w:pPr>
+              <w:autoSpaceDE w:val="0"/>
+              <w:autoSpaceDN w:val="0"/>
+              <w:adjustRightInd w:val="0"/>
+              <w:rPr>
+                <w:rFonts w:ascii="Courier New" w:hAnsi="Courier New" w:cs="Courier New"/>
+                <w:sz w:val="18"/>
+                <w:szCs w:val="18"/>
+              </w:rPr>
+            </w:pPr>
+          </w:p>
+          <w:p>
+            <w:pPr>
+              <w:rPr>
+                <w:szCs w:val="20"/>
+              </w:rPr>
+            </w:pPr>
+            <w:r>
+              <w:rPr>
+                <w:szCs w:val="20"/>
+              </w:rPr>
+              <w:t>&gt;&gt;&gt; from cedargrove_unit_converter.</w:t>
+            </w:r>
+            <w:r>
+              <w:rPr>
+                <w:szCs w:val="20"/>
+              </w:rPr>
+              <w:t>velocity</w:t>
+            </w:r>
+            <w:r>
+              <w:rPr>
+                <w:szCs w:val="20"/>
+              </w:rPr>
+              <w:t xml:space="preserve"> import </w:t>
+            </w:r>
+            <w:r>
+              <w:rPr>
+                <w:szCs w:val="20"/>
+              </w:rPr>
+              <w:t>speed_of_light</w:t>
+            </w:r>
+          </w:p>
+          <w:p>
+            <w:pPr>
+              <w:rPr>
+                <w:szCs w:val="20"/>
+              </w:rPr>
+            </w:pPr>
+            <w:r>
+              <w:rPr>
+                <w:szCs w:val="20"/>
+              </w:rPr>
+              <w:t xml:space="preserve">&gt;&gt;&gt; </w:t>
+            </w:r>
+            <w:r>
+              <w:rPr>
+                <w:szCs w:val="20"/>
+              </w:rPr>
+              <w:t>speed_of_light()</w:t>
+            </w:r>
+          </w:p>
+          <w:p>
+            <w:pPr>
+              <w:rPr>
+                <w:szCs w:val="20"/>
+              </w:rPr>
+            </w:pPr>
+            <w:r>
+              <w:rPr>
+                <w:szCs w:val="20"/>
+              </w:rPr>
+              <w:t>299792458</w:t>
+            </w:r>
+          </w:p>
+          <w:p>
+            <w:pPr>
+              <w:rPr>
+                <w:rFonts w:ascii="Courier New" w:hAnsi="Courier New" w:cs="Courier New"/>
+                <w:sz w:val="18"/>
+                <w:szCs w:val="18"/>
+              </w:rPr>
+            </w:pPr>
+          </w:p>
+        </w:tc>
+      </w:tr>
+    </w:tbl>
+    <w:p>
+      <w:pPr>
+        <w:rPr>
+          <w:szCs w:val="20"/>
+          <w:lang w:val="en"/>
+        </w:rPr>
+      </w:pPr>
+    </w:p>
+    <w:p>
+      <w:pPr>
+        <w:rPr>
+          <w:szCs w:val="20"/>
+          <w:lang w:val="en"/>
+        </w:rPr>
+      </w:pPr>
+    </w:p>
     <w:tbl>
       <w:tblPr>
         <w:tblStyle w:val="TableGrid"/>
@@ -2609,7 +2607,6 @@
                 <w:lang w:val="en"/>
               </w:rPr>
             </w:pPr>
-            <w:proofErr w:type="spellStart"/>
             <w:r>
               <w:rPr>
                 <w:bCs/>
@@ -2628,60 +2625,31 @@
                 <w:color w:val="2E74B5" w:themeColor="accent5" w:themeShade="BF"/>
                 <w:lang w:val="en"/>
               </w:rPr>
-              <w:t>class</w:t>
-            </w:r>
-            <w:proofErr w:type="spellEnd"/>
-            <w:r>
-              <w:rPr>
-                <w:bCs/>
-                <w:i/>
+              <w:t xml:space="preserve">class </w:t>
+            </w:r>
+            <w:r>
+              <w:rPr>
+                <w:bCs/>
                 <w:iCs/>
+                <w:lang w:val="en"/>
+              </w:rPr>
+              <w:t>velocity.speed_of_sound</w:t>
+            </w:r>
+            <w:r>
+              <w:rPr>
+                <w:bCs/>
                 <w:color w:val="2E74B5" w:themeColor="accent5" w:themeShade="BF"/>
                 <w:lang w:val="en"/>
               </w:rPr>
-              <w:t xml:space="preserve"> </w:t>
-            </w:r>
-            <w:proofErr w:type="spellStart"/>
-            <w:r>
-              <w:rPr>
-                <w:bCs/>
-                <w:iCs/>
-                <w:lang w:val="en"/>
-              </w:rPr>
-              <w:t>velocity.</w:t>
-            </w:r>
-            <w:r>
-              <w:rPr>
-                <w:bCs/>
-                <w:iCs/>
-                <w:lang w:val="en"/>
-              </w:rPr>
-              <w:t>speed_of_sound</w:t>
-            </w:r>
-            <w:proofErr w:type="spellEnd"/>
+              <w:t>(</w:t>
+            </w:r>
             <w:r>
               <w:rPr>
                 <w:bCs/>
                 <w:color w:val="2E74B5" w:themeColor="accent5" w:themeShade="BF"/>
                 <w:lang w:val="en"/>
               </w:rPr>
-              <w:t>(</w:t>
-            </w:r>
-            <w:r>
-              <w:rPr>
-                <w:bCs/>
-                <w:color w:val="2E74B5" w:themeColor="accent5" w:themeShade="BF"/>
-                <w:lang w:val="en"/>
-              </w:rPr>
-              <w:t>medium=”air”</w:t>
-            </w:r>
-            <w:r>
-              <w:rPr>
-                <w:bCs/>
-                <w:color w:val="2E74B5" w:themeColor="accent5" w:themeShade="BF"/>
-                <w:lang w:val="en"/>
-              </w:rPr>
-              <w:t>)</w:t>
+              <w:t>medium=”air”)</w:t>
             </w:r>
             <w:r>
               <w:rPr>
@@ -2705,13 +2673,7 @@
         <w:rPr>
           <w:lang w:val="en"/>
         </w:rPr>
-        <w:t>Returns the constant value for the speed of sound in air, water, or steel. The value is in meters-per-second</w:t>
-      </w:r>
-      <w:r>
-        <w:rPr>
-          <w:lang w:val="en"/>
-        </w:rPr>
-        <w:t xml:space="preserve">. </w:t>
+        <w:t xml:space="preserve">Returns the constant value for the speed of sound in air, water, or steel. The value is in meters-per-second. </w:t>
       </w:r>
     </w:p>
     <w:tbl>
@@ -2796,6 +2758,291 @@
             <w:r>
               <w:t>Default value is “air”.</w:t>
             </w:r>
+          </w:p>
+        </w:tc>
+      </w:tr>
+    </w:tbl>
+    <w:p>
+      <w:pPr>
+        <w:rPr>
+          <w:szCs w:val="20"/>
+          <w:lang w:val="en"/>
+        </w:rPr>
+      </w:pPr>
+    </w:p>
+    <w:p>
+      <w:pPr>
+        <w:pStyle w:val="Heading3"/>
+        <w:rPr>
+          <w:lang w:val="en"/>
+        </w:rPr>
+      </w:pPr>
+      <w:r>
+        <w:rPr>
+          <w:lang w:val="en"/>
+        </w:rPr>
+        <w:t>Example:</w:t>
+      </w:r>
+    </w:p>
+    <w:tbl>
+      <w:tblPr>
+        <w:tblStyle w:val="TableGrid"/>
+        <w:tblW w:w="8118" w:type="dxa"/>
+        <w:jc w:val="center"/>
+        <w:tblBorders>
+          <w:top w:val="single" w:sz="24" w:space="0" w:color="9CC2E5" w:themeColor="accent5" w:themeTint="99"/>
+          <w:left w:val="none" w:sz="0" w:space="0" w:color="auto"/>
+          <w:bottom w:val="none" w:sz="0" w:space="0" w:color="auto"/>
+          <w:right w:val="none" w:sz="0" w:space="0" w:color="auto"/>
+          <w:insideH w:val="none" w:sz="0" w:space="0" w:color="auto"/>
+          <w:insideV w:val="none" w:sz="0" w:space="0" w:color="auto"/>
+        </w:tblBorders>
+        <w:shd w:val="clear" w:color="auto" w:fill="E2EFD9" w:themeFill="accent6" w:themeFillTint="33"/>
+        <w:tblLook w:val="04A0" w:firstRow="1" w:lastRow="0" w:firstColumn="1" w:lastColumn="0" w:noHBand="0" w:noVBand="1"/>
+      </w:tblPr>
+      <w:tblGrid>
+        <w:gridCol w:w="8118"/>
+      </w:tblGrid>
+      <w:tr>
+        <w:trPr>
+          <w:jc w:val="center"/>
+        </w:trPr>
+        <w:tc>
+          <w:tcPr>
+            <w:tcW w:w="8118" w:type="dxa"/>
+            <w:tcBorders>
+              <w:top w:val="double" w:sz="4" w:space="0" w:color="70AD47" w:themeColor="accent6"/>
+              <w:left w:val="double" w:sz="4" w:space="0" w:color="70AD47" w:themeColor="accent6"/>
+              <w:bottom w:val="double" w:sz="4" w:space="0" w:color="70AD47" w:themeColor="accent6"/>
+              <w:right w:val="double" w:sz="4" w:space="0" w:color="70AD47" w:themeColor="accent6"/>
+            </w:tcBorders>
+            <w:shd w:val="clear" w:color="auto" w:fill="E2EFD9" w:themeFill="accent6" w:themeFillTint="33"/>
+          </w:tcPr>
+          <w:p>
+            <w:pPr>
+              <w:autoSpaceDE w:val="0"/>
+              <w:autoSpaceDN w:val="0"/>
+              <w:adjustRightInd w:val="0"/>
+              <w:rPr>
+                <w:rFonts w:ascii="Courier New" w:hAnsi="Courier New" w:cs="Courier New"/>
+                <w:sz w:val="18"/>
+                <w:szCs w:val="18"/>
+              </w:rPr>
+            </w:pPr>
+          </w:p>
+          <w:p>
+            <w:pPr>
+              <w:rPr>
+                <w:szCs w:val="20"/>
+              </w:rPr>
+            </w:pPr>
+            <w:r>
+              <w:rPr>
+                <w:szCs w:val="20"/>
+              </w:rPr>
+              <w:t>&gt;&gt;&gt; from cedargrove_unit_converter.</w:t>
+            </w:r>
+            <w:r>
+              <w:rPr>
+                <w:szCs w:val="20"/>
+              </w:rPr>
+              <w:t>velocity</w:t>
+            </w:r>
+            <w:r>
+              <w:rPr>
+                <w:szCs w:val="20"/>
+              </w:rPr>
+              <w:t xml:space="preserve"> import </w:t>
+            </w:r>
+            <w:r>
+              <w:rPr>
+                <w:szCs w:val="20"/>
+              </w:rPr>
+              <w:t>speed_of_</w:t>
+            </w:r>
+            <w:r>
+              <w:rPr>
+                <w:szCs w:val="20"/>
+              </w:rPr>
+              <w:t>sound</w:t>
+            </w:r>
+          </w:p>
+          <w:p>
+            <w:pPr>
+              <w:rPr>
+                <w:szCs w:val="20"/>
+              </w:rPr>
+            </w:pPr>
+            <w:r>
+              <w:rPr>
+                <w:szCs w:val="20"/>
+              </w:rPr>
+              <w:t xml:space="preserve">&gt;&gt;&gt; </w:t>
+            </w:r>
+            <w:r>
+              <w:rPr>
+                <w:szCs w:val="20"/>
+              </w:rPr>
+              <w:t>speed_of_</w:t>
+            </w:r>
+            <w:r>
+              <w:rPr>
+                <w:szCs w:val="20"/>
+              </w:rPr>
+              <w:t>sound()</w:t>
+            </w:r>
+          </w:p>
+          <w:p>
+            <w:pPr>
+              <w:rPr>
+                <w:szCs w:val="20"/>
+              </w:rPr>
+            </w:pPr>
+            <w:r>
+              <w:rPr>
+                <w:szCs w:val="20"/>
+              </w:rPr>
+              <w:t>343</w:t>
+            </w:r>
+          </w:p>
+          <w:p>
+            <w:pPr>
+              <w:rPr>
+                <w:szCs w:val="20"/>
+              </w:rPr>
+            </w:pPr>
+          </w:p>
+          <w:p>
+            <w:pPr>
+              <w:rPr>
+                <w:szCs w:val="20"/>
+              </w:rPr>
+            </w:pPr>
+            <w:r>
+              <w:rPr>
+                <w:szCs w:val="20"/>
+              </w:rPr>
+              <w:t>&gt;&gt;&gt; speed_of_sound(medium=”air”)</w:t>
+            </w:r>
+          </w:p>
+          <w:p>
+            <w:pPr>
+              <w:rPr>
+                <w:szCs w:val="20"/>
+              </w:rPr>
+            </w:pPr>
+            <w:r>
+              <w:rPr>
+                <w:szCs w:val="20"/>
+              </w:rPr>
+              <w:t>343</w:t>
+            </w:r>
+          </w:p>
+          <w:p>
+            <w:pPr>
+              <w:rPr>
+                <w:szCs w:val="20"/>
+              </w:rPr>
+            </w:pPr>
+          </w:p>
+          <w:p>
+            <w:pPr>
+              <w:rPr>
+                <w:szCs w:val="20"/>
+              </w:rPr>
+            </w:pPr>
+            <w:r>
+              <w:rPr>
+                <w:szCs w:val="20"/>
+              </w:rPr>
+              <w:t>&gt;&gt;&gt; speed_of_sound(medium=”</w:t>
+            </w:r>
+            <w:r>
+              <w:rPr>
+                <w:szCs w:val="20"/>
+              </w:rPr>
+              <w:t>water</w:t>
+            </w:r>
+            <w:r>
+              <w:rPr>
+                <w:szCs w:val="20"/>
+              </w:rPr>
+              <w:t>”)</w:t>
+            </w:r>
+          </w:p>
+          <w:p>
+            <w:pPr>
+              <w:rPr>
+                <w:szCs w:val="20"/>
+              </w:rPr>
+            </w:pPr>
+            <w:r>
+              <w:rPr>
+                <w:szCs w:val="20"/>
+              </w:rPr>
+              <w:t>1481</w:t>
+            </w:r>
+          </w:p>
+          <w:p>
+            <w:pPr>
+              <w:rPr>
+                <w:szCs w:val="20"/>
+              </w:rPr>
+            </w:pPr>
+          </w:p>
+          <w:p>
+            <w:pPr>
+              <w:rPr>
+                <w:szCs w:val="20"/>
+              </w:rPr>
+            </w:pPr>
+            <w:r>
+              <w:rPr>
+                <w:szCs w:val="20"/>
+              </w:rPr>
+              <w:t>&gt;&gt;&gt; speed_of_sound(medium=”</w:t>
+            </w:r>
+            <w:r>
+              <w:rPr>
+                <w:szCs w:val="20"/>
+              </w:rPr>
+              <w:t>steel</w:t>
+            </w:r>
+            <w:r>
+              <w:rPr>
+                <w:szCs w:val="20"/>
+              </w:rPr>
+              <w:t>”)</w:t>
+            </w:r>
+          </w:p>
+          <w:p>
+            <w:pPr>
+              <w:rPr>
+                <w:szCs w:val="20"/>
+              </w:rPr>
+            </w:pPr>
+            <w:r>
+              <w:rPr>
+                <w:szCs w:val="20"/>
+              </w:rPr>
+              <w:t>5120</w:t>
+            </w:r>
+          </w:p>
+          <w:p>
+            <w:pPr>
+              <w:rPr>
+                <w:szCs w:val="20"/>
+              </w:rPr>
+            </w:pPr>
+          </w:p>
+          <w:p>
+            <w:pPr>
+              <w:rPr>
+                <w:rFonts w:ascii="Courier New" w:hAnsi="Courier New" w:cs="Courier New"/>
+                <w:sz w:val="18"/>
+                <w:szCs w:val="18"/>
+              </w:rPr>
+            </w:pPr>
           </w:p>
         </w:tc>
       </w:tr>
@@ -5022,7 +5269,6 @@
   <w:style w:type="character" w:default="1" w:styleId="DefaultParagraphFont">
     <w:name w:val="Default Paragraph Font"/>
     <w:uiPriority w:val="1"/>
-    <w:semiHidden/>
     <w:unhideWhenUsed/>
   </w:style>
   <w:style w:type="table" w:default="1" w:styleId="TableNormal">

--- a/docs/pseudo_readthedocs_velocity.docx
+++ b/docs/pseudo_readthedocs_velocity.docx
@@ -253,6 +253,7 @@
                 <w:lang w:val="en"/>
               </w:rPr>
             </w:pPr>
+            <w:proofErr w:type="spellStart"/>
             <w:r>
               <w:rPr>
                 <w:bCs/>
@@ -271,16 +272,29 @@
                 <w:color w:val="2E74B5" w:themeColor="accent5" w:themeShade="BF"/>
                 <w:lang w:val="en"/>
               </w:rPr>
-              <w:t xml:space="preserve">class </w:t>
-            </w:r>
-            <w:r>
-              <w:rPr>
-                <w:bCs/>
+              <w:t>class</w:t>
+            </w:r>
+            <w:proofErr w:type="spellEnd"/>
+            <w:r>
+              <w:rPr>
+                <w:bCs/>
+                <w:i/>
                 <w:iCs/>
+                <w:color w:val="2E74B5" w:themeColor="accent5" w:themeShade="BF"/>
+                <w:lang w:val="en"/>
+              </w:rPr>
+              <w:t xml:space="preserve"> </w:t>
+            </w:r>
+            <w:proofErr w:type="spellStart"/>
+            <w:r>
+              <w:rPr>
+                <w:bCs/>
+                <w:iCs/>
                 <w:lang w:val="en"/>
               </w:rPr>
               <w:t>velocity.mps_to_fps</w:t>
             </w:r>
+            <w:proofErr w:type="spellEnd"/>
             <w:r>
               <w:rPr>
                 <w:bCs/>
@@ -289,6 +303,7 @@
               </w:rPr>
               <w:t>(</w:t>
             </w:r>
+            <w:proofErr w:type="spellStart"/>
             <w:r>
               <w:rPr>
                 <w:bCs/>
@@ -297,6 +312,7 @@
               </w:rPr>
               <w:t>velocity_mps</w:t>
             </w:r>
+            <w:proofErr w:type="spellEnd"/>
             <w:r>
               <w:rPr>
                 <w:bCs/>
@@ -390,6 +406,7 @@
                 <w:numId w:val="4"/>
               </w:numPr>
             </w:pPr>
+            <w:proofErr w:type="spellStart"/>
             <w:r>
               <w:rPr>
                 <w:b/>
@@ -397,6 +414,7 @@
               </w:rPr>
               <w:t>velocity_mps</w:t>
             </w:r>
+            <w:proofErr w:type="spellEnd"/>
             <w:r>
               <w:t xml:space="preserve"> – </w:t>
             </w:r>
@@ -418,11 +436,16 @@
             <w:r>
               <w:t xml:space="preserve">. No default </w:t>
             </w:r>
+            <w:proofErr w:type="gramStart"/>
             <w:r>
               <w:t>valu</w:t>
             </w:r>
             <w:r>
-              <w:t>e.</w:t>
+              <w:t>e</w:t>
+            </w:r>
+            <w:proofErr w:type="gramEnd"/>
+            <w:r>
+              <w:t>.</w:t>
             </w:r>
           </w:p>
         </w:tc>
@@ -467,6 +490,7 @@
                 <w:lang w:val="en"/>
               </w:rPr>
             </w:pPr>
+            <w:proofErr w:type="spellStart"/>
             <w:r>
               <w:rPr>
                 <w:bCs/>
@@ -485,16 +509,29 @@
                 <w:color w:val="2E74B5" w:themeColor="accent5" w:themeShade="BF"/>
                 <w:lang w:val="en"/>
               </w:rPr>
-              <w:t xml:space="preserve">class </w:t>
-            </w:r>
-            <w:r>
-              <w:rPr>
-                <w:bCs/>
+              <w:t>class</w:t>
+            </w:r>
+            <w:proofErr w:type="spellEnd"/>
+            <w:r>
+              <w:rPr>
+                <w:bCs/>
+                <w:i/>
                 <w:iCs/>
+                <w:color w:val="2E74B5" w:themeColor="accent5" w:themeShade="BF"/>
+                <w:lang w:val="en"/>
+              </w:rPr>
+              <w:t xml:space="preserve"> </w:t>
+            </w:r>
+            <w:proofErr w:type="spellStart"/>
+            <w:r>
+              <w:rPr>
+                <w:bCs/>
+                <w:iCs/>
                 <w:lang w:val="en"/>
               </w:rPr>
               <w:t>velocity.fps_to_mps</w:t>
             </w:r>
+            <w:proofErr w:type="spellEnd"/>
             <w:r>
               <w:rPr>
                 <w:bCs/>
@@ -503,13 +540,23 @@
               </w:rPr>
               <w:t>(</w:t>
             </w:r>
+            <w:proofErr w:type="spellStart"/>
             <w:r>
               <w:rPr>
                 <w:bCs/>
                 <w:color w:val="2E74B5" w:themeColor="accent5" w:themeShade="BF"/>
                 <w:lang w:val="en"/>
               </w:rPr>
-              <w:t>velocity_fps)</w:t>
+              <w:t>velocity_fps</w:t>
+            </w:r>
+            <w:proofErr w:type="spellEnd"/>
+            <w:r>
+              <w:rPr>
+                <w:bCs/>
+                <w:color w:val="2E74B5" w:themeColor="accent5" w:themeShade="BF"/>
+                <w:lang w:val="en"/>
+              </w:rPr>
+              <w:t>)</w:t>
             </w:r>
             <w:r>
               <w:rPr>
@@ -596,6 +643,7 @@
                 <w:numId w:val="4"/>
               </w:numPr>
             </w:pPr>
+            <w:proofErr w:type="spellStart"/>
             <w:r>
               <w:rPr>
                 <w:b/>
@@ -603,11 +651,20 @@
               </w:rPr>
               <w:t>velocity_fps</w:t>
             </w:r>
+            <w:proofErr w:type="spellEnd"/>
             <w:r>
               <w:t xml:space="preserve"> – </w:t>
             </w:r>
             <w:r>
-              <w:t>The velocity in feet-per-second. Can be any numeric value. No default value.</w:t>
+              <w:t xml:space="preserve">The velocity in feet-per-second. Can be any numeric value. No default </w:t>
+            </w:r>
+            <w:proofErr w:type="gramStart"/>
+            <w:r>
+              <w:t>value</w:t>
+            </w:r>
+            <w:proofErr w:type="gramEnd"/>
+            <w:r>
+              <w:t>.</w:t>
             </w:r>
           </w:p>
         </w:tc>
@@ -652,6 +709,7 @@
                 <w:lang w:val="en"/>
               </w:rPr>
             </w:pPr>
+            <w:proofErr w:type="spellStart"/>
             <w:r>
               <w:rPr>
                 <w:bCs/>
@@ -670,31 +728,64 @@
                 <w:color w:val="2E74B5" w:themeColor="accent5" w:themeShade="BF"/>
                 <w:lang w:val="en"/>
               </w:rPr>
-              <w:t xml:space="preserve">class </w:t>
-            </w:r>
-            <w:r>
-              <w:rPr>
-                <w:bCs/>
+              <w:t>class</w:t>
+            </w:r>
+            <w:proofErr w:type="spellEnd"/>
+            <w:r>
+              <w:rPr>
+                <w:bCs/>
+                <w:i/>
                 <w:iCs/>
-                <w:lang w:val="en"/>
-              </w:rPr>
-              <w:t>velocity.kmph_to_mph</w:t>
-            </w:r>
-            <w:r>
-              <w:rPr>
-                <w:bCs/>
                 <w:color w:val="2E74B5" w:themeColor="accent5" w:themeShade="BF"/>
                 <w:lang w:val="en"/>
               </w:rPr>
+              <w:t xml:space="preserve"> </w:t>
+            </w:r>
+            <w:proofErr w:type="spellStart"/>
+            <w:proofErr w:type="gramStart"/>
+            <w:r>
+              <w:rPr>
+                <w:bCs/>
+                <w:iCs/>
+                <w:lang w:val="en"/>
+              </w:rPr>
+              <w:t>velocity.kmph</w:t>
+            </w:r>
+            <w:proofErr w:type="gramEnd"/>
+            <w:r>
+              <w:rPr>
+                <w:bCs/>
+                <w:iCs/>
+                <w:lang w:val="en"/>
+              </w:rPr>
+              <w:t>_to_mph</w:t>
+            </w:r>
+            <w:proofErr w:type="spellEnd"/>
+            <w:r>
+              <w:rPr>
+                <w:bCs/>
+                <w:color w:val="2E74B5" w:themeColor="accent5" w:themeShade="BF"/>
+                <w:lang w:val="en"/>
+              </w:rPr>
               <w:t>(</w:t>
             </w:r>
+            <w:proofErr w:type="spellStart"/>
             <w:r>
               <w:rPr>
                 <w:bCs/>
                 <w:color w:val="2E74B5" w:themeColor="accent5" w:themeShade="BF"/>
                 <w:lang w:val="en"/>
               </w:rPr>
-              <w:t>velocity_kmph)</w:t>
+              <w:t>velocity_kmph</w:t>
+            </w:r>
+            <w:proofErr w:type="spellEnd"/>
+            <w:r>
+              <w:rPr>
+                <w:bCs/>
+                <w:color w:val="2E74B5" w:themeColor="accent5" w:themeShade="BF"/>
+                <w:lang w:val="en"/>
+              </w:rPr>
+              <w:t>)</w:t>
             </w:r>
             <w:r>
               <w:rPr>
@@ -781,6 +872,7 @@
                 <w:numId w:val="4"/>
               </w:numPr>
             </w:pPr>
+            <w:proofErr w:type="spellStart"/>
             <w:r>
               <w:rPr>
                 <w:b/>
@@ -788,6 +880,7 @@
               </w:rPr>
               <w:t>velocity_kmph</w:t>
             </w:r>
+            <w:proofErr w:type="spellEnd"/>
             <w:r>
               <w:t xml:space="preserve"> – </w:t>
             </w:r>
@@ -804,7 +897,15 @@
               <w:t>hour</w:t>
             </w:r>
             <w:r>
-              <w:t>. Can be any numeric value. No default value.</w:t>
+              <w:t xml:space="preserve">. Can be any numeric value. No default </w:t>
+            </w:r>
+            <w:proofErr w:type="gramStart"/>
+            <w:r>
+              <w:t>value</w:t>
+            </w:r>
+            <w:proofErr w:type="gramEnd"/>
+            <w:r>
+              <w:t>.</w:t>
             </w:r>
           </w:p>
         </w:tc>
@@ -849,6 +950,7 @@
                 <w:lang w:val="en"/>
               </w:rPr>
             </w:pPr>
+            <w:proofErr w:type="spellStart"/>
             <w:r>
               <w:rPr>
                 <w:bCs/>
@@ -867,16 +969,29 @@
                 <w:color w:val="2E74B5" w:themeColor="accent5" w:themeShade="BF"/>
                 <w:lang w:val="en"/>
               </w:rPr>
-              <w:t xml:space="preserve">class </w:t>
-            </w:r>
-            <w:r>
-              <w:rPr>
-                <w:bCs/>
+              <w:t>class</w:t>
+            </w:r>
+            <w:proofErr w:type="spellEnd"/>
+            <w:r>
+              <w:rPr>
+                <w:bCs/>
+                <w:i/>
                 <w:iCs/>
+                <w:color w:val="2E74B5" w:themeColor="accent5" w:themeShade="BF"/>
+                <w:lang w:val="en"/>
+              </w:rPr>
+              <w:t xml:space="preserve"> </w:t>
+            </w:r>
+            <w:proofErr w:type="spellStart"/>
+            <w:r>
+              <w:rPr>
+                <w:bCs/>
+                <w:iCs/>
                 <w:lang w:val="en"/>
               </w:rPr>
               <w:t>velocity.mph_to_kmph</w:t>
             </w:r>
+            <w:proofErr w:type="spellEnd"/>
             <w:r>
               <w:rPr>
                 <w:bCs/>
@@ -885,13 +1000,23 @@
               </w:rPr>
               <w:t>(</w:t>
             </w:r>
+            <w:proofErr w:type="spellStart"/>
             <w:r>
               <w:rPr>
                 <w:bCs/>
                 <w:color w:val="2E74B5" w:themeColor="accent5" w:themeShade="BF"/>
                 <w:lang w:val="en"/>
               </w:rPr>
-              <w:t>velocity_mph)</w:t>
+              <w:t>velocity_mph</w:t>
+            </w:r>
+            <w:proofErr w:type="spellEnd"/>
+            <w:r>
+              <w:rPr>
+                <w:bCs/>
+                <w:color w:val="2E74B5" w:themeColor="accent5" w:themeShade="BF"/>
+                <w:lang w:val="en"/>
+              </w:rPr>
+              <w:t>)</w:t>
             </w:r>
             <w:r>
               <w:rPr>
@@ -978,6 +1103,7 @@
                 <w:numId w:val="4"/>
               </w:numPr>
             </w:pPr>
+            <w:proofErr w:type="spellStart"/>
             <w:r>
               <w:rPr>
                 <w:b/>
@@ -985,11 +1111,20 @@
               </w:rPr>
               <w:t>velocity_mph</w:t>
             </w:r>
+            <w:proofErr w:type="spellEnd"/>
             <w:r>
               <w:t xml:space="preserve"> – </w:t>
             </w:r>
             <w:r>
-              <w:t>The velocity in miles-per-hour. Can be any numeric value. No default value.</w:t>
+              <w:t xml:space="preserve">The velocity in miles-per-hour. Can be any numeric value. No default </w:t>
+            </w:r>
+            <w:proofErr w:type="gramStart"/>
+            <w:r>
+              <w:t>value</w:t>
+            </w:r>
+            <w:proofErr w:type="gramEnd"/>
+            <w:r>
+              <w:t>.</w:t>
             </w:r>
           </w:p>
         </w:tc>
@@ -1034,6 +1169,7 @@
                 <w:lang w:val="en"/>
               </w:rPr>
             </w:pPr>
+            <w:proofErr w:type="spellStart"/>
             <w:r>
               <w:rPr>
                 <w:bCs/>
@@ -1052,31 +1188,64 @@
                 <w:color w:val="2E74B5" w:themeColor="accent5" w:themeShade="BF"/>
                 <w:lang w:val="en"/>
               </w:rPr>
-              <w:t xml:space="preserve">class </w:t>
-            </w:r>
-            <w:r>
-              <w:rPr>
-                <w:bCs/>
+              <w:t>class</w:t>
+            </w:r>
+            <w:proofErr w:type="spellEnd"/>
+            <w:r>
+              <w:rPr>
+                <w:bCs/>
+                <w:i/>
                 <w:iCs/>
-                <w:lang w:val="en"/>
-              </w:rPr>
-              <w:t>velocity.knots_to_kmph</w:t>
-            </w:r>
-            <w:r>
-              <w:rPr>
-                <w:bCs/>
                 <w:color w:val="2E74B5" w:themeColor="accent5" w:themeShade="BF"/>
                 <w:lang w:val="en"/>
               </w:rPr>
+              <w:t xml:space="preserve"> </w:t>
+            </w:r>
+            <w:proofErr w:type="spellStart"/>
+            <w:proofErr w:type="gramStart"/>
+            <w:r>
+              <w:rPr>
+                <w:bCs/>
+                <w:iCs/>
+                <w:lang w:val="en"/>
+              </w:rPr>
+              <w:t>velocity.knots</w:t>
+            </w:r>
+            <w:proofErr w:type="gramEnd"/>
+            <w:r>
+              <w:rPr>
+                <w:bCs/>
+                <w:iCs/>
+                <w:lang w:val="en"/>
+              </w:rPr>
+              <w:t>_to_kmph</w:t>
+            </w:r>
+            <w:proofErr w:type="spellEnd"/>
+            <w:r>
+              <w:rPr>
+                <w:bCs/>
+                <w:color w:val="2E74B5" w:themeColor="accent5" w:themeShade="BF"/>
+                <w:lang w:val="en"/>
+              </w:rPr>
               <w:t>(</w:t>
             </w:r>
+            <w:proofErr w:type="spellStart"/>
             <w:r>
               <w:rPr>
                 <w:bCs/>
                 <w:color w:val="2E74B5" w:themeColor="accent5" w:themeShade="BF"/>
                 <w:lang w:val="en"/>
               </w:rPr>
-              <w:t>velocity_knots)</w:t>
+              <w:t>velocity_knots</w:t>
+            </w:r>
+            <w:proofErr w:type="spellEnd"/>
+            <w:r>
+              <w:rPr>
+                <w:bCs/>
+                <w:color w:val="2E74B5" w:themeColor="accent5" w:themeShade="BF"/>
+                <w:lang w:val="en"/>
+              </w:rPr>
+              <w:t>)</w:t>
             </w:r>
             <w:r>
               <w:rPr>
@@ -1163,6 +1332,7 @@
                 <w:numId w:val="4"/>
               </w:numPr>
             </w:pPr>
+            <w:proofErr w:type="spellStart"/>
             <w:r>
               <w:rPr>
                 <w:b/>
@@ -1170,11 +1340,20 @@
               </w:rPr>
               <w:t>velocity_knots</w:t>
             </w:r>
+            <w:proofErr w:type="spellEnd"/>
             <w:r>
               <w:t xml:space="preserve"> – </w:t>
             </w:r>
             <w:r>
-              <w:t>The velocity in knots. Can be any numeric value. No default value.</w:t>
+              <w:t xml:space="preserve">The velocity in knots. Can be any numeric value. No default </w:t>
+            </w:r>
+            <w:proofErr w:type="gramStart"/>
+            <w:r>
+              <w:t>value</w:t>
+            </w:r>
+            <w:proofErr w:type="gramEnd"/>
+            <w:r>
+              <w:t>.</w:t>
             </w:r>
           </w:p>
         </w:tc>
@@ -1220,6 +1399,7 @@
                 <w:lang w:val="en"/>
               </w:rPr>
             </w:pPr>
+            <w:proofErr w:type="spellStart"/>
             <w:r>
               <w:rPr>
                 <w:bCs/>
@@ -1239,31 +1419,64 @@
                 <w:color w:val="2E74B5" w:themeColor="accent5" w:themeShade="BF"/>
                 <w:lang w:val="en"/>
               </w:rPr>
-              <w:t xml:space="preserve">class </w:t>
-            </w:r>
-            <w:r>
-              <w:rPr>
-                <w:bCs/>
+              <w:t>class</w:t>
+            </w:r>
+            <w:proofErr w:type="spellEnd"/>
+            <w:r>
+              <w:rPr>
+                <w:bCs/>
+                <w:i/>
                 <w:iCs/>
-                <w:lang w:val="en"/>
-              </w:rPr>
-              <w:t>velocity.kmph_to_knots</w:t>
-            </w:r>
-            <w:r>
-              <w:rPr>
-                <w:bCs/>
                 <w:color w:val="2E74B5" w:themeColor="accent5" w:themeShade="BF"/>
                 <w:lang w:val="en"/>
               </w:rPr>
+              <w:t xml:space="preserve"> </w:t>
+            </w:r>
+            <w:proofErr w:type="spellStart"/>
+            <w:proofErr w:type="gramStart"/>
+            <w:r>
+              <w:rPr>
+                <w:bCs/>
+                <w:iCs/>
+                <w:lang w:val="en"/>
+              </w:rPr>
+              <w:t>velocity.kmph</w:t>
+            </w:r>
+            <w:proofErr w:type="gramEnd"/>
+            <w:r>
+              <w:rPr>
+                <w:bCs/>
+                <w:iCs/>
+                <w:lang w:val="en"/>
+              </w:rPr>
+              <w:t>_to_knots</w:t>
+            </w:r>
+            <w:proofErr w:type="spellEnd"/>
+            <w:r>
+              <w:rPr>
+                <w:bCs/>
+                <w:color w:val="2E74B5" w:themeColor="accent5" w:themeShade="BF"/>
+                <w:lang w:val="en"/>
+              </w:rPr>
               <w:t>(</w:t>
             </w:r>
+            <w:proofErr w:type="spellStart"/>
             <w:r>
               <w:rPr>
                 <w:bCs/>
                 <w:color w:val="2E74B5" w:themeColor="accent5" w:themeShade="BF"/>
                 <w:lang w:val="en"/>
               </w:rPr>
-              <w:t>velocity_kmph)</w:t>
+              <w:t>velocity_kmph</w:t>
+            </w:r>
+            <w:proofErr w:type="spellEnd"/>
+            <w:r>
+              <w:rPr>
+                <w:bCs/>
+                <w:color w:val="2E74B5" w:themeColor="accent5" w:themeShade="BF"/>
+                <w:lang w:val="en"/>
+              </w:rPr>
+              <w:t>)</w:t>
             </w:r>
             <w:r>
               <w:rPr>
@@ -1287,7 +1500,21 @@
         <w:rPr>
           <w:lang w:val="en"/>
         </w:rPr>
-        <w:t xml:space="preserve">Conversion of kilometers-per-hour velocity to a knots velocity value. </w:t>
+        <w:t xml:space="preserve">Conversion of kilometers-per-hour velocity to a </w:t>
+      </w:r>
+      <w:proofErr w:type="gramStart"/>
+      <w:r>
+        <w:rPr>
+          <w:lang w:val="en"/>
+        </w:rPr>
+        <w:t>knots</w:t>
+      </w:r>
+      <w:proofErr w:type="gramEnd"/>
+      <w:r>
+        <w:rPr>
+          <w:lang w:val="en"/>
+        </w:rPr>
+        <w:t xml:space="preserve"> velocity value. </w:t>
       </w:r>
     </w:p>
     <w:tbl>
@@ -1350,6 +1577,7 @@
                 <w:numId w:val="4"/>
               </w:numPr>
             </w:pPr>
+            <w:proofErr w:type="spellStart"/>
             <w:r>
               <w:rPr>
                 <w:b/>
@@ -1357,11 +1585,20 @@
               </w:rPr>
               <w:t>velocity_kmph</w:t>
             </w:r>
+            <w:proofErr w:type="spellEnd"/>
             <w:r>
               <w:t xml:space="preserve"> – </w:t>
             </w:r>
             <w:r>
-              <w:t>The velocity in kilometers-per-hour. Can be any numeric value. No default value.</w:t>
+              <w:t xml:space="preserve">The velocity in kilometers-per-hour. Can be any numeric value. No default </w:t>
+            </w:r>
+            <w:proofErr w:type="gramStart"/>
+            <w:r>
+              <w:t>value</w:t>
+            </w:r>
+            <w:proofErr w:type="gramEnd"/>
+            <w:r>
+              <w:t>.</w:t>
             </w:r>
           </w:p>
         </w:tc>
@@ -1406,6 +1643,7 @@
                 <w:lang w:val="en"/>
               </w:rPr>
             </w:pPr>
+            <w:proofErr w:type="spellStart"/>
             <w:r>
               <w:rPr>
                 <w:bCs/>
@@ -1424,31 +1662,64 @@
                 <w:color w:val="2E74B5" w:themeColor="accent5" w:themeShade="BF"/>
                 <w:lang w:val="en"/>
               </w:rPr>
-              <w:t xml:space="preserve">class </w:t>
-            </w:r>
-            <w:r>
-              <w:rPr>
-                <w:bCs/>
+              <w:t>class</w:t>
+            </w:r>
+            <w:proofErr w:type="spellEnd"/>
+            <w:r>
+              <w:rPr>
+                <w:bCs/>
+                <w:i/>
                 <w:iCs/>
-                <w:lang w:val="en"/>
-              </w:rPr>
-              <w:t>velocity.knots_to_mph</w:t>
-            </w:r>
-            <w:r>
-              <w:rPr>
-                <w:bCs/>
                 <w:color w:val="2E74B5" w:themeColor="accent5" w:themeShade="BF"/>
                 <w:lang w:val="en"/>
               </w:rPr>
+              <w:t xml:space="preserve"> </w:t>
+            </w:r>
+            <w:proofErr w:type="spellStart"/>
+            <w:proofErr w:type="gramStart"/>
+            <w:r>
+              <w:rPr>
+                <w:bCs/>
+                <w:iCs/>
+                <w:lang w:val="en"/>
+              </w:rPr>
+              <w:t>velocity.knots</w:t>
+            </w:r>
+            <w:proofErr w:type="gramEnd"/>
+            <w:r>
+              <w:rPr>
+                <w:bCs/>
+                <w:iCs/>
+                <w:lang w:val="en"/>
+              </w:rPr>
+              <w:t>_to_mph</w:t>
+            </w:r>
+            <w:proofErr w:type="spellEnd"/>
+            <w:r>
+              <w:rPr>
+                <w:bCs/>
+                <w:color w:val="2E74B5" w:themeColor="accent5" w:themeShade="BF"/>
+                <w:lang w:val="en"/>
+              </w:rPr>
               <w:t>(</w:t>
             </w:r>
+            <w:proofErr w:type="spellStart"/>
             <w:r>
               <w:rPr>
                 <w:bCs/>
                 <w:color w:val="2E74B5" w:themeColor="accent5" w:themeShade="BF"/>
                 <w:lang w:val="en"/>
               </w:rPr>
-              <w:t>velocity_knots)</w:t>
+              <w:t>velocity_knots</w:t>
+            </w:r>
+            <w:proofErr w:type="spellEnd"/>
+            <w:r>
+              <w:rPr>
+                <w:bCs/>
+                <w:color w:val="2E74B5" w:themeColor="accent5" w:themeShade="BF"/>
+                <w:lang w:val="en"/>
+              </w:rPr>
+              <w:t>)</w:t>
             </w:r>
             <w:r>
               <w:rPr>
@@ -1535,6 +1806,7 @@
                 <w:numId w:val="4"/>
               </w:numPr>
             </w:pPr>
+            <w:proofErr w:type="spellStart"/>
             <w:r>
               <w:rPr>
                 <w:b/>
@@ -1542,11 +1814,20 @@
               </w:rPr>
               <w:t>velocity_knots</w:t>
             </w:r>
+            <w:proofErr w:type="spellEnd"/>
             <w:r>
               <w:t xml:space="preserve"> – </w:t>
             </w:r>
             <w:r>
-              <w:t>The velocity in knots. Can be any numeric value. No default value.</w:t>
+              <w:t xml:space="preserve">The velocity in knots. Can be any numeric value. No default </w:t>
+            </w:r>
+            <w:proofErr w:type="gramStart"/>
+            <w:r>
+              <w:t>value</w:t>
+            </w:r>
+            <w:proofErr w:type="gramEnd"/>
+            <w:r>
+              <w:t>.</w:t>
             </w:r>
           </w:p>
         </w:tc>
@@ -1592,6 +1873,7 @@
                 <w:lang w:val="en"/>
               </w:rPr>
             </w:pPr>
+            <w:proofErr w:type="spellStart"/>
             <w:r>
               <w:rPr>
                 <w:bCs/>
@@ -1610,16 +1892,29 @@
                 <w:color w:val="2E74B5" w:themeColor="accent5" w:themeShade="BF"/>
                 <w:lang w:val="en"/>
               </w:rPr>
-              <w:t xml:space="preserve">class </w:t>
-            </w:r>
-            <w:r>
-              <w:rPr>
-                <w:bCs/>
+              <w:t>class</w:t>
+            </w:r>
+            <w:proofErr w:type="spellEnd"/>
+            <w:r>
+              <w:rPr>
+                <w:bCs/>
+                <w:i/>
                 <w:iCs/>
+                <w:color w:val="2E74B5" w:themeColor="accent5" w:themeShade="BF"/>
+                <w:lang w:val="en"/>
+              </w:rPr>
+              <w:t xml:space="preserve"> </w:t>
+            </w:r>
+            <w:proofErr w:type="spellStart"/>
+            <w:r>
+              <w:rPr>
+                <w:bCs/>
+                <w:iCs/>
                 <w:lang w:val="en"/>
               </w:rPr>
               <w:t>velocity.mph_to_knots</w:t>
             </w:r>
+            <w:proofErr w:type="spellEnd"/>
             <w:r>
               <w:rPr>
                 <w:bCs/>
@@ -1628,13 +1923,23 @@
               </w:rPr>
               <w:t>(</w:t>
             </w:r>
+            <w:proofErr w:type="spellStart"/>
             <w:r>
               <w:rPr>
                 <w:bCs/>
                 <w:color w:val="2E74B5" w:themeColor="accent5" w:themeShade="BF"/>
                 <w:lang w:val="en"/>
               </w:rPr>
-              <w:t>velocity_mph)</w:t>
+              <w:t>velocity_mph</w:t>
+            </w:r>
+            <w:proofErr w:type="spellEnd"/>
+            <w:r>
+              <w:rPr>
+                <w:bCs/>
+                <w:color w:val="2E74B5" w:themeColor="accent5" w:themeShade="BF"/>
+                <w:lang w:val="en"/>
+              </w:rPr>
+              <w:t>)</w:t>
             </w:r>
             <w:r>
               <w:rPr>
@@ -1658,7 +1963,21 @@
         <w:rPr>
           <w:lang w:val="en"/>
         </w:rPr>
-        <w:t>Conversion of miles-per-hour velocity to a knots velocity value.</w:t>
+        <w:t xml:space="preserve">Conversion of miles-per-hour velocity to a </w:t>
+      </w:r>
+      <w:proofErr w:type="gramStart"/>
+      <w:r>
+        <w:rPr>
+          <w:lang w:val="en"/>
+        </w:rPr>
+        <w:t>knots</w:t>
+      </w:r>
+      <w:proofErr w:type="gramEnd"/>
+      <w:r>
+        <w:rPr>
+          <w:lang w:val="en"/>
+        </w:rPr>
+        <w:t xml:space="preserve"> velocity value.</w:t>
       </w:r>
     </w:p>
     <w:tbl>
@@ -1721,6 +2040,7 @@
                 <w:numId w:val="4"/>
               </w:numPr>
             </w:pPr>
+            <w:proofErr w:type="spellStart"/>
             <w:r>
               <w:rPr>
                 <w:b/>
@@ -1728,11 +2048,20 @@
               </w:rPr>
               <w:t>velocity_mph</w:t>
             </w:r>
+            <w:proofErr w:type="spellEnd"/>
             <w:r>
               <w:t xml:space="preserve"> – </w:t>
             </w:r>
             <w:r>
-              <w:t>The velocity in miles-per-hour. Can be any numeric value. No default value.</w:t>
+              <w:t xml:space="preserve">The velocity in miles-per-hour. Can be any numeric value. No default </w:t>
+            </w:r>
+            <w:proofErr w:type="gramStart"/>
+            <w:r>
+              <w:t>value</w:t>
+            </w:r>
+            <w:proofErr w:type="gramEnd"/>
+            <w:r>
+              <w:t>.</w:t>
             </w:r>
           </w:p>
         </w:tc>
@@ -1816,7 +2145,21 @@
               <w:rPr>
                 <w:szCs w:val="20"/>
               </w:rPr>
-              <w:t>&gt;&gt;&gt; from cedargrove_unit_converter.</w:t>
+              <w:t xml:space="preserve">&gt;&gt;&gt; from </w:t>
+            </w:r>
+            <w:proofErr w:type="spellStart"/>
+            <w:r>
+              <w:rPr>
+                <w:szCs w:val="20"/>
+              </w:rPr>
+              <w:t>cedargrove_unit_</w:t>
+            </w:r>
+            <w:proofErr w:type="gramStart"/>
+            <w:r>
+              <w:rPr>
+                <w:szCs w:val="20"/>
+              </w:rPr>
+              <w:t>converter.</w:t>
             </w:r>
             <w:r>
               <w:rPr>
@@ -1824,6 +2167,8 @@
               </w:rPr>
               <w:t>velocity</w:t>
             </w:r>
+            <w:proofErr w:type="spellEnd"/>
+            <w:proofErr w:type="gramEnd"/>
             <w:r>
               <w:rPr>
                 <w:szCs w:val="20"/>
@@ -1847,7 +2192,35 @@
               <w:rPr>
                 <w:szCs w:val="20"/>
               </w:rPr>
-              <w:t xml:space="preserve">&gt;&gt;&gt; mps_to_fps(100)       </w:t>
+              <w:t xml:space="preserve">&gt;&gt;&gt; </w:t>
+            </w:r>
+            <w:proofErr w:type="spellStart"/>
+            <w:r>
+              <w:rPr>
+                <w:szCs w:val="20"/>
+              </w:rPr>
+              <w:t>mps_to_</w:t>
+            </w:r>
+            <w:proofErr w:type="gramStart"/>
+            <w:r>
+              <w:rPr>
+                <w:szCs w:val="20"/>
+              </w:rPr>
+              <w:t>fps</w:t>
+            </w:r>
+            <w:proofErr w:type="spellEnd"/>
+            <w:r>
+              <w:rPr>
+                <w:szCs w:val="20"/>
+              </w:rPr>
+              <w:t>(</w:t>
+            </w:r>
+            <w:proofErr w:type="gramEnd"/>
+            <w:r>
+              <w:rPr>
+                <w:szCs w:val="20"/>
+              </w:rPr>
+              <w:t xml:space="preserve">100)       </w:t>
             </w:r>
             <w:r>
               <w:rPr>
@@ -1892,7 +2265,35 @@
               <w:rPr>
                 <w:szCs w:val="20"/>
               </w:rPr>
-              <w:t xml:space="preserve">&gt;&gt;&gt; fps_to_mps(328.1)    </w:t>
+              <w:t xml:space="preserve">&gt;&gt;&gt; </w:t>
+            </w:r>
+            <w:proofErr w:type="spellStart"/>
+            <w:r>
+              <w:rPr>
+                <w:szCs w:val="20"/>
+              </w:rPr>
+              <w:t>fps_to_</w:t>
+            </w:r>
+            <w:proofErr w:type="gramStart"/>
+            <w:r>
+              <w:rPr>
+                <w:szCs w:val="20"/>
+              </w:rPr>
+              <w:t>mps</w:t>
+            </w:r>
+            <w:proofErr w:type="spellEnd"/>
+            <w:r>
+              <w:rPr>
+                <w:szCs w:val="20"/>
+              </w:rPr>
+              <w:t>(</w:t>
+            </w:r>
+            <w:proofErr w:type="gramEnd"/>
+            <w:r>
+              <w:rPr>
+                <w:szCs w:val="20"/>
+              </w:rPr>
+              <w:t xml:space="preserve">328.1)    </w:t>
             </w:r>
             <w:r>
               <w:rPr>
@@ -1937,7 +2338,35 @@
               <w:rPr>
                 <w:szCs w:val="20"/>
               </w:rPr>
-              <w:t xml:space="preserve">&gt;&gt;&gt; kmph_to_mph(68)      </w:t>
+              <w:t xml:space="preserve">&gt;&gt;&gt; </w:t>
+            </w:r>
+            <w:proofErr w:type="spellStart"/>
+            <w:r>
+              <w:rPr>
+                <w:szCs w:val="20"/>
+              </w:rPr>
+              <w:t>kmph_to_</w:t>
+            </w:r>
+            <w:proofErr w:type="gramStart"/>
+            <w:r>
+              <w:rPr>
+                <w:szCs w:val="20"/>
+              </w:rPr>
+              <w:t>mph</w:t>
+            </w:r>
+            <w:proofErr w:type="spellEnd"/>
+            <w:r>
+              <w:rPr>
+                <w:szCs w:val="20"/>
+              </w:rPr>
+              <w:t>(</w:t>
+            </w:r>
+            <w:proofErr w:type="gramEnd"/>
+            <w:r>
+              <w:rPr>
+                <w:szCs w:val="20"/>
+              </w:rPr>
+              <w:t xml:space="preserve">68)      </w:t>
             </w:r>
             <w:r>
               <w:rPr>
@@ -1949,7 +2378,35 @@
               <w:rPr>
                 <w:szCs w:val="20"/>
               </w:rPr>
-              <w:t xml:space="preserve">  # Kilometers-Per_Hour to Miles-Per_Hour Converter</w:t>
+              <w:t xml:space="preserve">  # Kilometers-</w:t>
+            </w:r>
+            <w:proofErr w:type="spellStart"/>
+            <w:r>
+              <w:rPr>
+                <w:szCs w:val="20"/>
+              </w:rPr>
+              <w:t>Per_Hour</w:t>
+            </w:r>
+            <w:proofErr w:type="spellEnd"/>
+            <w:r>
+              <w:rPr>
+                <w:szCs w:val="20"/>
+              </w:rPr>
+              <w:t xml:space="preserve"> to Miles-</w:t>
+            </w:r>
+            <w:proofErr w:type="spellStart"/>
+            <w:r>
+              <w:rPr>
+                <w:szCs w:val="20"/>
+              </w:rPr>
+              <w:t>Per_Hour</w:t>
+            </w:r>
+            <w:proofErr w:type="spellEnd"/>
+            <w:r>
+              <w:rPr>
+                <w:szCs w:val="20"/>
+              </w:rPr>
+              <w:t xml:space="preserve"> Converter</w:t>
             </w:r>
           </w:p>
           <w:p>
@@ -1982,7 +2439,63 @@
               <w:rPr>
                 <w:szCs w:val="20"/>
               </w:rPr>
-              <w:t>&gt;&gt;&gt; mph_to_kmph(42.2552)   # Miles-Per_Hour to Kilometers-Per_Hour Converter</w:t>
+              <w:t xml:space="preserve">&gt;&gt;&gt; </w:t>
+            </w:r>
+            <w:proofErr w:type="spellStart"/>
+            <w:r>
+              <w:rPr>
+                <w:szCs w:val="20"/>
+              </w:rPr>
+              <w:t>mph_to_</w:t>
+            </w:r>
+            <w:proofErr w:type="gramStart"/>
+            <w:r>
+              <w:rPr>
+                <w:szCs w:val="20"/>
+              </w:rPr>
+              <w:t>kmph</w:t>
+            </w:r>
+            <w:proofErr w:type="spellEnd"/>
+            <w:r>
+              <w:rPr>
+                <w:szCs w:val="20"/>
+              </w:rPr>
+              <w:t>(</w:t>
+            </w:r>
+            <w:proofErr w:type="gramEnd"/>
+            <w:r>
+              <w:rPr>
+                <w:szCs w:val="20"/>
+              </w:rPr>
+              <w:t>42.2552)   # Miles-</w:t>
+            </w:r>
+            <w:proofErr w:type="spellStart"/>
+            <w:r>
+              <w:rPr>
+                <w:szCs w:val="20"/>
+              </w:rPr>
+              <w:t>Per_Hour</w:t>
+            </w:r>
+            <w:proofErr w:type="spellEnd"/>
+            <w:r>
+              <w:rPr>
+                <w:szCs w:val="20"/>
+              </w:rPr>
+              <w:t xml:space="preserve"> to Kilometers-</w:t>
+            </w:r>
+            <w:proofErr w:type="spellStart"/>
+            <w:r>
+              <w:rPr>
+                <w:szCs w:val="20"/>
+              </w:rPr>
+              <w:t>Per_Hour</w:t>
+            </w:r>
+            <w:proofErr w:type="spellEnd"/>
+            <w:r>
+              <w:rPr>
+                <w:szCs w:val="20"/>
+              </w:rPr>
+              <w:t xml:space="preserve"> Converter</w:t>
             </w:r>
           </w:p>
           <w:p>
@@ -2015,7 +2528,35 @@
               <w:rPr>
                 <w:szCs w:val="20"/>
               </w:rPr>
-              <w:t xml:space="preserve">&gt;&gt;&gt; knots_to_kmph(22)     </w:t>
+              <w:t xml:space="preserve">&gt;&gt;&gt; </w:t>
+            </w:r>
+            <w:proofErr w:type="spellStart"/>
+            <w:r>
+              <w:rPr>
+                <w:szCs w:val="20"/>
+              </w:rPr>
+              <w:t>knots_to_</w:t>
+            </w:r>
+            <w:proofErr w:type="gramStart"/>
+            <w:r>
+              <w:rPr>
+                <w:szCs w:val="20"/>
+              </w:rPr>
+              <w:t>kmph</w:t>
+            </w:r>
+            <w:proofErr w:type="spellEnd"/>
+            <w:r>
+              <w:rPr>
+                <w:szCs w:val="20"/>
+              </w:rPr>
+              <w:t>(</w:t>
+            </w:r>
+            <w:proofErr w:type="gramEnd"/>
+            <w:r>
+              <w:rPr>
+                <w:szCs w:val="20"/>
+              </w:rPr>
+              <w:t xml:space="preserve">22)     </w:t>
             </w:r>
             <w:r>
               <w:rPr>
@@ -2060,7 +2601,35 @@
               <w:rPr>
                 <w:szCs w:val="20"/>
               </w:rPr>
-              <w:t xml:space="preserve">&gt;&gt;&gt; kmph_to_knots(40.744) </w:t>
+              <w:t xml:space="preserve">&gt;&gt;&gt; </w:t>
+            </w:r>
+            <w:proofErr w:type="spellStart"/>
+            <w:r>
+              <w:rPr>
+                <w:szCs w:val="20"/>
+              </w:rPr>
+              <w:t>kmph_to_</w:t>
+            </w:r>
+            <w:proofErr w:type="gramStart"/>
+            <w:r>
+              <w:rPr>
+                <w:szCs w:val="20"/>
+              </w:rPr>
+              <w:t>knots</w:t>
+            </w:r>
+            <w:proofErr w:type="spellEnd"/>
+            <w:r>
+              <w:rPr>
+                <w:szCs w:val="20"/>
+              </w:rPr>
+              <w:t>(</w:t>
+            </w:r>
+            <w:proofErr w:type="gramEnd"/>
+            <w:r>
+              <w:rPr>
+                <w:szCs w:val="20"/>
+              </w:rPr>
+              <w:t xml:space="preserve">40.744) </w:t>
             </w:r>
             <w:r>
               <w:rPr>
@@ -2105,7 +2674,35 @@
               <w:rPr>
                 <w:szCs w:val="20"/>
               </w:rPr>
-              <w:t xml:space="preserve">&gt;&gt;&gt; knots_to_mph(22)     </w:t>
+              <w:t xml:space="preserve">&gt;&gt;&gt; </w:t>
+            </w:r>
+            <w:proofErr w:type="spellStart"/>
+            <w:r>
+              <w:rPr>
+                <w:szCs w:val="20"/>
+              </w:rPr>
+              <w:t>knots_to_</w:t>
+            </w:r>
+            <w:proofErr w:type="gramStart"/>
+            <w:r>
+              <w:rPr>
+                <w:szCs w:val="20"/>
+              </w:rPr>
+              <w:t>mph</w:t>
+            </w:r>
+            <w:proofErr w:type="spellEnd"/>
+            <w:r>
+              <w:rPr>
+                <w:szCs w:val="20"/>
+              </w:rPr>
+              <w:t>(</w:t>
+            </w:r>
+            <w:proofErr w:type="gramEnd"/>
+            <w:r>
+              <w:rPr>
+                <w:szCs w:val="20"/>
+              </w:rPr>
+              <w:t xml:space="preserve">22)     </w:t>
             </w:r>
             <w:r>
               <w:rPr>
@@ -2156,7 +2753,35 @@
               <w:rPr>
                 <w:szCs w:val="20"/>
               </w:rPr>
-              <w:t xml:space="preserve">&gt;&gt;&gt; mph_to_knots(25.322)  </w:t>
+              <w:t xml:space="preserve">&gt;&gt;&gt; </w:t>
+            </w:r>
+            <w:proofErr w:type="spellStart"/>
+            <w:r>
+              <w:rPr>
+                <w:szCs w:val="20"/>
+              </w:rPr>
+              <w:t>mph_to_</w:t>
+            </w:r>
+            <w:proofErr w:type="gramStart"/>
+            <w:r>
+              <w:rPr>
+                <w:szCs w:val="20"/>
+              </w:rPr>
+              <w:t>knots</w:t>
+            </w:r>
+            <w:proofErr w:type="spellEnd"/>
+            <w:r>
+              <w:rPr>
+                <w:szCs w:val="20"/>
+              </w:rPr>
+              <w:t>(</w:t>
+            </w:r>
+            <w:proofErr w:type="gramEnd"/>
+            <w:r>
+              <w:rPr>
+                <w:szCs w:val="20"/>
+              </w:rPr>
+              <w:t xml:space="preserve">25.322)  </w:t>
             </w:r>
             <w:r>
               <w:rPr>
@@ -2270,6 +2895,7 @@
                 <w:lang w:val="en"/>
               </w:rPr>
             </w:pPr>
+            <w:proofErr w:type="spellStart"/>
             <w:r>
               <w:rPr>
                 <w:bCs/>
@@ -2288,16 +2914,47 @@
                 <w:color w:val="2E74B5" w:themeColor="accent5" w:themeShade="BF"/>
                 <w:lang w:val="en"/>
               </w:rPr>
-              <w:t xml:space="preserve">class </w:t>
-            </w:r>
-            <w:r>
-              <w:rPr>
-                <w:bCs/>
+              <w:t>class</w:t>
+            </w:r>
+            <w:proofErr w:type="spellEnd"/>
+            <w:r>
+              <w:rPr>
+                <w:bCs/>
+                <w:i/>
                 <w:iCs/>
-                <w:lang w:val="en"/>
-              </w:rPr>
-              <w:t>velocity.speed_of_light</w:t>
-            </w:r>
+                <w:color w:val="2E74B5" w:themeColor="accent5" w:themeShade="BF"/>
+                <w:lang w:val="en"/>
+              </w:rPr>
+              <w:t xml:space="preserve"> </w:t>
+            </w:r>
+            <w:proofErr w:type="spellStart"/>
+            <w:proofErr w:type="gramStart"/>
+            <w:r>
+              <w:rPr>
+                <w:bCs/>
+                <w:iCs/>
+                <w:lang w:val="en"/>
+              </w:rPr>
+              <w:t>velocity.</w:t>
+            </w:r>
+            <w:r>
+              <w:rPr>
+                <w:bCs/>
+                <w:iCs/>
+                <w:lang w:val="en"/>
+              </w:rPr>
+              <w:t>velocity</w:t>
+            </w:r>
+            <w:proofErr w:type="gramEnd"/>
+            <w:r>
+              <w:rPr>
+                <w:bCs/>
+                <w:iCs/>
+                <w:lang w:val="en"/>
+              </w:rPr>
+              <w:t>_of_light</w:t>
+            </w:r>
+            <w:proofErr w:type="spellEnd"/>
             <w:r>
               <w:rPr>
                 <w:bCs/>
@@ -2494,7 +3151,21 @@
               <w:rPr>
                 <w:szCs w:val="20"/>
               </w:rPr>
-              <w:t>&gt;&gt;&gt; from cedargrove_unit_converter.</w:t>
+              <w:t xml:space="preserve">&gt;&gt;&gt; from </w:t>
+            </w:r>
+            <w:proofErr w:type="spellStart"/>
+            <w:r>
+              <w:rPr>
+                <w:szCs w:val="20"/>
+              </w:rPr>
+              <w:t>cedargrove_unit_</w:t>
+            </w:r>
+            <w:proofErr w:type="gramStart"/>
+            <w:r>
+              <w:rPr>
+                <w:szCs w:val="20"/>
+              </w:rPr>
+              <w:t>converter.</w:t>
             </w:r>
             <w:r>
               <w:rPr>
@@ -2502,18 +3173,28 @@
               </w:rPr>
               <w:t>velocity</w:t>
             </w:r>
+            <w:proofErr w:type="spellEnd"/>
+            <w:proofErr w:type="gramEnd"/>
             <w:r>
               <w:rPr>
                 <w:szCs w:val="20"/>
               </w:rPr>
               <w:t xml:space="preserve"> import </w:t>
             </w:r>
-            <w:r>
-              <w:rPr>
-                <w:szCs w:val="20"/>
-              </w:rPr>
-              <w:t>speed_of_light</w:t>
-            </w:r>
+            <w:proofErr w:type="spellStart"/>
+            <w:r>
+              <w:rPr>
+                <w:szCs w:val="20"/>
+              </w:rPr>
+              <w:t>velocity</w:t>
+            </w:r>
+            <w:r>
+              <w:rPr>
+                <w:szCs w:val="20"/>
+              </w:rPr>
+              <w:t>_of_light</w:t>
+            </w:r>
+            <w:proofErr w:type="spellEnd"/>
           </w:p>
           <w:p>
             <w:pPr>
@@ -2527,11 +3208,39 @@
               </w:rPr>
               <w:t xml:space="preserve">&gt;&gt;&gt; </w:t>
             </w:r>
-            <w:r>
-              <w:rPr>
-                <w:szCs w:val="20"/>
-              </w:rPr>
-              <w:t>speed_of_light()</w:t>
+            <w:proofErr w:type="spellStart"/>
+            <w:r>
+              <w:rPr>
+                <w:szCs w:val="20"/>
+              </w:rPr>
+              <w:t>velocity</w:t>
+            </w:r>
+            <w:r>
+              <w:rPr>
+                <w:szCs w:val="20"/>
+              </w:rPr>
+              <w:t>_of_</w:t>
+            </w:r>
+            <w:proofErr w:type="gramStart"/>
+            <w:r>
+              <w:rPr>
+                <w:szCs w:val="20"/>
+              </w:rPr>
+              <w:t>light</w:t>
+            </w:r>
+            <w:proofErr w:type="spellEnd"/>
+            <w:r>
+              <w:rPr>
+                <w:szCs w:val="20"/>
+              </w:rPr>
+              <w:t>(</w:t>
+            </w:r>
+            <w:proofErr w:type="gramEnd"/>
+            <w:r>
+              <w:rPr>
+                <w:szCs w:val="20"/>
+              </w:rPr>
+              <w:t>)</w:t>
             </w:r>
           </w:p>
           <w:p>
@@ -2607,6 +3316,7 @@
                 <w:lang w:val="en"/>
               </w:rPr>
             </w:pPr>
+            <w:proofErr w:type="spellStart"/>
             <w:r>
               <w:rPr>
                 <w:bCs/>
@@ -2625,16 +3335,39 @@
                 <w:color w:val="2E74B5" w:themeColor="accent5" w:themeShade="BF"/>
                 <w:lang w:val="en"/>
               </w:rPr>
-              <w:t xml:space="preserve">class </w:t>
-            </w:r>
-            <w:r>
-              <w:rPr>
-                <w:bCs/>
+              <w:t>class</w:t>
+            </w:r>
+            <w:proofErr w:type="spellEnd"/>
+            <w:r>
+              <w:rPr>
+                <w:bCs/>
+                <w:i/>
                 <w:iCs/>
-                <w:lang w:val="en"/>
-              </w:rPr>
-              <w:t>velocity.speed_of_sound</w:t>
-            </w:r>
+                <w:color w:val="2E74B5" w:themeColor="accent5" w:themeShade="BF"/>
+                <w:lang w:val="en"/>
+              </w:rPr>
+              <w:t xml:space="preserve"> </w:t>
+            </w:r>
+            <w:proofErr w:type="spellStart"/>
+            <w:proofErr w:type="gramStart"/>
+            <w:r>
+              <w:rPr>
+                <w:bCs/>
+                <w:iCs/>
+                <w:lang w:val="en"/>
+              </w:rPr>
+              <w:t>velocity.speed</w:t>
+            </w:r>
+            <w:proofErr w:type="gramEnd"/>
+            <w:r>
+              <w:rPr>
+                <w:bCs/>
+                <w:iCs/>
+                <w:lang w:val="en"/>
+              </w:rPr>
+              <w:t>_of_sound</w:t>
+            </w:r>
+            <w:proofErr w:type="spellEnd"/>
             <w:r>
               <w:rPr>
                 <w:bCs/>
@@ -2840,7 +3573,21 @@
               <w:rPr>
                 <w:szCs w:val="20"/>
               </w:rPr>
-              <w:t>&gt;&gt;&gt; from cedargrove_unit_converter.</w:t>
+              <w:t xml:space="preserve">&gt;&gt;&gt; from </w:t>
+            </w:r>
+            <w:proofErr w:type="spellStart"/>
+            <w:r>
+              <w:rPr>
+                <w:szCs w:val="20"/>
+              </w:rPr>
+              <w:t>cedargrove_unit_</w:t>
+            </w:r>
+            <w:proofErr w:type="gramStart"/>
+            <w:r>
+              <w:rPr>
+                <w:szCs w:val="20"/>
+              </w:rPr>
+              <w:t>converter.</w:t>
             </w:r>
             <w:r>
               <w:rPr>
@@ -2848,24 +3595,95 @@
               </w:rPr>
               <w:t>velocity</w:t>
             </w:r>
+            <w:proofErr w:type="spellEnd"/>
+            <w:proofErr w:type="gramEnd"/>
             <w:r>
               <w:rPr>
                 <w:szCs w:val="20"/>
               </w:rPr>
               <w:t xml:space="preserve"> import </w:t>
             </w:r>
-            <w:r>
-              <w:rPr>
-                <w:szCs w:val="20"/>
-              </w:rPr>
-              <w:t>speed_of_</w:t>
-            </w:r>
+            <w:proofErr w:type="spellStart"/>
+            <w:r>
+              <w:rPr>
+                <w:szCs w:val="20"/>
+              </w:rPr>
+              <w:t>velocity</w:t>
+            </w:r>
+            <w:r>
+              <w:rPr>
+                <w:szCs w:val="20"/>
+              </w:rPr>
+              <w:t>_of_sound</w:t>
+            </w:r>
+            <w:proofErr w:type="spellEnd"/>
+          </w:p>
+          <w:p>
+            <w:pPr>
+              <w:rPr>
+                <w:szCs w:val="20"/>
+              </w:rPr>
+            </w:pPr>
+            <w:r>
+              <w:rPr>
+                <w:szCs w:val="20"/>
+              </w:rPr>
+              <w:t xml:space="preserve">&gt;&gt;&gt; </w:t>
+            </w:r>
+            <w:proofErr w:type="spellStart"/>
+            <w:r>
+              <w:rPr>
+                <w:szCs w:val="20"/>
+              </w:rPr>
+              <w:t>velocity</w:t>
+            </w:r>
+            <w:r>
+              <w:rPr>
+                <w:szCs w:val="20"/>
+              </w:rPr>
+              <w:t>_of_</w:t>
+            </w:r>
+            <w:proofErr w:type="gramStart"/>
             <w:r>
               <w:rPr>
                 <w:szCs w:val="20"/>
               </w:rPr>
               <w:t>sound</w:t>
             </w:r>
+            <w:proofErr w:type="spellEnd"/>
+            <w:r>
+              <w:rPr>
+                <w:szCs w:val="20"/>
+              </w:rPr>
+              <w:t>(</w:t>
+            </w:r>
+            <w:proofErr w:type="gramEnd"/>
+            <w:r>
+              <w:rPr>
+                <w:szCs w:val="20"/>
+              </w:rPr>
+              <w:t>)</w:t>
+            </w:r>
+          </w:p>
+          <w:p>
+            <w:pPr>
+              <w:rPr>
+                <w:szCs w:val="20"/>
+              </w:rPr>
+            </w:pPr>
+            <w:r>
+              <w:rPr>
+                <w:szCs w:val="20"/>
+              </w:rPr>
+              <w:t>343</w:t>
+            </w:r>
+          </w:p>
+          <w:p>
+            <w:pPr>
+              <w:rPr>
+                <w:szCs w:val="20"/>
+              </w:rPr>
+            </w:pPr>
           </w:p>
           <w:p>
             <w:pPr>
@@ -2879,17 +3697,39 @@
               </w:rPr>
               <w:t xml:space="preserve">&gt;&gt;&gt; </w:t>
             </w:r>
-            <w:r>
-              <w:rPr>
-                <w:szCs w:val="20"/>
-              </w:rPr>
-              <w:t>speed_of_</w:t>
-            </w:r>
-            <w:r>
-              <w:rPr>
-                <w:szCs w:val="20"/>
-              </w:rPr>
-              <w:t>sound()</w:t>
+            <w:proofErr w:type="spellStart"/>
+            <w:r>
+              <w:rPr>
+                <w:szCs w:val="20"/>
+              </w:rPr>
+              <w:t>velocity</w:t>
+            </w:r>
+            <w:r>
+              <w:rPr>
+                <w:szCs w:val="20"/>
+              </w:rPr>
+              <w:t>_of_sound</w:t>
+            </w:r>
+            <w:proofErr w:type="spellEnd"/>
+            <w:r>
+              <w:rPr>
+                <w:szCs w:val="20"/>
+              </w:rPr>
+              <w:t>(medium</w:t>
+            </w:r>
+            <w:proofErr w:type="gramStart"/>
+            <w:r>
+              <w:rPr>
+                <w:szCs w:val="20"/>
+              </w:rPr>
+              <w:t>=”air</w:t>
+            </w:r>
+            <w:proofErr w:type="gramEnd"/>
+            <w:r>
+              <w:rPr>
+                <w:szCs w:val="20"/>
+              </w:rPr>
+              <w:t>”)</w:t>
             </w:r>
           </w:p>
           <w:p>
@@ -2922,47 +3762,36 @@
               <w:rPr>
                 <w:szCs w:val="20"/>
               </w:rPr>
-              <w:t>&gt;&gt;&gt; speed_of_sound(medium=”air”)</w:t>
-            </w:r>
-          </w:p>
-          <w:p>
-            <w:pPr>
-              <w:rPr>
-                <w:szCs w:val="20"/>
-              </w:rPr>
-            </w:pPr>
-            <w:r>
-              <w:rPr>
-                <w:szCs w:val="20"/>
-              </w:rPr>
-              <w:t>343</w:t>
-            </w:r>
-          </w:p>
-          <w:p>
-            <w:pPr>
-              <w:rPr>
-                <w:szCs w:val="20"/>
-              </w:rPr>
-            </w:pPr>
-          </w:p>
-          <w:p>
-            <w:pPr>
-              <w:rPr>
-                <w:szCs w:val="20"/>
-              </w:rPr>
-            </w:pPr>
-            <w:r>
-              <w:rPr>
-                <w:szCs w:val="20"/>
-              </w:rPr>
-              <w:t>&gt;&gt;&gt; speed_of_sound(medium=”</w:t>
-            </w:r>
-            <w:r>
-              <w:rPr>
-                <w:szCs w:val="20"/>
-              </w:rPr>
-              <w:t>water</w:t>
-            </w:r>
+              <w:t xml:space="preserve">&gt;&gt;&gt; </w:t>
+            </w:r>
+            <w:proofErr w:type="spellStart"/>
+            <w:r>
+              <w:rPr>
+                <w:szCs w:val="20"/>
+              </w:rPr>
+              <w:t>velocity</w:t>
+            </w:r>
+            <w:r>
+              <w:rPr>
+                <w:szCs w:val="20"/>
+              </w:rPr>
+              <w:t>_of_sound</w:t>
+            </w:r>
+            <w:proofErr w:type="spellEnd"/>
+            <w:r>
+              <w:rPr>
+                <w:szCs w:val="20"/>
+              </w:rPr>
+              <w:t>(medium</w:t>
+            </w:r>
+            <w:proofErr w:type="gramStart"/>
+            <w:r>
+              <w:rPr>
+                <w:szCs w:val="20"/>
+              </w:rPr>
+              <w:t>=”water</w:t>
+            </w:r>
+            <w:proofErr w:type="gramEnd"/>
             <w:r>
               <w:rPr>
                 <w:szCs w:val="20"/>
@@ -3000,14 +3829,36 @@
               <w:rPr>
                 <w:szCs w:val="20"/>
               </w:rPr>
-              <w:t>&gt;&gt;&gt; speed_of_sound(medium=”</w:t>
-            </w:r>
-            <w:r>
-              <w:rPr>
-                <w:szCs w:val="20"/>
-              </w:rPr>
-              <w:t>steel</w:t>
-            </w:r>
+              <w:t xml:space="preserve">&gt;&gt;&gt; </w:t>
+            </w:r>
+            <w:proofErr w:type="spellStart"/>
+            <w:r>
+              <w:rPr>
+                <w:szCs w:val="20"/>
+              </w:rPr>
+              <w:t>velocity</w:t>
+            </w:r>
+            <w:r>
+              <w:rPr>
+                <w:szCs w:val="20"/>
+              </w:rPr>
+              <w:t>_of_sound</w:t>
+            </w:r>
+            <w:proofErr w:type="spellEnd"/>
+            <w:r>
+              <w:rPr>
+                <w:szCs w:val="20"/>
+              </w:rPr>
+              <w:t>(medium</w:t>
+            </w:r>
+            <w:proofErr w:type="gramStart"/>
+            <w:r>
+              <w:rPr>
+                <w:szCs w:val="20"/>
+              </w:rPr>
+              <w:t>=”steel</w:t>
+            </w:r>
+            <w:proofErr w:type="gramEnd"/>
             <w:r>
               <w:rPr>
                 <w:szCs w:val="20"/>
@@ -5269,6 +6120,7 @@
   <w:style w:type="character" w:default="1" w:styleId="DefaultParagraphFont">
     <w:name w:val="Default Paragraph Font"/>
     <w:uiPriority w:val="1"/>
+    <w:semiHidden/>
     <w:unhideWhenUsed/>
   </w:style>
   <w:style w:type="table" w:default="1" w:styleId="TableNormal">

--- a/docs/pseudo_readthedocs_velocity.docx
+++ b/docs/pseudo_readthedocs_velocity.docx
@@ -253,7 +253,6 @@
                 <w:lang w:val="en"/>
               </w:rPr>
             </w:pPr>
-            <w:proofErr w:type="spellStart"/>
             <w:r>
               <w:rPr>
                 <w:bCs/>
@@ -272,47 +271,32 @@
                 <w:color w:val="2E74B5" w:themeColor="accent5" w:themeShade="BF"/>
                 <w:lang w:val="en"/>
               </w:rPr>
-              <w:t>class</w:t>
-            </w:r>
-            <w:proofErr w:type="spellEnd"/>
-            <w:r>
-              <w:rPr>
-                <w:bCs/>
-                <w:i/>
+              <w:t xml:space="preserve">class </w:t>
+            </w:r>
+            <w:r>
+              <w:rPr>
+                <w:bCs/>
                 <w:iCs/>
+                <w:lang w:val="en"/>
+              </w:rPr>
+              <w:t>velocity.mps_to_fps</w:t>
+            </w:r>
+            <w:r>
+              <w:rPr>
+                <w:bCs/>
                 <w:color w:val="2E74B5" w:themeColor="accent5" w:themeShade="BF"/>
                 <w:lang w:val="en"/>
               </w:rPr>
-              <w:t xml:space="preserve"> </w:t>
-            </w:r>
-            <w:proofErr w:type="spellStart"/>
-            <w:r>
-              <w:rPr>
-                <w:bCs/>
-                <w:iCs/>
-                <w:lang w:val="en"/>
-              </w:rPr>
-              <w:t>velocity.mps_to_fps</w:t>
-            </w:r>
-            <w:proofErr w:type="spellEnd"/>
+              <w:t>(</w:t>
+            </w:r>
             <w:r>
               <w:rPr>
                 <w:bCs/>
                 <w:color w:val="2E74B5" w:themeColor="accent5" w:themeShade="BF"/>
                 <w:lang w:val="en"/>
               </w:rPr>
-              <w:t>(</w:t>
-            </w:r>
-            <w:proofErr w:type="spellStart"/>
-            <w:r>
-              <w:rPr>
-                <w:bCs/>
-                <w:color w:val="2E74B5" w:themeColor="accent5" w:themeShade="BF"/>
-                <w:lang w:val="en"/>
-              </w:rPr>
               <w:t>velocity_mps</w:t>
             </w:r>
-            <w:proofErr w:type="spellEnd"/>
             <w:r>
               <w:rPr>
                 <w:bCs/>
@@ -406,7 +390,6 @@
                 <w:numId w:val="4"/>
               </w:numPr>
             </w:pPr>
-            <w:proofErr w:type="spellStart"/>
             <w:r>
               <w:rPr>
                 <w:b/>
@@ -414,7 +397,6 @@
               </w:rPr>
               <w:t>velocity_mps</w:t>
             </w:r>
-            <w:proofErr w:type="spellEnd"/>
             <w:r>
               <w:t xml:space="preserve"> – </w:t>
             </w:r>
@@ -436,16 +418,11 @@
             <w:r>
               <w:t xml:space="preserve">. No default </w:t>
             </w:r>
-            <w:proofErr w:type="gramStart"/>
             <w:r>
               <w:t>valu</w:t>
             </w:r>
             <w:r>
-              <w:t>e</w:t>
-            </w:r>
-            <w:proofErr w:type="gramEnd"/>
-            <w:r>
-              <w:t>.</w:t>
+              <w:t>e.</w:t>
             </w:r>
           </w:p>
         </w:tc>
@@ -490,7 +467,6 @@
                 <w:lang w:val="en"/>
               </w:rPr>
             </w:pPr>
-            <w:proofErr w:type="spellStart"/>
             <w:r>
               <w:rPr>
                 <w:bCs/>
@@ -509,54 +485,31 @@
                 <w:color w:val="2E74B5" w:themeColor="accent5" w:themeShade="BF"/>
                 <w:lang w:val="en"/>
               </w:rPr>
-              <w:t>class</w:t>
-            </w:r>
-            <w:proofErr w:type="spellEnd"/>
-            <w:r>
-              <w:rPr>
-                <w:bCs/>
-                <w:i/>
+              <w:t xml:space="preserve">class </w:t>
+            </w:r>
+            <w:r>
+              <w:rPr>
+                <w:bCs/>
                 <w:iCs/>
+                <w:lang w:val="en"/>
+              </w:rPr>
+              <w:t>velocity.fps_to_mps</w:t>
+            </w:r>
+            <w:r>
+              <w:rPr>
+                <w:bCs/>
                 <w:color w:val="2E74B5" w:themeColor="accent5" w:themeShade="BF"/>
                 <w:lang w:val="en"/>
               </w:rPr>
-              <w:t xml:space="preserve"> </w:t>
-            </w:r>
-            <w:proofErr w:type="spellStart"/>
-            <w:r>
-              <w:rPr>
-                <w:bCs/>
-                <w:iCs/>
-                <w:lang w:val="en"/>
-              </w:rPr>
-              <w:t>velocity.fps_to_mps</w:t>
-            </w:r>
-            <w:proofErr w:type="spellEnd"/>
+              <w:t>(</w:t>
+            </w:r>
             <w:r>
               <w:rPr>
                 <w:bCs/>
                 <w:color w:val="2E74B5" w:themeColor="accent5" w:themeShade="BF"/>
                 <w:lang w:val="en"/>
               </w:rPr>
-              <w:t>(</w:t>
-            </w:r>
-            <w:proofErr w:type="spellStart"/>
-            <w:r>
-              <w:rPr>
-                <w:bCs/>
-                <w:color w:val="2E74B5" w:themeColor="accent5" w:themeShade="BF"/>
-                <w:lang w:val="en"/>
-              </w:rPr>
-              <w:t>velocity_fps</w:t>
-            </w:r>
-            <w:proofErr w:type="spellEnd"/>
-            <w:r>
-              <w:rPr>
-                <w:bCs/>
-                <w:color w:val="2E74B5" w:themeColor="accent5" w:themeShade="BF"/>
-                <w:lang w:val="en"/>
-              </w:rPr>
-              <w:t>)</w:t>
+              <w:t>velocity_fps)</w:t>
             </w:r>
             <w:r>
               <w:rPr>
@@ -643,7 +596,6 @@
                 <w:numId w:val="4"/>
               </w:numPr>
             </w:pPr>
-            <w:proofErr w:type="spellStart"/>
             <w:r>
               <w:rPr>
                 <w:b/>
@@ -651,20 +603,11 @@
               </w:rPr>
               <w:t>velocity_fps</w:t>
             </w:r>
-            <w:proofErr w:type="spellEnd"/>
             <w:r>
               <w:t xml:space="preserve"> – </w:t>
             </w:r>
             <w:r>
-              <w:t xml:space="preserve">The velocity in feet-per-second. Can be any numeric value. No default </w:t>
-            </w:r>
-            <w:proofErr w:type="gramStart"/>
-            <w:r>
-              <w:t>value</w:t>
-            </w:r>
-            <w:proofErr w:type="gramEnd"/>
-            <w:r>
-              <w:t>.</w:t>
+              <w:t>The velocity in feet-per-second. Can be any numeric value. No default value.</w:t>
             </w:r>
           </w:p>
         </w:tc>
@@ -709,7 +652,6 @@
                 <w:lang w:val="en"/>
               </w:rPr>
             </w:pPr>
-            <w:proofErr w:type="spellStart"/>
             <w:r>
               <w:rPr>
                 <w:bCs/>
@@ -728,64 +670,31 @@
                 <w:color w:val="2E74B5" w:themeColor="accent5" w:themeShade="BF"/>
                 <w:lang w:val="en"/>
               </w:rPr>
-              <w:t>class</w:t>
-            </w:r>
-            <w:proofErr w:type="spellEnd"/>
-            <w:r>
-              <w:rPr>
-                <w:bCs/>
-                <w:i/>
+              <w:t xml:space="preserve">class </w:t>
+            </w:r>
+            <w:r>
+              <w:rPr>
+                <w:bCs/>
                 <w:iCs/>
+                <w:lang w:val="en"/>
+              </w:rPr>
+              <w:t>velocity.kmph_to_mph</w:t>
+            </w:r>
+            <w:r>
+              <w:rPr>
+                <w:bCs/>
                 <w:color w:val="2E74B5" w:themeColor="accent5" w:themeShade="BF"/>
                 <w:lang w:val="en"/>
               </w:rPr>
-              <w:t xml:space="preserve"> </w:t>
-            </w:r>
-            <w:proofErr w:type="spellStart"/>
-            <w:proofErr w:type="gramStart"/>
-            <w:r>
-              <w:rPr>
-                <w:bCs/>
-                <w:iCs/>
-                <w:lang w:val="en"/>
-              </w:rPr>
-              <w:t>velocity.kmph</w:t>
-            </w:r>
-            <w:proofErr w:type="gramEnd"/>
-            <w:r>
-              <w:rPr>
-                <w:bCs/>
-                <w:iCs/>
-                <w:lang w:val="en"/>
-              </w:rPr>
-              <w:t>_to_mph</w:t>
-            </w:r>
-            <w:proofErr w:type="spellEnd"/>
+              <w:t>(</w:t>
+            </w:r>
             <w:r>
               <w:rPr>
                 <w:bCs/>
                 <w:color w:val="2E74B5" w:themeColor="accent5" w:themeShade="BF"/>
                 <w:lang w:val="en"/>
               </w:rPr>
-              <w:t>(</w:t>
-            </w:r>
-            <w:proofErr w:type="spellStart"/>
-            <w:r>
-              <w:rPr>
-                <w:bCs/>
-                <w:color w:val="2E74B5" w:themeColor="accent5" w:themeShade="BF"/>
-                <w:lang w:val="en"/>
-              </w:rPr>
-              <w:t>velocity_kmph</w:t>
-            </w:r>
-            <w:proofErr w:type="spellEnd"/>
-            <w:r>
-              <w:rPr>
-                <w:bCs/>
-                <w:color w:val="2E74B5" w:themeColor="accent5" w:themeShade="BF"/>
-                <w:lang w:val="en"/>
-              </w:rPr>
-              <w:t>)</w:t>
+              <w:t>velocity_kmph)</w:t>
             </w:r>
             <w:r>
               <w:rPr>
@@ -872,7 +781,6 @@
                 <w:numId w:val="4"/>
               </w:numPr>
             </w:pPr>
-            <w:proofErr w:type="spellStart"/>
             <w:r>
               <w:rPr>
                 <w:b/>
@@ -880,7 +788,6 @@
               </w:rPr>
               <w:t>velocity_kmph</w:t>
             </w:r>
-            <w:proofErr w:type="spellEnd"/>
             <w:r>
               <w:t xml:space="preserve"> – </w:t>
             </w:r>
@@ -897,15 +804,7 @@
               <w:t>hour</w:t>
             </w:r>
             <w:r>
-              <w:t xml:space="preserve">. Can be any numeric value. No default </w:t>
-            </w:r>
-            <w:proofErr w:type="gramStart"/>
-            <w:r>
-              <w:t>value</w:t>
-            </w:r>
-            <w:proofErr w:type="gramEnd"/>
-            <w:r>
-              <w:t>.</w:t>
+              <w:t>. Can be any numeric value. No default value.</w:t>
             </w:r>
           </w:p>
         </w:tc>
@@ -950,7 +849,6 @@
                 <w:lang w:val="en"/>
               </w:rPr>
             </w:pPr>
-            <w:proofErr w:type="spellStart"/>
             <w:r>
               <w:rPr>
                 <w:bCs/>
@@ -969,54 +867,31 @@
                 <w:color w:val="2E74B5" w:themeColor="accent5" w:themeShade="BF"/>
                 <w:lang w:val="en"/>
               </w:rPr>
-              <w:t>class</w:t>
-            </w:r>
-            <w:proofErr w:type="spellEnd"/>
-            <w:r>
-              <w:rPr>
-                <w:bCs/>
-                <w:i/>
+              <w:t xml:space="preserve">class </w:t>
+            </w:r>
+            <w:r>
+              <w:rPr>
+                <w:bCs/>
                 <w:iCs/>
+                <w:lang w:val="en"/>
+              </w:rPr>
+              <w:t>velocity.mph_to_kmph</w:t>
+            </w:r>
+            <w:r>
+              <w:rPr>
+                <w:bCs/>
                 <w:color w:val="2E74B5" w:themeColor="accent5" w:themeShade="BF"/>
                 <w:lang w:val="en"/>
               </w:rPr>
-              <w:t xml:space="preserve"> </w:t>
-            </w:r>
-            <w:proofErr w:type="spellStart"/>
-            <w:r>
-              <w:rPr>
-                <w:bCs/>
-                <w:iCs/>
-                <w:lang w:val="en"/>
-              </w:rPr>
-              <w:t>velocity.mph_to_kmph</w:t>
-            </w:r>
-            <w:proofErr w:type="spellEnd"/>
+              <w:t>(</w:t>
+            </w:r>
             <w:r>
               <w:rPr>
                 <w:bCs/>
                 <w:color w:val="2E74B5" w:themeColor="accent5" w:themeShade="BF"/>
                 <w:lang w:val="en"/>
               </w:rPr>
-              <w:t>(</w:t>
-            </w:r>
-            <w:proofErr w:type="spellStart"/>
-            <w:r>
-              <w:rPr>
-                <w:bCs/>
-                <w:color w:val="2E74B5" w:themeColor="accent5" w:themeShade="BF"/>
-                <w:lang w:val="en"/>
-              </w:rPr>
-              <w:t>velocity_mph</w:t>
-            </w:r>
-            <w:proofErr w:type="spellEnd"/>
-            <w:r>
-              <w:rPr>
-                <w:bCs/>
-                <w:color w:val="2E74B5" w:themeColor="accent5" w:themeShade="BF"/>
-                <w:lang w:val="en"/>
-              </w:rPr>
-              <w:t>)</w:t>
+              <w:t>velocity_mph)</w:t>
             </w:r>
             <w:r>
               <w:rPr>
@@ -1103,7 +978,6 @@
                 <w:numId w:val="4"/>
               </w:numPr>
             </w:pPr>
-            <w:proofErr w:type="spellStart"/>
             <w:r>
               <w:rPr>
                 <w:b/>
@@ -1111,20 +985,11 @@
               </w:rPr>
               <w:t>velocity_mph</w:t>
             </w:r>
-            <w:proofErr w:type="spellEnd"/>
             <w:r>
               <w:t xml:space="preserve"> – </w:t>
             </w:r>
             <w:r>
-              <w:t xml:space="preserve">The velocity in miles-per-hour. Can be any numeric value. No default </w:t>
-            </w:r>
-            <w:proofErr w:type="gramStart"/>
-            <w:r>
-              <w:t>value</w:t>
-            </w:r>
-            <w:proofErr w:type="gramEnd"/>
-            <w:r>
-              <w:t>.</w:t>
+              <w:t>The velocity in miles-per-hour. Can be any numeric value. No default value.</w:t>
             </w:r>
           </w:p>
         </w:tc>
@@ -1169,7 +1034,6 @@
                 <w:lang w:val="en"/>
               </w:rPr>
             </w:pPr>
-            <w:proofErr w:type="spellStart"/>
             <w:r>
               <w:rPr>
                 <w:bCs/>
@@ -1188,64 +1052,31 @@
                 <w:color w:val="2E74B5" w:themeColor="accent5" w:themeShade="BF"/>
                 <w:lang w:val="en"/>
               </w:rPr>
-              <w:t>class</w:t>
-            </w:r>
-            <w:proofErr w:type="spellEnd"/>
-            <w:r>
-              <w:rPr>
-                <w:bCs/>
-                <w:i/>
+              <w:t xml:space="preserve">class </w:t>
+            </w:r>
+            <w:r>
+              <w:rPr>
+                <w:bCs/>
                 <w:iCs/>
+                <w:lang w:val="en"/>
+              </w:rPr>
+              <w:t>velocity.knots_to_kmph</w:t>
+            </w:r>
+            <w:r>
+              <w:rPr>
+                <w:bCs/>
                 <w:color w:val="2E74B5" w:themeColor="accent5" w:themeShade="BF"/>
                 <w:lang w:val="en"/>
               </w:rPr>
-              <w:t xml:space="preserve"> </w:t>
-            </w:r>
-            <w:proofErr w:type="spellStart"/>
-            <w:proofErr w:type="gramStart"/>
-            <w:r>
-              <w:rPr>
-                <w:bCs/>
-                <w:iCs/>
-                <w:lang w:val="en"/>
-              </w:rPr>
-              <w:t>velocity.knots</w:t>
-            </w:r>
-            <w:proofErr w:type="gramEnd"/>
-            <w:r>
-              <w:rPr>
-                <w:bCs/>
-                <w:iCs/>
-                <w:lang w:val="en"/>
-              </w:rPr>
-              <w:t>_to_kmph</w:t>
-            </w:r>
-            <w:proofErr w:type="spellEnd"/>
+              <w:t>(</w:t>
+            </w:r>
             <w:r>
               <w:rPr>
                 <w:bCs/>
                 <w:color w:val="2E74B5" w:themeColor="accent5" w:themeShade="BF"/>
                 <w:lang w:val="en"/>
               </w:rPr>
-              <w:t>(</w:t>
-            </w:r>
-            <w:proofErr w:type="spellStart"/>
-            <w:r>
-              <w:rPr>
-                <w:bCs/>
-                <w:color w:val="2E74B5" w:themeColor="accent5" w:themeShade="BF"/>
-                <w:lang w:val="en"/>
-              </w:rPr>
-              <w:t>velocity_knots</w:t>
-            </w:r>
-            <w:proofErr w:type="spellEnd"/>
-            <w:r>
-              <w:rPr>
-                <w:bCs/>
-                <w:color w:val="2E74B5" w:themeColor="accent5" w:themeShade="BF"/>
-                <w:lang w:val="en"/>
-              </w:rPr>
-              <w:t>)</w:t>
+              <w:t>velocity_knots)</w:t>
             </w:r>
             <w:r>
               <w:rPr>
@@ -1332,7 +1163,6 @@
                 <w:numId w:val="4"/>
               </w:numPr>
             </w:pPr>
-            <w:proofErr w:type="spellStart"/>
             <w:r>
               <w:rPr>
                 <w:b/>
@@ -1340,20 +1170,11 @@
               </w:rPr>
               <w:t>velocity_knots</w:t>
             </w:r>
-            <w:proofErr w:type="spellEnd"/>
             <w:r>
               <w:t xml:space="preserve"> – </w:t>
             </w:r>
             <w:r>
-              <w:t xml:space="preserve">The velocity in knots. Can be any numeric value. No default </w:t>
-            </w:r>
-            <w:proofErr w:type="gramStart"/>
-            <w:r>
-              <w:t>value</w:t>
-            </w:r>
-            <w:proofErr w:type="gramEnd"/>
-            <w:r>
-              <w:t>.</w:t>
+              <w:t>The velocity in knots. Can be any numeric value. No default value.</w:t>
             </w:r>
           </w:p>
         </w:tc>
@@ -1399,7 +1220,6 @@
                 <w:lang w:val="en"/>
               </w:rPr>
             </w:pPr>
-            <w:proofErr w:type="spellStart"/>
             <w:r>
               <w:rPr>
                 <w:bCs/>
@@ -1419,64 +1239,31 @@
                 <w:color w:val="2E74B5" w:themeColor="accent5" w:themeShade="BF"/>
                 <w:lang w:val="en"/>
               </w:rPr>
-              <w:t>class</w:t>
-            </w:r>
-            <w:proofErr w:type="spellEnd"/>
-            <w:r>
-              <w:rPr>
-                <w:bCs/>
-                <w:i/>
+              <w:t xml:space="preserve">class </w:t>
+            </w:r>
+            <w:r>
+              <w:rPr>
+                <w:bCs/>
                 <w:iCs/>
+                <w:lang w:val="en"/>
+              </w:rPr>
+              <w:t>velocity.kmph_to_knots</w:t>
+            </w:r>
+            <w:r>
+              <w:rPr>
+                <w:bCs/>
                 <w:color w:val="2E74B5" w:themeColor="accent5" w:themeShade="BF"/>
                 <w:lang w:val="en"/>
               </w:rPr>
-              <w:t xml:space="preserve"> </w:t>
-            </w:r>
-            <w:proofErr w:type="spellStart"/>
-            <w:proofErr w:type="gramStart"/>
-            <w:r>
-              <w:rPr>
-                <w:bCs/>
-                <w:iCs/>
-                <w:lang w:val="en"/>
-              </w:rPr>
-              <w:t>velocity.kmph</w:t>
-            </w:r>
-            <w:proofErr w:type="gramEnd"/>
-            <w:r>
-              <w:rPr>
-                <w:bCs/>
-                <w:iCs/>
-                <w:lang w:val="en"/>
-              </w:rPr>
-              <w:t>_to_knots</w:t>
-            </w:r>
-            <w:proofErr w:type="spellEnd"/>
+              <w:t>(</w:t>
+            </w:r>
             <w:r>
               <w:rPr>
                 <w:bCs/>
                 <w:color w:val="2E74B5" w:themeColor="accent5" w:themeShade="BF"/>
                 <w:lang w:val="en"/>
               </w:rPr>
-              <w:t>(</w:t>
-            </w:r>
-            <w:proofErr w:type="spellStart"/>
-            <w:r>
-              <w:rPr>
-                <w:bCs/>
-                <w:color w:val="2E74B5" w:themeColor="accent5" w:themeShade="BF"/>
-                <w:lang w:val="en"/>
-              </w:rPr>
-              <w:t>velocity_kmph</w:t>
-            </w:r>
-            <w:proofErr w:type="spellEnd"/>
-            <w:r>
-              <w:rPr>
-                <w:bCs/>
-                <w:color w:val="2E74B5" w:themeColor="accent5" w:themeShade="BF"/>
-                <w:lang w:val="en"/>
-              </w:rPr>
-              <w:t>)</w:t>
+              <w:t>velocity_kmph)</w:t>
             </w:r>
             <w:r>
               <w:rPr>
@@ -1500,21 +1287,7 @@
         <w:rPr>
           <w:lang w:val="en"/>
         </w:rPr>
-        <w:t xml:space="preserve">Conversion of kilometers-per-hour velocity to a </w:t>
-      </w:r>
-      <w:proofErr w:type="gramStart"/>
-      <w:r>
-        <w:rPr>
-          <w:lang w:val="en"/>
-        </w:rPr>
-        <w:t>knots</w:t>
-      </w:r>
-      <w:proofErr w:type="gramEnd"/>
-      <w:r>
-        <w:rPr>
-          <w:lang w:val="en"/>
-        </w:rPr>
-        <w:t xml:space="preserve"> velocity value. </w:t>
+        <w:t xml:space="preserve">Conversion of kilometers-per-hour velocity to a knots velocity value. </w:t>
       </w:r>
     </w:p>
     <w:tbl>
@@ -1577,7 +1350,6 @@
                 <w:numId w:val="4"/>
               </w:numPr>
             </w:pPr>
-            <w:proofErr w:type="spellStart"/>
             <w:r>
               <w:rPr>
                 <w:b/>
@@ -1585,20 +1357,11 @@
               </w:rPr>
               <w:t>velocity_kmph</w:t>
             </w:r>
-            <w:proofErr w:type="spellEnd"/>
             <w:r>
               <w:t xml:space="preserve"> – </w:t>
             </w:r>
             <w:r>
-              <w:t xml:space="preserve">The velocity in kilometers-per-hour. Can be any numeric value. No default </w:t>
-            </w:r>
-            <w:proofErr w:type="gramStart"/>
-            <w:r>
-              <w:t>value</w:t>
-            </w:r>
-            <w:proofErr w:type="gramEnd"/>
-            <w:r>
-              <w:t>.</w:t>
+              <w:t>The velocity in kilometers-per-hour. Can be any numeric value. No default value.</w:t>
             </w:r>
           </w:p>
         </w:tc>
@@ -1643,7 +1406,6 @@
                 <w:lang w:val="en"/>
               </w:rPr>
             </w:pPr>
-            <w:proofErr w:type="spellStart"/>
             <w:r>
               <w:rPr>
                 <w:bCs/>
@@ -1662,64 +1424,31 @@
                 <w:color w:val="2E74B5" w:themeColor="accent5" w:themeShade="BF"/>
                 <w:lang w:val="en"/>
               </w:rPr>
-              <w:t>class</w:t>
-            </w:r>
-            <w:proofErr w:type="spellEnd"/>
-            <w:r>
-              <w:rPr>
-                <w:bCs/>
-                <w:i/>
+              <w:t xml:space="preserve">class </w:t>
+            </w:r>
+            <w:r>
+              <w:rPr>
+                <w:bCs/>
                 <w:iCs/>
+                <w:lang w:val="en"/>
+              </w:rPr>
+              <w:t>velocity.knots_to_mph</w:t>
+            </w:r>
+            <w:r>
+              <w:rPr>
+                <w:bCs/>
                 <w:color w:val="2E74B5" w:themeColor="accent5" w:themeShade="BF"/>
                 <w:lang w:val="en"/>
               </w:rPr>
-              <w:t xml:space="preserve"> </w:t>
-            </w:r>
-            <w:proofErr w:type="spellStart"/>
-            <w:proofErr w:type="gramStart"/>
-            <w:r>
-              <w:rPr>
-                <w:bCs/>
-                <w:iCs/>
-                <w:lang w:val="en"/>
-              </w:rPr>
-              <w:t>velocity.knots</w:t>
-            </w:r>
-            <w:proofErr w:type="gramEnd"/>
-            <w:r>
-              <w:rPr>
-                <w:bCs/>
-                <w:iCs/>
-                <w:lang w:val="en"/>
-              </w:rPr>
-              <w:t>_to_mph</w:t>
-            </w:r>
-            <w:proofErr w:type="spellEnd"/>
+              <w:t>(</w:t>
+            </w:r>
             <w:r>
               <w:rPr>
                 <w:bCs/>
                 <w:color w:val="2E74B5" w:themeColor="accent5" w:themeShade="BF"/>
                 <w:lang w:val="en"/>
               </w:rPr>
-              <w:t>(</w:t>
-            </w:r>
-            <w:proofErr w:type="spellStart"/>
-            <w:r>
-              <w:rPr>
-                <w:bCs/>
-                <w:color w:val="2E74B5" w:themeColor="accent5" w:themeShade="BF"/>
-                <w:lang w:val="en"/>
-              </w:rPr>
-              <w:t>velocity_knots</w:t>
-            </w:r>
-            <w:proofErr w:type="spellEnd"/>
-            <w:r>
-              <w:rPr>
-                <w:bCs/>
-                <w:color w:val="2E74B5" w:themeColor="accent5" w:themeShade="BF"/>
-                <w:lang w:val="en"/>
-              </w:rPr>
-              <w:t>)</w:t>
+              <w:t>velocity_knots)</w:t>
             </w:r>
             <w:r>
               <w:rPr>
@@ -1806,7 +1535,6 @@
                 <w:numId w:val="4"/>
               </w:numPr>
             </w:pPr>
-            <w:proofErr w:type="spellStart"/>
             <w:r>
               <w:rPr>
                 <w:b/>
@@ -1814,20 +1542,11 @@
               </w:rPr>
               <w:t>velocity_knots</w:t>
             </w:r>
-            <w:proofErr w:type="spellEnd"/>
             <w:r>
               <w:t xml:space="preserve"> – </w:t>
             </w:r>
             <w:r>
-              <w:t xml:space="preserve">The velocity in knots. Can be any numeric value. No default </w:t>
-            </w:r>
-            <w:proofErr w:type="gramStart"/>
-            <w:r>
-              <w:t>value</w:t>
-            </w:r>
-            <w:proofErr w:type="gramEnd"/>
-            <w:r>
-              <w:t>.</w:t>
+              <w:t>The velocity in knots. Can be any numeric value. No default value.</w:t>
             </w:r>
           </w:p>
         </w:tc>
@@ -1873,7 +1592,6 @@
                 <w:lang w:val="en"/>
               </w:rPr>
             </w:pPr>
-            <w:proofErr w:type="spellStart"/>
             <w:r>
               <w:rPr>
                 <w:bCs/>
@@ -1892,54 +1610,31 @@
                 <w:color w:val="2E74B5" w:themeColor="accent5" w:themeShade="BF"/>
                 <w:lang w:val="en"/>
               </w:rPr>
-              <w:t>class</w:t>
-            </w:r>
-            <w:proofErr w:type="spellEnd"/>
-            <w:r>
-              <w:rPr>
-                <w:bCs/>
-                <w:i/>
+              <w:t xml:space="preserve">class </w:t>
+            </w:r>
+            <w:r>
+              <w:rPr>
+                <w:bCs/>
                 <w:iCs/>
+                <w:lang w:val="en"/>
+              </w:rPr>
+              <w:t>velocity.mph_to_knots</w:t>
+            </w:r>
+            <w:r>
+              <w:rPr>
+                <w:bCs/>
                 <w:color w:val="2E74B5" w:themeColor="accent5" w:themeShade="BF"/>
                 <w:lang w:val="en"/>
               </w:rPr>
-              <w:t xml:space="preserve"> </w:t>
-            </w:r>
-            <w:proofErr w:type="spellStart"/>
-            <w:r>
-              <w:rPr>
-                <w:bCs/>
-                <w:iCs/>
-                <w:lang w:val="en"/>
-              </w:rPr>
-              <w:t>velocity.mph_to_knots</w:t>
-            </w:r>
-            <w:proofErr w:type="spellEnd"/>
+              <w:t>(</w:t>
+            </w:r>
             <w:r>
               <w:rPr>
                 <w:bCs/>
                 <w:color w:val="2E74B5" w:themeColor="accent5" w:themeShade="BF"/>
                 <w:lang w:val="en"/>
               </w:rPr>
-              <w:t>(</w:t>
-            </w:r>
-            <w:proofErr w:type="spellStart"/>
-            <w:r>
-              <w:rPr>
-                <w:bCs/>
-                <w:color w:val="2E74B5" w:themeColor="accent5" w:themeShade="BF"/>
-                <w:lang w:val="en"/>
-              </w:rPr>
-              <w:t>velocity_mph</w:t>
-            </w:r>
-            <w:proofErr w:type="spellEnd"/>
-            <w:r>
-              <w:rPr>
-                <w:bCs/>
-                <w:color w:val="2E74B5" w:themeColor="accent5" w:themeShade="BF"/>
-                <w:lang w:val="en"/>
-              </w:rPr>
-              <w:t>)</w:t>
+              <w:t>velocity_mph)</w:t>
             </w:r>
             <w:r>
               <w:rPr>
@@ -1963,21 +1658,7 @@
         <w:rPr>
           <w:lang w:val="en"/>
         </w:rPr>
-        <w:t xml:space="preserve">Conversion of miles-per-hour velocity to a </w:t>
-      </w:r>
-      <w:proofErr w:type="gramStart"/>
-      <w:r>
-        <w:rPr>
-          <w:lang w:val="en"/>
-        </w:rPr>
-        <w:t>knots</w:t>
-      </w:r>
-      <w:proofErr w:type="gramEnd"/>
-      <w:r>
-        <w:rPr>
-          <w:lang w:val="en"/>
-        </w:rPr>
-        <w:t xml:space="preserve"> velocity value.</w:t>
+        <w:t>Conversion of miles-per-hour velocity to a knots velocity value.</w:t>
       </w:r>
     </w:p>
     <w:tbl>
@@ -2040,7 +1721,6 @@
                 <w:numId w:val="4"/>
               </w:numPr>
             </w:pPr>
-            <w:proofErr w:type="spellStart"/>
             <w:r>
               <w:rPr>
                 <w:b/>
@@ -2048,20 +1728,11 @@
               </w:rPr>
               <w:t>velocity_mph</w:t>
             </w:r>
-            <w:proofErr w:type="spellEnd"/>
             <w:r>
               <w:t xml:space="preserve"> – </w:t>
             </w:r>
             <w:r>
-              <w:t xml:space="preserve">The velocity in miles-per-hour. Can be any numeric value. No default </w:t>
-            </w:r>
-            <w:proofErr w:type="gramStart"/>
-            <w:r>
-              <w:t>value</w:t>
-            </w:r>
-            <w:proofErr w:type="gramEnd"/>
-            <w:r>
-              <w:t>.</w:t>
+              <w:t>The velocity in miles-per-hour. Can be any numeric value. No default value.</w:t>
             </w:r>
           </w:p>
         </w:tc>
@@ -2145,21 +1816,7 @@
               <w:rPr>
                 <w:szCs w:val="20"/>
               </w:rPr>
-              <w:t xml:space="preserve">&gt;&gt;&gt; from </w:t>
-            </w:r>
-            <w:proofErr w:type="spellStart"/>
-            <w:r>
-              <w:rPr>
-                <w:szCs w:val="20"/>
-              </w:rPr>
-              <w:t>cedargrove_unit_</w:t>
-            </w:r>
-            <w:proofErr w:type="gramStart"/>
-            <w:r>
-              <w:rPr>
-                <w:szCs w:val="20"/>
-              </w:rPr>
-              <w:t>converter.</w:t>
+              <w:t>&gt;&gt;&gt; from cedargrove_unit_converter.</w:t>
             </w:r>
             <w:r>
               <w:rPr>
@@ -2167,8 +1824,6 @@
               </w:rPr>
               <w:t>velocity</w:t>
             </w:r>
-            <w:proofErr w:type="spellEnd"/>
-            <w:proofErr w:type="gramEnd"/>
             <w:r>
               <w:rPr>
                 <w:szCs w:val="20"/>
@@ -2192,35 +1847,7 @@
               <w:rPr>
                 <w:szCs w:val="20"/>
               </w:rPr>
-              <w:t xml:space="preserve">&gt;&gt;&gt; </w:t>
-            </w:r>
-            <w:proofErr w:type="spellStart"/>
-            <w:r>
-              <w:rPr>
-                <w:szCs w:val="20"/>
-              </w:rPr>
-              <w:t>mps_to_</w:t>
-            </w:r>
-            <w:proofErr w:type="gramStart"/>
-            <w:r>
-              <w:rPr>
-                <w:szCs w:val="20"/>
-              </w:rPr>
-              <w:t>fps</w:t>
-            </w:r>
-            <w:proofErr w:type="spellEnd"/>
-            <w:r>
-              <w:rPr>
-                <w:szCs w:val="20"/>
-              </w:rPr>
-              <w:t>(</w:t>
-            </w:r>
-            <w:proofErr w:type="gramEnd"/>
-            <w:r>
-              <w:rPr>
-                <w:szCs w:val="20"/>
-              </w:rPr>
-              <w:t xml:space="preserve">100)       </w:t>
+              <w:t xml:space="preserve">&gt;&gt;&gt; mps_to_fps(100)       </w:t>
             </w:r>
             <w:r>
               <w:rPr>
@@ -2245,61 +1872,51 @@
               <w:rPr>
                 <w:szCs w:val="20"/>
               </w:rPr>
-              <w:t>328.1</w:t>
-            </w:r>
-          </w:p>
-          <w:p>
-            <w:pPr>
-              <w:rPr>
-                <w:szCs w:val="20"/>
-              </w:rPr>
-            </w:pPr>
-          </w:p>
-          <w:p>
-            <w:pPr>
-              <w:rPr>
-                <w:szCs w:val="20"/>
-              </w:rPr>
-            </w:pPr>
-            <w:r>
-              <w:rPr>
-                <w:szCs w:val="20"/>
-              </w:rPr>
-              <w:t xml:space="preserve">&gt;&gt;&gt; </w:t>
-            </w:r>
-            <w:proofErr w:type="spellStart"/>
-            <w:r>
-              <w:rPr>
-                <w:szCs w:val="20"/>
-              </w:rPr>
-              <w:t>fps_to_</w:t>
-            </w:r>
-            <w:proofErr w:type="gramStart"/>
-            <w:r>
-              <w:rPr>
-                <w:szCs w:val="20"/>
-              </w:rPr>
-              <w:t>mps</w:t>
-            </w:r>
-            <w:proofErr w:type="spellEnd"/>
-            <w:r>
-              <w:rPr>
-                <w:szCs w:val="20"/>
-              </w:rPr>
-              <w:t>(</w:t>
-            </w:r>
-            <w:proofErr w:type="gramEnd"/>
-            <w:r>
-              <w:rPr>
-                <w:szCs w:val="20"/>
-              </w:rPr>
-              <w:t xml:space="preserve">328.1)    </w:t>
-            </w:r>
-            <w:r>
-              <w:rPr>
-                <w:szCs w:val="20"/>
-              </w:rPr>
-              <w:t xml:space="preserve">     </w:t>
+              <w:t>328.</w:t>
+            </w:r>
+            <w:r>
+              <w:rPr>
+                <w:szCs w:val="20"/>
+              </w:rPr>
+              <w:t>084</w:t>
+            </w:r>
+          </w:p>
+          <w:p>
+            <w:pPr>
+              <w:rPr>
+                <w:szCs w:val="20"/>
+              </w:rPr>
+            </w:pPr>
+          </w:p>
+          <w:p>
+            <w:pPr>
+              <w:rPr>
+                <w:szCs w:val="20"/>
+              </w:rPr>
+            </w:pPr>
+            <w:r>
+              <w:rPr>
+                <w:szCs w:val="20"/>
+              </w:rPr>
+              <w:t>&gt;&gt;&gt; fps_to_mps(328.</w:t>
+            </w:r>
+            <w:r>
+              <w:rPr>
+                <w:szCs w:val="20"/>
+              </w:rPr>
+              <w:t>084</w:t>
+            </w:r>
+            <w:r>
+              <w:rPr>
+                <w:szCs w:val="20"/>
+              </w:rPr>
+              <w:t xml:space="preserve">)   </w:t>
+            </w:r>
+            <w:r>
+              <w:rPr>
+                <w:szCs w:val="20"/>
+              </w:rPr>
+              <w:t xml:space="preserve">  </w:t>
             </w:r>
             <w:r>
               <w:rPr>
@@ -2338,35 +1955,7 @@
               <w:rPr>
                 <w:szCs w:val="20"/>
               </w:rPr>
-              <w:t xml:space="preserve">&gt;&gt;&gt; </w:t>
-            </w:r>
-            <w:proofErr w:type="spellStart"/>
-            <w:r>
-              <w:rPr>
-                <w:szCs w:val="20"/>
-              </w:rPr>
-              <w:t>kmph_to_</w:t>
-            </w:r>
-            <w:proofErr w:type="gramStart"/>
-            <w:r>
-              <w:rPr>
-                <w:szCs w:val="20"/>
-              </w:rPr>
-              <w:t>mph</w:t>
-            </w:r>
-            <w:proofErr w:type="spellEnd"/>
-            <w:r>
-              <w:rPr>
-                <w:szCs w:val="20"/>
-              </w:rPr>
-              <w:t>(</w:t>
-            </w:r>
-            <w:proofErr w:type="gramEnd"/>
-            <w:r>
-              <w:rPr>
-                <w:szCs w:val="20"/>
-              </w:rPr>
-              <w:t xml:space="preserve">68)      </w:t>
+              <w:t xml:space="preserve">&gt;&gt;&gt; kmph_to_mph(68)      </w:t>
             </w:r>
             <w:r>
               <w:rPr>
@@ -2378,124 +1967,70 @@
               <w:rPr>
                 <w:szCs w:val="20"/>
               </w:rPr>
-              <w:t xml:space="preserve">  # Kilometers-</w:t>
-            </w:r>
-            <w:proofErr w:type="spellStart"/>
-            <w:r>
-              <w:rPr>
-                <w:szCs w:val="20"/>
-              </w:rPr>
-              <w:t>Per_Hour</w:t>
-            </w:r>
-            <w:proofErr w:type="spellEnd"/>
-            <w:r>
-              <w:rPr>
-                <w:szCs w:val="20"/>
-              </w:rPr>
-              <w:t xml:space="preserve"> to Miles-</w:t>
-            </w:r>
-            <w:proofErr w:type="spellStart"/>
-            <w:r>
-              <w:rPr>
-                <w:szCs w:val="20"/>
-              </w:rPr>
-              <w:t>Per_Hour</w:t>
-            </w:r>
-            <w:proofErr w:type="spellEnd"/>
-            <w:r>
-              <w:rPr>
-                <w:szCs w:val="20"/>
-              </w:rPr>
-              <w:t xml:space="preserve"> Converter</w:t>
-            </w:r>
-          </w:p>
-          <w:p>
-            <w:pPr>
-              <w:rPr>
-                <w:szCs w:val="20"/>
-              </w:rPr>
-            </w:pPr>
-            <w:r>
-              <w:rPr>
-                <w:szCs w:val="20"/>
-              </w:rPr>
-              <w:t>42.2552</w:t>
-            </w:r>
-          </w:p>
-          <w:p>
-            <w:pPr>
-              <w:rPr>
-                <w:szCs w:val="20"/>
-              </w:rPr>
-            </w:pPr>
-          </w:p>
-          <w:p>
-            <w:pPr>
-              <w:rPr>
-                <w:szCs w:val="20"/>
-              </w:rPr>
-            </w:pPr>
-            <w:r>
-              <w:rPr>
-                <w:szCs w:val="20"/>
-              </w:rPr>
-              <w:t xml:space="preserve">&gt;&gt;&gt; </w:t>
-            </w:r>
-            <w:proofErr w:type="spellStart"/>
-            <w:r>
-              <w:rPr>
-                <w:szCs w:val="20"/>
-              </w:rPr>
-              <w:t>mph_to_</w:t>
-            </w:r>
-            <w:proofErr w:type="gramStart"/>
-            <w:r>
-              <w:rPr>
-                <w:szCs w:val="20"/>
-              </w:rPr>
-              <w:t>kmph</w:t>
-            </w:r>
-            <w:proofErr w:type="spellEnd"/>
-            <w:r>
-              <w:rPr>
-                <w:szCs w:val="20"/>
-              </w:rPr>
-              <w:t>(</w:t>
-            </w:r>
-            <w:proofErr w:type="gramEnd"/>
-            <w:r>
-              <w:rPr>
-                <w:szCs w:val="20"/>
-              </w:rPr>
-              <w:t>42.2552)   # Miles-</w:t>
-            </w:r>
-            <w:proofErr w:type="spellStart"/>
-            <w:r>
-              <w:rPr>
-                <w:szCs w:val="20"/>
-              </w:rPr>
-              <w:t>Per_Hour</w:t>
-            </w:r>
-            <w:proofErr w:type="spellEnd"/>
-            <w:r>
-              <w:rPr>
-                <w:szCs w:val="20"/>
-              </w:rPr>
-              <w:t xml:space="preserve"> to Kilometers-</w:t>
-            </w:r>
-            <w:proofErr w:type="spellStart"/>
-            <w:r>
-              <w:rPr>
-                <w:szCs w:val="20"/>
-              </w:rPr>
-              <w:t>Per_Hour</w:t>
-            </w:r>
-            <w:proofErr w:type="spellEnd"/>
-            <w:r>
-              <w:rPr>
-                <w:szCs w:val="20"/>
-              </w:rPr>
-              <w:t xml:space="preserve"> Converter</w:t>
+              <w:t xml:space="preserve">  # Kilometers-Per_Hour to Miles-Per_Hour Converter</w:t>
+            </w:r>
+          </w:p>
+          <w:p>
+            <w:pPr>
+              <w:rPr>
+                <w:szCs w:val="20"/>
+              </w:rPr>
+            </w:pPr>
+            <w:r>
+              <w:rPr>
+                <w:szCs w:val="20"/>
+              </w:rPr>
+              <w:t>42.</w:t>
+            </w:r>
+            <w:r>
+              <w:rPr>
+                <w:szCs w:val="20"/>
+              </w:rPr>
+              <w:t>257</w:t>
+            </w:r>
+          </w:p>
+          <w:p>
+            <w:pPr>
+              <w:rPr>
+                <w:szCs w:val="20"/>
+              </w:rPr>
+            </w:pPr>
+          </w:p>
+          <w:p>
+            <w:pPr>
+              <w:rPr>
+                <w:szCs w:val="20"/>
+              </w:rPr>
+            </w:pPr>
+            <w:r>
+              <w:rPr>
+                <w:szCs w:val="20"/>
+              </w:rPr>
+              <w:t>&gt;&gt;&gt; mph_to_kmph(42.25</w:t>
+            </w:r>
+            <w:r>
+              <w:rPr>
+                <w:szCs w:val="20"/>
+              </w:rPr>
+              <w:t>7</w:t>
+            </w:r>
+            <w:r>
+              <w:rPr>
+                <w:szCs w:val="20"/>
+              </w:rPr>
+              <w:t xml:space="preserve">)  </w:t>
+            </w:r>
+            <w:r>
+              <w:rPr>
+                <w:szCs w:val="20"/>
+              </w:rPr>
+              <w:t xml:space="preserve">  </w:t>
+            </w:r>
+            <w:r>
+              <w:rPr>
+                <w:szCs w:val="20"/>
+              </w:rPr>
+              <w:t xml:space="preserve"> # Miles-Per_Hour to Kilometers-Per_Hour Converter</w:t>
             </w:r>
           </w:p>
           <w:p>
@@ -2528,35 +2063,7 @@
               <w:rPr>
                 <w:szCs w:val="20"/>
               </w:rPr>
-              <w:t xml:space="preserve">&gt;&gt;&gt; </w:t>
-            </w:r>
-            <w:proofErr w:type="spellStart"/>
-            <w:r>
-              <w:rPr>
-                <w:szCs w:val="20"/>
-              </w:rPr>
-              <w:t>knots_to_</w:t>
-            </w:r>
-            <w:proofErr w:type="gramStart"/>
-            <w:r>
-              <w:rPr>
-                <w:szCs w:val="20"/>
-              </w:rPr>
-              <w:t>kmph</w:t>
-            </w:r>
-            <w:proofErr w:type="spellEnd"/>
-            <w:r>
-              <w:rPr>
-                <w:szCs w:val="20"/>
-              </w:rPr>
-              <w:t>(</w:t>
-            </w:r>
-            <w:proofErr w:type="gramEnd"/>
-            <w:r>
-              <w:rPr>
-                <w:szCs w:val="20"/>
-              </w:rPr>
-              <w:t xml:space="preserve">22)     </w:t>
+              <w:t xml:space="preserve">&gt;&gt;&gt; knots_to_kmph(22)     </w:t>
             </w:r>
             <w:r>
               <w:rPr>
@@ -2581,55 +2088,45 @@
               <w:rPr>
                 <w:szCs w:val="20"/>
               </w:rPr>
-              <w:t>40.744</w:t>
-            </w:r>
-          </w:p>
-          <w:p>
-            <w:pPr>
-              <w:rPr>
-                <w:szCs w:val="20"/>
-              </w:rPr>
-            </w:pPr>
-          </w:p>
-          <w:p>
-            <w:pPr>
-              <w:rPr>
-                <w:szCs w:val="20"/>
-              </w:rPr>
-            </w:pPr>
-            <w:r>
-              <w:rPr>
-                <w:szCs w:val="20"/>
-              </w:rPr>
-              <w:t xml:space="preserve">&gt;&gt;&gt; </w:t>
-            </w:r>
-            <w:proofErr w:type="spellStart"/>
-            <w:r>
-              <w:rPr>
-                <w:szCs w:val="20"/>
-              </w:rPr>
-              <w:t>kmph_to_</w:t>
-            </w:r>
-            <w:proofErr w:type="gramStart"/>
-            <w:r>
-              <w:rPr>
-                <w:szCs w:val="20"/>
-              </w:rPr>
-              <w:t>knots</w:t>
-            </w:r>
-            <w:proofErr w:type="spellEnd"/>
-            <w:r>
-              <w:rPr>
-                <w:szCs w:val="20"/>
-              </w:rPr>
-              <w:t>(</w:t>
-            </w:r>
-            <w:proofErr w:type="gramEnd"/>
-            <w:r>
-              <w:rPr>
-                <w:szCs w:val="20"/>
-              </w:rPr>
-              <w:t xml:space="preserve">40.744) </w:t>
+              <w:t>40.74</w:t>
+            </w:r>
+            <w:r>
+              <w:rPr>
+                <w:szCs w:val="20"/>
+              </w:rPr>
+              <w:t>05</w:t>
+            </w:r>
+          </w:p>
+          <w:p>
+            <w:pPr>
+              <w:rPr>
+                <w:szCs w:val="20"/>
+              </w:rPr>
+            </w:pPr>
+          </w:p>
+          <w:p>
+            <w:pPr>
+              <w:rPr>
+                <w:szCs w:val="20"/>
+              </w:rPr>
+            </w:pPr>
+            <w:r>
+              <w:rPr>
+                <w:szCs w:val="20"/>
+              </w:rPr>
+              <w:t>&gt;&gt;&gt; kmph_to_knots(40.74</w:t>
+            </w:r>
+            <w:r>
+              <w:rPr>
+                <w:szCs w:val="20"/>
+              </w:rPr>
+              <w:t>05</w:t>
+            </w:r>
+            <w:r>
+              <w:rPr>
+                <w:szCs w:val="20"/>
+              </w:rPr>
+              <w:t xml:space="preserve">) </w:t>
             </w:r>
             <w:r>
               <w:rPr>
@@ -2674,35 +2171,7 @@
               <w:rPr>
                 <w:szCs w:val="20"/>
               </w:rPr>
-              <w:t xml:space="preserve">&gt;&gt;&gt; </w:t>
-            </w:r>
-            <w:proofErr w:type="spellStart"/>
-            <w:r>
-              <w:rPr>
-                <w:szCs w:val="20"/>
-              </w:rPr>
-              <w:t>knots_to_</w:t>
-            </w:r>
-            <w:proofErr w:type="gramStart"/>
-            <w:r>
-              <w:rPr>
-                <w:szCs w:val="20"/>
-              </w:rPr>
-              <w:t>mph</w:t>
-            </w:r>
-            <w:proofErr w:type="spellEnd"/>
-            <w:r>
-              <w:rPr>
-                <w:szCs w:val="20"/>
-              </w:rPr>
-              <w:t>(</w:t>
-            </w:r>
-            <w:proofErr w:type="gramEnd"/>
-            <w:r>
-              <w:rPr>
-                <w:szCs w:val="20"/>
-              </w:rPr>
-              <w:t xml:space="preserve">22)     </w:t>
+              <w:t xml:space="preserve">&gt;&gt;&gt; knots_to_mph(22)     </w:t>
             </w:r>
             <w:r>
               <w:rPr>
@@ -2727,7 +2196,13 @@
               <w:rPr>
                 <w:szCs w:val="20"/>
               </w:rPr>
-              <w:t>25.322</w:t>
+              <w:t>25.3</w:t>
+            </w:r>
+            <w:r>
+              <w:rPr>
+                <w:szCs w:val="20"/>
+              </w:rPr>
+              <w:t>172</w:t>
             </w:r>
             <w:r>
               <w:rPr>
@@ -2753,41 +2228,25 @@
               <w:rPr>
                 <w:szCs w:val="20"/>
               </w:rPr>
-              <w:t xml:space="preserve">&gt;&gt;&gt; </w:t>
-            </w:r>
-            <w:proofErr w:type="spellStart"/>
-            <w:r>
-              <w:rPr>
-                <w:szCs w:val="20"/>
-              </w:rPr>
-              <w:t>mph_to_</w:t>
-            </w:r>
-            <w:proofErr w:type="gramStart"/>
-            <w:r>
-              <w:rPr>
-                <w:szCs w:val="20"/>
-              </w:rPr>
-              <w:t>knots</w:t>
-            </w:r>
-            <w:proofErr w:type="spellEnd"/>
-            <w:r>
-              <w:rPr>
-                <w:szCs w:val="20"/>
-              </w:rPr>
-              <w:t>(</w:t>
-            </w:r>
-            <w:proofErr w:type="gramEnd"/>
-            <w:r>
-              <w:rPr>
-                <w:szCs w:val="20"/>
-              </w:rPr>
-              <w:t xml:space="preserve">25.322)  </w:t>
-            </w:r>
-            <w:r>
-              <w:rPr>
-                <w:szCs w:val="20"/>
-              </w:rPr>
-              <w:t xml:space="preserve">   </w:t>
+              <w:t>&gt;&gt;&gt; mph_to_knots(25.3</w:t>
+            </w:r>
+            <w:r>
+              <w:rPr>
+                <w:szCs w:val="20"/>
+              </w:rPr>
+              <w:t>172</w:t>
+            </w:r>
+            <w:r>
+              <w:rPr>
+                <w:szCs w:val="20"/>
+              </w:rPr>
+              <w:t xml:space="preserve">)  </w:t>
+            </w:r>
+            <w:r>
+              <w:rPr>
+                <w:szCs w:val="20"/>
+              </w:rPr>
+              <w:t xml:space="preserve">  </w:t>
             </w:r>
             <w:r>
               <w:rPr>
@@ -2895,7 +2354,6 @@
                 <w:lang w:val="en"/>
               </w:rPr>
             </w:pPr>
-            <w:proofErr w:type="spellStart"/>
             <w:r>
               <w:rPr>
                 <w:bCs/>
@@ -2914,28 +2372,23 @@
                 <w:color w:val="2E74B5" w:themeColor="accent5" w:themeShade="BF"/>
                 <w:lang w:val="en"/>
               </w:rPr>
-              <w:t>class</w:t>
-            </w:r>
-            <w:proofErr w:type="spellEnd"/>
-            <w:r>
-              <w:rPr>
-                <w:bCs/>
-                <w:i/>
+              <w:t xml:space="preserve">class </w:t>
+            </w:r>
+            <w:r>
+              <w:rPr>
+                <w:bCs/>
                 <w:iCs/>
-                <w:color w:val="2E74B5" w:themeColor="accent5" w:themeShade="BF"/>
-                <w:lang w:val="en"/>
-              </w:rPr>
-              <w:t xml:space="preserve"> </w:t>
-            </w:r>
-            <w:proofErr w:type="spellStart"/>
-            <w:proofErr w:type="gramStart"/>
+                <w:lang w:val="en"/>
+              </w:rPr>
+              <w:t>velocity.</w:t>
+            </w:r>
             <w:r>
               <w:rPr>
                 <w:bCs/>
                 <w:iCs/>
                 <w:lang w:val="en"/>
               </w:rPr>
-              <w:t>velocity.</w:t>
+              <w:t>velocity</w:t>
             </w:r>
             <w:r>
               <w:rPr>
@@ -2943,18 +2396,8 @@
                 <w:iCs/>
                 <w:lang w:val="en"/>
               </w:rPr>
-              <w:t>velocity</w:t>
-            </w:r>
-            <w:proofErr w:type="gramEnd"/>
-            <w:r>
-              <w:rPr>
-                <w:bCs/>
-                <w:iCs/>
-                <w:lang w:val="en"/>
-              </w:rPr>
               <w:t>_of_light</w:t>
             </w:r>
-            <w:proofErr w:type="spellEnd"/>
             <w:r>
               <w:rPr>
                 <w:bCs/>
@@ -3151,21 +2594,7 @@
               <w:rPr>
                 <w:szCs w:val="20"/>
               </w:rPr>
-              <w:t xml:space="preserve">&gt;&gt;&gt; from </w:t>
-            </w:r>
-            <w:proofErr w:type="spellStart"/>
-            <w:r>
-              <w:rPr>
-                <w:szCs w:val="20"/>
-              </w:rPr>
-              <w:t>cedargrove_unit_</w:t>
-            </w:r>
-            <w:proofErr w:type="gramStart"/>
-            <w:r>
-              <w:rPr>
-                <w:szCs w:val="20"/>
-              </w:rPr>
-              <w:t>converter.</w:t>
+              <w:t>&gt;&gt;&gt; from cedargrove_unit_converter.</w:t>
             </w:r>
             <w:r>
               <w:rPr>
@@ -3173,15 +2602,12 @@
               </w:rPr>
               <w:t>velocity</w:t>
             </w:r>
-            <w:proofErr w:type="spellEnd"/>
-            <w:proofErr w:type="gramEnd"/>
             <w:r>
               <w:rPr>
                 <w:szCs w:val="20"/>
               </w:rPr>
               <w:t xml:space="preserve"> import </w:t>
             </w:r>
-            <w:proofErr w:type="spellStart"/>
             <w:r>
               <w:rPr>
                 <w:szCs w:val="20"/>
@@ -3194,7 +2620,6 @@
               </w:rPr>
               <w:t>_of_light</w:t>
             </w:r>
-            <w:proofErr w:type="spellEnd"/>
           </w:p>
           <w:p>
             <w:pPr>
@@ -3208,7 +2633,6 @@
               </w:rPr>
               <w:t xml:space="preserve">&gt;&gt;&gt; </w:t>
             </w:r>
-            <w:proofErr w:type="spellStart"/>
             <w:r>
               <w:rPr>
                 <w:szCs w:val="20"/>
@@ -3219,28 +2643,7 @@
               <w:rPr>
                 <w:szCs w:val="20"/>
               </w:rPr>
-              <w:t>_of_</w:t>
-            </w:r>
-            <w:proofErr w:type="gramStart"/>
-            <w:r>
-              <w:rPr>
-                <w:szCs w:val="20"/>
-              </w:rPr>
-              <w:t>light</w:t>
-            </w:r>
-            <w:proofErr w:type="spellEnd"/>
-            <w:r>
-              <w:rPr>
-                <w:szCs w:val="20"/>
-              </w:rPr>
-              <w:t>(</w:t>
-            </w:r>
-            <w:proofErr w:type="gramEnd"/>
-            <w:r>
-              <w:rPr>
-                <w:szCs w:val="20"/>
-              </w:rPr>
-              <w:t>)</w:t>
+              <w:t>_of_light()</w:t>
             </w:r>
           </w:p>
           <w:p>
@@ -3316,7 +2719,6 @@
                 <w:lang w:val="en"/>
               </w:rPr>
             </w:pPr>
-            <w:proofErr w:type="spellStart"/>
             <w:r>
               <w:rPr>
                 <w:bCs/>
@@ -3335,30 +2737,24 @@
                 <w:color w:val="2E74B5" w:themeColor="accent5" w:themeShade="BF"/>
                 <w:lang w:val="en"/>
               </w:rPr>
-              <w:t>class</w:t>
-            </w:r>
-            <w:proofErr w:type="spellEnd"/>
-            <w:r>
-              <w:rPr>
-                <w:bCs/>
-                <w:i/>
+              <w:t xml:space="preserve">class </w:t>
+            </w:r>
+            <w:r>
+              <w:rPr>
+                <w:bCs/>
                 <w:iCs/>
-                <w:color w:val="2E74B5" w:themeColor="accent5" w:themeShade="BF"/>
-                <w:lang w:val="en"/>
-              </w:rPr>
-              <w:t xml:space="preserve"> </w:t>
-            </w:r>
-            <w:proofErr w:type="spellStart"/>
-            <w:proofErr w:type="gramStart"/>
+                <w:lang w:val="en"/>
+              </w:rPr>
+              <w:t>velocity.</w:t>
+            </w:r>
             <w:r>
               <w:rPr>
                 <w:bCs/>
                 <w:iCs/>
                 <w:lang w:val="en"/>
               </w:rPr>
-              <w:t>velocity.speed</w:t>
-            </w:r>
-            <w:proofErr w:type="gramEnd"/>
+              <w:t>velocity</w:t>
+            </w:r>
             <w:r>
               <w:rPr>
                 <w:bCs/>
@@ -3367,7 +2763,6 @@
               </w:rPr>
               <w:t>_of_sound</w:t>
             </w:r>
-            <w:proofErr w:type="spellEnd"/>
             <w:r>
               <w:rPr>
                 <w:bCs/>
@@ -3406,7 +2801,19 @@
         <w:rPr>
           <w:lang w:val="en"/>
         </w:rPr>
-        <w:t xml:space="preserve">Returns the constant value for the speed of sound in air, water, or steel. The value is in meters-per-second. </w:t>
+        <w:t>Returns the constant value for the speed of sound in air, water, or steel. The value</w:t>
+      </w:r>
+      <w:r>
+        <w:rPr>
+          <w:lang w:val="en"/>
+        </w:rPr>
+        <w:t xml:space="preserve"> returned</w:t>
+      </w:r>
+      <w:r>
+        <w:rPr>
+          <w:lang w:val="en"/>
+        </w:rPr>
+        <w:t xml:space="preserve"> is in meters-per-second. </w:t>
       </w:r>
     </w:p>
     <w:tbl>
@@ -3573,21 +2980,7 @@
               <w:rPr>
                 <w:szCs w:val="20"/>
               </w:rPr>
-              <w:t xml:space="preserve">&gt;&gt;&gt; from </w:t>
-            </w:r>
-            <w:proofErr w:type="spellStart"/>
-            <w:r>
-              <w:rPr>
-                <w:szCs w:val="20"/>
-              </w:rPr>
-              <w:t>cedargrove_unit_</w:t>
-            </w:r>
-            <w:proofErr w:type="gramStart"/>
-            <w:r>
-              <w:rPr>
-                <w:szCs w:val="20"/>
-              </w:rPr>
-              <w:t>converter.</w:t>
+              <w:t>&gt;&gt;&gt; from cedargrove_unit_converter.</w:t>
             </w:r>
             <w:r>
               <w:rPr>
@@ -3595,15 +2988,12 @@
               </w:rPr>
               <w:t>velocity</w:t>
             </w:r>
-            <w:proofErr w:type="spellEnd"/>
-            <w:proofErr w:type="gramEnd"/>
             <w:r>
               <w:rPr>
                 <w:szCs w:val="20"/>
               </w:rPr>
               <w:t xml:space="preserve"> import </w:t>
             </w:r>
-            <w:proofErr w:type="spellStart"/>
             <w:r>
               <w:rPr>
                 <w:szCs w:val="20"/>
@@ -3616,7 +3006,6 @@
               </w:rPr>
               <w:t>_of_sound</w:t>
             </w:r>
-            <w:proofErr w:type="spellEnd"/>
           </w:p>
           <w:p>
             <w:pPr>
@@ -3630,7 +3019,6 @@
               </w:rPr>
               <w:t xml:space="preserve">&gt;&gt;&gt; </w:t>
             </w:r>
-            <w:proofErr w:type="spellStart"/>
             <w:r>
               <w:rPr>
                 <w:szCs w:val="20"/>
@@ -3641,28 +3029,7 @@
               <w:rPr>
                 <w:szCs w:val="20"/>
               </w:rPr>
-              <w:t>_of_</w:t>
-            </w:r>
-            <w:proofErr w:type="gramStart"/>
-            <w:r>
-              <w:rPr>
-                <w:szCs w:val="20"/>
-              </w:rPr>
-              <w:t>sound</w:t>
-            </w:r>
-            <w:proofErr w:type="spellEnd"/>
-            <w:r>
-              <w:rPr>
-                <w:szCs w:val="20"/>
-              </w:rPr>
-              <w:t>(</w:t>
-            </w:r>
-            <w:proofErr w:type="gramEnd"/>
-            <w:r>
-              <w:rPr>
-                <w:szCs w:val="20"/>
-              </w:rPr>
-              <w:t>)</w:t>
+              <w:t>_of_sound()</w:t>
             </w:r>
           </w:p>
           <w:p>
@@ -3697,7 +3064,6 @@
               </w:rPr>
               <w:t xml:space="preserve">&gt;&gt;&gt; </w:t>
             </w:r>
-            <w:proofErr w:type="spellStart"/>
             <w:r>
               <w:rPr>
                 <w:szCs w:val="20"/>
@@ -3708,28 +3074,7 @@
               <w:rPr>
                 <w:szCs w:val="20"/>
               </w:rPr>
-              <w:t>_of_sound</w:t>
-            </w:r>
-            <w:proofErr w:type="spellEnd"/>
-            <w:r>
-              <w:rPr>
-                <w:szCs w:val="20"/>
-              </w:rPr>
-              <w:t>(medium</w:t>
-            </w:r>
-            <w:proofErr w:type="gramStart"/>
-            <w:r>
-              <w:rPr>
-                <w:szCs w:val="20"/>
-              </w:rPr>
-              <w:t>=”air</w:t>
-            </w:r>
-            <w:proofErr w:type="gramEnd"/>
-            <w:r>
-              <w:rPr>
-                <w:szCs w:val="20"/>
-              </w:rPr>
-              <w:t>”)</w:t>
+              <w:t>_of_sound(medium=”air”)</w:t>
             </w:r>
           </w:p>
           <w:p>
@@ -3764,7 +3109,6 @@
               </w:rPr>
               <w:t xml:space="preserve">&gt;&gt;&gt; </w:t>
             </w:r>
-            <w:proofErr w:type="spellStart"/>
             <w:r>
               <w:rPr>
                 <w:szCs w:val="20"/>
@@ -3775,28 +3119,7 @@
               <w:rPr>
                 <w:szCs w:val="20"/>
               </w:rPr>
-              <w:t>_of_sound</w:t>
-            </w:r>
-            <w:proofErr w:type="spellEnd"/>
-            <w:r>
-              <w:rPr>
-                <w:szCs w:val="20"/>
-              </w:rPr>
-              <w:t>(medium</w:t>
-            </w:r>
-            <w:proofErr w:type="gramStart"/>
-            <w:r>
-              <w:rPr>
-                <w:szCs w:val="20"/>
-              </w:rPr>
-              <w:t>=”water</w:t>
-            </w:r>
-            <w:proofErr w:type="gramEnd"/>
-            <w:r>
-              <w:rPr>
-                <w:szCs w:val="20"/>
-              </w:rPr>
-              <w:t>”)</w:t>
+              <w:t>_of_sound(medium=”water”)</w:t>
             </w:r>
           </w:p>
           <w:p>
@@ -3831,7 +3154,6 @@
               </w:rPr>
               <w:t xml:space="preserve">&gt;&gt;&gt; </w:t>
             </w:r>
-            <w:proofErr w:type="spellStart"/>
             <w:r>
               <w:rPr>
                 <w:szCs w:val="20"/>
@@ -3842,28 +3164,7 @@
               <w:rPr>
                 <w:szCs w:val="20"/>
               </w:rPr>
-              <w:t>_of_sound</w:t>
-            </w:r>
-            <w:proofErr w:type="spellEnd"/>
-            <w:r>
-              <w:rPr>
-                <w:szCs w:val="20"/>
-              </w:rPr>
-              <w:t>(medium</w:t>
-            </w:r>
-            <w:proofErr w:type="gramStart"/>
-            <w:r>
-              <w:rPr>
-                <w:szCs w:val="20"/>
-              </w:rPr>
-              <w:t>=”steel</w:t>
-            </w:r>
-            <w:proofErr w:type="gramEnd"/>
-            <w:r>
-              <w:rPr>
-                <w:szCs w:val="20"/>
-              </w:rPr>
-              <w:t>”)</w:t>
+              <w:t>_of_sound(medium=”steel”)</w:t>
             </w:r>
           </w:p>
           <w:p>
